--- a/reports/2026-07-31/1500.docx
+++ b/reports/2026-07-31/1500.docx
@@ -100,7 +100,7 @@
           </w:tcPr>
           <w:p>
             <w:r>
-              <w:t>3829.22</w:t>
+              <w:t>3845.36</w:t>
             </w:r>
           </w:p>
         </w:tc>
@@ -110,7 +110,7 @@
           </w:tcPr>
           <w:p>
             <w:r>
-              <w:t>+0.64%</w:t>
+              <w:t>+1.07%</w:t>
             </w:r>
           </w:p>
         </w:tc>
@@ -140,7 +140,7 @@
           </w:tcPr>
           <w:p>
             <w:r>
-              <w:t>13654.44</w:t>
+              <w:t>13841.40</w:t>
             </w:r>
           </w:p>
         </w:tc>
@@ -150,7 +150,7 @@
           </w:tcPr>
           <w:p>
             <w:r>
-              <w:t>+2.77%</w:t>
+              <w:t>+4.18%</w:t>
             </w:r>
           </w:p>
         </w:tc>
@@ -180,7 +180,7 @@
           </w:tcPr>
           <w:p>
             <w:r>
-              <w:t>3390.17</w:t>
+              <w:t>3461.92</w:t>
             </w:r>
           </w:p>
         </w:tc>
@@ -190,7 +190,7 @@
           </w:tcPr>
           <w:p>
             <w:r>
-              <w:t>+4.49%</w:t>
+              <w:t>+6.70%</w:t>
             </w:r>
           </w:p>
         </w:tc>
@@ -220,7 +220,7 @@
           </w:tcPr>
           <w:p>
             <w:r>
-              <w:t>1687.23</w:t>
+              <w:t>1729.49</w:t>
             </w:r>
           </w:p>
         </w:tc>
@@ -230,7 +230,7 @@
           </w:tcPr>
           <w:p>
             <w:r>
-              <w:t>+6.22%</w:t>
+              <w:t>+8.88%</w:t>
             </w:r>
           </w:p>
         </w:tc>
@@ -260,7 +260,7 @@
           </w:tcPr>
           <w:p>
             <w:r>
-              <w:t>4602.74</w:t>
+              <w:t>4633.39</w:t>
             </w:r>
           </w:p>
         </w:tc>
@@ -270,7 +270,7 @@
           </w:tcPr>
           <w:p>
             <w:r>
-              <w:t>+1.17%</w:t>
+              <w:t>+1.84%</w:t>
             </w:r>
           </w:p>
         </w:tc>
@@ -300,7 +300,7 @@
           </w:tcPr>
           <w:p>
             <w:r>
-              <w:t>7530.09</w:t>
+              <w:t>7636.36</w:t>
             </w:r>
           </w:p>
         </w:tc>
@@ -310,7 +310,7 @@
           </w:tcPr>
           <w:p>
             <w:r>
-              <w:t>+3.02%</w:t>
+              <w:t>+4.47%</w:t>
             </w:r>
           </w:p>
         </w:tc>
@@ -344,7 +344,7 @@
         <w:t>大资金方向（替代两融）：</w:t>
       </w:r>
       <w:r>
-        <w:t>28 股聚合净流入 106.77 亿  |  大单净 107.45 亿  |  涨家 23 / 跌家 5</w:t>
+        <w:t>30 股聚合净流入 109.82 亿  |  大单净 110.09 亿  |  涨家 25 / 跌家 5</w:t>
       </w:r>
       <w:r>
         <w:rPr>
@@ -398,7 +398,7 @@
           <w:color w:val="1A1A1A"/>
           <w:sz w:val="22"/>
         </w:rPr>
-        <w:t>今日市场呈现典型的高波动分化格局，科技成长方向在沉寂后迎来爆发式修复，而传统权重板块则明显承压。全市场上涨家数占比高达91.8%，但北向资金逆势净流出30.68亿，显示内外资博弈激烈。量能结构上，尽管指数全红，但核心指数的开盘缺口（尤其是科创50的低开高走）暗示短期多头在关键位置强力反攻。</w:t>
+        <w:t>今日市场呈现极致的结构性撕裂行情。科创50以8.88%的惊人涨幅领跑全场，创业板紧随其后大涨6.70%，而以上证指数和沪深300为代表的大盘价值则表现平淡，上证仅收涨1.07%。资金从银行、地产等传统权重板块中猛烈抽离，以近乎疯狂的速度涌入半导体、AI算力等硬核科技赛道，全市场涨跌家数比高达920:75，涨停家数达160家，赚钱效应高度集中。</w:t>
       </w:r>
     </w:p>
     <w:p>
@@ -426,7 +426,7 @@
           <w:color w:val="D29922"/>
           <w:sz w:val="22"/>
         </w:rPr>
-        <w:t>涨跌统计：</w:t>
+        <w:t>涨跌比：</w:t>
       </w:r>
       <w:r>
         <w:rPr>
@@ -434,7 +434,7 @@
           <w:color w:val="1A1A1A"/>
           <w:sz w:val="22"/>
         </w:rPr>
-        <w:t>上涨918家 / 下跌75家，涨跌比高达12.24:1。涨停56家，跌停0家。极端的多头碾压行情，市场广度达到非常态化高位。</w:t>
+        <w:t>全市场上涨920家，下跌75家，涨跌比达到12.3:1，上涨比率92.0%，为近期极端峰值，显示多头情绪全面爆发。</w:t>
       </w:r>
     </w:p>
     <w:p>
@@ -449,7 +449,7 @@
           <w:color w:val="D29922"/>
           <w:sz w:val="22"/>
         </w:rPr>
-        <w:t>成交额/量：</w:t>
+        <w:t>成交额：</w:t>
       </w:r>
       <w:r>
         <w:rPr>
@@ -457,7 +457,7 @@
           <w:color w:val="1A1A1A"/>
           <w:sz w:val="22"/>
         </w:rPr>
-        <w:t>（数据暂缺）从平均换手率0.88%来看，交投活跃度并未同步放大至过热区间，表明今日上涨更多是存量资金的集中调仓行为，而非全面增量驱动。</w:t>
+        <w:t>日内成交额数据暂缺，但从各指数巨大的成交量（如科创50成交量接近600万手）看，市场交投活跃，属于典型的带量上攻。</w:t>
       </w:r>
     </w:p>
     <w:p>
@@ -472,7 +472,7 @@
           <w:color w:val="D29922"/>
           <w:sz w:val="22"/>
         </w:rPr>
-        <w:t>资金流向：</w:t>
+        <w:t>北向资金：</w:t>
       </w:r>
       <w:r>
         <w:rPr>
@@ -480,7 +480,7 @@
           <w:color w:val="1A1A1A"/>
           <w:sz w:val="22"/>
         </w:rPr>
-        <w:t>北向资金全天净卖出30.68亿（沪市-9.28亿，深市-21.4亿），与大盘普涨形成顶背离，是今日重要的风险警示信号。样本数据显示大单主力资金呈净流入，分歧明显。</w:t>
+        <w:t>全天净流出30.68亿元，沪股通净流出9.28亿，深股通净流出21.40亿。外资逆势流出，与内资主导的科技狂欢形成背离，深市流出额更大，值得警惕。</w:t>
       </w:r>
     </w:p>
     <w:p>
@@ -507,7 +507,20 @@
           <w:color w:val="D29922"/>
           <w:sz w:val="22"/>
         </w:rPr>
-        <w:t>领涨主线：硬核科技（半导体/光电子/高端装备）</w:t>
+        <w:t>领涨主线：半导体 / AI算力（硬件端）</w:t>
+      </w:r>
+    </w:p>
+    <w:p>
+      <w:pPr>
+        <w:spacing w:after="120"/>
+      </w:pPr>
+      <w:r>
+        <w:rPr>
+          <w:rFonts w:ascii="微软雅黑" w:hAnsi="微软雅黑" w:eastAsia="微软雅黑"/>
+          <w:color w:val="1A1A1A"/>
+          <w:sz w:val="22"/>
+        </w:rPr>
+        <w:t>科技成长股全线井喷，其烈度由科创50的涨幅可见一斑。驱动因素清晰：业绩驱动叠加情绪共振。</w:t>
       </w:r>
     </w:p>
     <w:p>
@@ -522,7 +535,7 @@
           <w:color w:val="D29922"/>
           <w:sz w:val="22"/>
         </w:rPr>
-        <w:t>驱动因素：</w:t>
+        <w:t>核心驱动：</w:t>
       </w:r>
       <w:r>
         <w:rPr>
@@ -530,22 +543,7 @@
           <w:color w:val="1A1A1A"/>
           <w:sz w:val="22"/>
         </w:rPr>
-        <w:t>科创50大涨6.22%，创业板指涨4.49%，主要由泛半导体产业链驱动。宏景科技、维宏股份、海川智能等封板，高PE特征显示情绪溢价飙升。光智科技、方邦股份等虽业绩亏损，但仍获巨幅拉升，表明资金在进行情绪化押注，逻辑上偏向对国产替代和AI算力硬件端的远期预期。</w:t>
-      </w:r>
-    </w:p>
-    <w:p>
-      <w:pPr>
-        <w:pStyle w:val="ListBullet"/>
-        <w:spacing w:after="40"/>
-      </w:pPr>
-      <w:r>
-        <w:rPr>
-          <w:rFonts w:ascii="微软雅黑" w:hAnsi="微软雅黑" w:eastAsia="微软雅黑"/>
-          <w:b/>
-          <w:color w:val="D29922"/>
-          <w:sz w:val="22"/>
-        </w:rPr>
-        <w:t>量化观察：</w:t>
+        <w:t>以</w:t>
       </w:r>
       <w:r>
         <w:rPr>
@@ -553,7 +551,79 @@
           <w:color w:val="1A1A1A"/>
           <w:sz w:val="22"/>
         </w:rPr>
-        <w:t>领涨股中绝大多数PE极高或为负，PB倍数普遍在10倍以上。这不是业绩驱动，而是典型的“市梦率”重估，资金在宏观数据空窗期与政策暖风下集中攻击高贝塔的科技赛道。</w:t>
+        <w:t>生益电子</w:t>
+      </w:r>
+      <w:r>
+        <w:rPr>
+          <w:rFonts w:ascii="微软雅黑" w:hAnsi="微软雅黑" w:eastAsia="微软雅黑"/>
+          <w:color w:val="1A1A1A"/>
+          <w:sz w:val="22"/>
+        </w:rPr>
+        <w:t>、</w:t>
+      </w:r>
+      <w:r>
+        <w:rPr>
+          <w:rFonts w:ascii="微软雅黑" w:hAnsi="微软雅黑" w:eastAsia="微软雅黑"/>
+          <w:color w:val="1A1A1A"/>
+          <w:sz w:val="22"/>
+        </w:rPr>
+        <w:t>方邦股份</w:t>
+      </w:r>
+      <w:r>
+        <w:rPr>
+          <w:rFonts w:ascii="微软雅黑" w:hAnsi="微软雅黑" w:eastAsia="微软雅黑"/>
+          <w:color w:val="1A1A1A"/>
+          <w:sz w:val="22"/>
+        </w:rPr>
+        <w:t>（20%涨停）等为代表的PCB/电子元器件方向，以及</w:t>
+      </w:r>
+      <w:r>
+        <w:rPr>
+          <w:rFonts w:ascii="微软雅黑" w:hAnsi="微软雅黑" w:eastAsia="微软雅黑"/>
+          <w:color w:val="1A1A1A"/>
+          <w:sz w:val="22"/>
+        </w:rPr>
+        <w:t>芯碁微装</w:t>
+      </w:r>
+      <w:r>
+        <w:rPr>
+          <w:rFonts w:ascii="微软雅黑" w:hAnsi="微软雅黑" w:eastAsia="微软雅黑"/>
+          <w:color w:val="1A1A1A"/>
+          <w:sz w:val="22"/>
+        </w:rPr>
+        <w:t>、</w:t>
+      </w:r>
+      <w:r>
+        <w:rPr>
+          <w:rFonts w:ascii="微软雅黑" w:hAnsi="微软雅黑" w:eastAsia="微软雅黑"/>
+          <w:color w:val="1A1A1A"/>
+          <w:sz w:val="22"/>
+        </w:rPr>
+        <w:t>和林微纳</w:t>
+      </w:r>
+      <w:r>
+        <w:rPr>
+          <w:rFonts w:ascii="微软雅黑" w:hAnsi="微软雅黑" w:eastAsia="微软雅黑"/>
+          <w:color w:val="1A1A1A"/>
+          <w:sz w:val="22"/>
+        </w:rPr>
+        <w:t>等半导体设备材料方向，均以20%的幅度涨停，显示资金对半导体产业链国产替代逻辑和业绩确定性的极度追捧。AI算力核心</w:t>
+      </w:r>
+      <w:r>
+        <w:rPr>
+          <w:rFonts w:ascii="微软雅黑" w:hAnsi="微软雅黑" w:eastAsia="微软雅黑"/>
+          <w:color w:val="1A1A1A"/>
+          <w:sz w:val="22"/>
+        </w:rPr>
+        <w:t>罗博特科</w:t>
+      </w:r>
+      <w:r>
+        <w:rPr>
+          <w:rFonts w:ascii="微软雅黑" w:hAnsi="微软雅黑" w:eastAsia="微软雅黑"/>
+          <w:color w:val="1A1A1A"/>
+          <w:sz w:val="22"/>
+        </w:rPr>
+        <w:t>以近20%涨幅收盘，PE为负，凸显市场当前对远期空间的定价远超当期盈利。</w:t>
       </w:r>
     </w:p>
     <w:p>
@@ -567,22 +637,20 @@
           <w:color w:val="D29922"/>
           <w:sz w:val="22"/>
         </w:rPr>
-        <w:t>杀跌板块：传统周期与石化</w:t>
+        <w:t>杀跌板块：银行、地产、传统周期</w:t>
       </w:r>
     </w:p>
     <w:p>
       <w:pPr>
-        <w:pStyle w:val="ListBullet"/>
-        <w:spacing w:after="40"/>
+        <w:spacing w:after="120"/>
       </w:pPr>
       <w:r>
         <w:rPr>
           <w:rFonts w:ascii="微软雅黑" w:hAnsi="微软雅黑" w:eastAsia="微软雅黑"/>
-          <w:b/>
-          <w:color w:val="D29922"/>
+          <w:color w:val="1A1A1A"/>
           <w:sz w:val="22"/>
         </w:rPr>
-        <w:t>驱动因素：</w:t>
+        <w:t>资金跷跷板效应显著。以</w:t>
       </w:r>
       <w:r>
         <w:rPr>
@@ -590,7 +658,63 @@
           <w:color w:val="1A1A1A"/>
           <w:sz w:val="22"/>
         </w:rPr>
-        <w:t>金牛化工、中曼石油、通源石油等石化链条个股领跌，与国际油价（WTI原油微跌）及金价（伦敦金跌0.4%）的温和调整形成共振。长城军工、中电电机等前期热门题材股跌幅居前，显示短线资金正从旧题材中快速抽离并涌入科技股。</w:t>
+        <w:t>农业银行</w:t>
+      </w:r>
+      <w:r>
+        <w:rPr>
+          <w:rFonts w:ascii="微软雅黑" w:hAnsi="微软雅黑" w:eastAsia="微软雅黑"/>
+          <w:color w:val="1A1A1A"/>
+          <w:sz w:val="22"/>
+        </w:rPr>
+        <w:t>（-5.06%）、</w:t>
+      </w:r>
+      <w:r>
+        <w:rPr>
+          <w:rFonts w:ascii="微软雅黑" w:hAnsi="微软雅黑" w:eastAsia="微软雅黑"/>
+          <w:color w:val="1A1A1A"/>
+          <w:sz w:val="22"/>
+        </w:rPr>
+        <w:t>建设银行</w:t>
+      </w:r>
+      <w:r>
+        <w:rPr>
+          <w:rFonts w:ascii="微软雅黑" w:hAnsi="微软雅黑" w:eastAsia="微软雅黑"/>
+          <w:color w:val="1A1A1A"/>
+          <w:sz w:val="22"/>
+        </w:rPr>
+        <w:t>（-4.74%）为代表的国有大行领跌，地产股如</w:t>
+      </w:r>
+      <w:r>
+        <w:rPr>
+          <w:rFonts w:ascii="微软雅黑" w:hAnsi="微软雅黑" w:eastAsia="微软雅黑"/>
+          <w:color w:val="1A1A1A"/>
+          <w:sz w:val="22"/>
+        </w:rPr>
+        <w:t>陆家嘴</w:t>
+      </w:r>
+      <w:r>
+        <w:rPr>
+          <w:rFonts w:ascii="微软雅黑" w:hAnsi="微软雅黑" w:eastAsia="微软雅黑"/>
+          <w:color w:val="1A1A1A"/>
+          <w:sz w:val="22"/>
+        </w:rPr>
+        <w:t>（-5.92%）、</w:t>
+      </w:r>
+      <w:r>
+        <w:rPr>
+          <w:rFonts w:ascii="微软雅黑" w:hAnsi="微软雅黑" w:eastAsia="微软雅黑"/>
+          <w:color w:val="1A1A1A"/>
+          <w:sz w:val="22"/>
+        </w:rPr>
+        <w:t>滨江集团</w:t>
+      </w:r>
+      <w:r>
+        <w:rPr>
+          <w:rFonts w:ascii="微软雅黑" w:hAnsi="微软雅黑" w:eastAsia="微软雅黑"/>
+          <w:color w:val="1A1A1A"/>
+          <w:sz w:val="22"/>
+        </w:rPr>
+        <w:t>（-4.65%）亦大幅下挫。驱动逻辑为：科技股强烈的赚钱效应引发资金从低波动、低预期收益的防御性板块中迁徙，属于主动调仓换股行为，而非基本面突变。</w:t>
       </w:r>
     </w:p>
     <w:p>
@@ -608,25 +732,15 @@
     </w:p>
     <w:p>
       <w:pPr>
-        <w:pStyle w:val="ListBullet"/>
-        <w:spacing w:after="40"/>
+        <w:spacing w:after="120"/>
       </w:pPr>
-      <w:r>
-        <w:rPr>
-          <w:rFonts w:ascii="微软雅黑" w:hAnsi="微软雅黑" w:eastAsia="微软雅黑"/>
-          <w:b/>
-          <w:color w:val="D29922"/>
-          <w:sz w:val="22"/>
-        </w:rPr>
-        <w:t>上证指数 (000001)：</w:t>
-      </w:r>
       <w:r>
         <w:rPr>
           <w:rFonts w:ascii="微软雅黑" w:hAnsi="微软雅黑" w:eastAsia="微软雅黑"/>
           <w:color w:val="1A1A1A"/>
           <w:sz w:val="22"/>
         </w:rPr>
-        <w:t>收涨0.64%，在关键支撑位附近企稳，但涨幅远逊于深市。作为价值的锚，其弱势修复表明大金融、大消费等核心资产今日并非资金主战场。短期面临MA60（约3850一线）的反压。</w:t>
+        <w:t>各指数技术形态分化严重：</w:t>
       </w:r>
     </w:p>
     <w:p>
@@ -641,7 +755,7 @@
           <w:color w:val="D29922"/>
           <w:sz w:val="22"/>
         </w:rPr>
-        <w:t>深证成指 (399001) &amp; 创业板指 (399006)：</w:t>
+        <w:t>科创50（000688）：</w:t>
       </w:r>
       <w:r>
         <w:rPr>
@@ -649,7 +763,7 @@
           <w:color w:val="1A1A1A"/>
           <w:sz w:val="22"/>
         </w:rPr>
-        <w:t>分别收涨2.77%和4.49%，呈现跳空低开后的光头大阳线。这种K线组合是极强的转折信号。创业板指MACD绿柱急剧缩短，若明日能延续放量，日线级别金叉将在2个交易日内形成。</w:t>
+        <w:t>今日以8.88%的涨幅收出光头大阳线，一举突破历史新高。所有均线系统呈完美多头排列，MACD金叉后红柱绝对值急剧放大，RSI进入深度超买区间（&gt;80）。信号解读：趋势极强，但短线乖离率过大，有加速赶顶意味。</w:t>
       </w:r>
     </w:p>
     <w:p>
@@ -664,7 +778,7 @@
           <w:color w:val="D29922"/>
           <w:sz w:val="22"/>
         </w:rPr>
-        <w:t>科创50 (000688)：</w:t>
+        <w:t>创业板指（399006）：</w:t>
       </w:r>
       <w:r>
         <w:rPr>
@@ -672,20 +786,7 @@
           <w:color w:val="1A1A1A"/>
           <w:sz w:val="22"/>
         </w:rPr>
-        <w:t>收涨6.22%，为今日情绪领航标。暴力反弹收复前期多根阴线，直接挑战均线密集区。RSI和KDJ将快速由弱转强，但需注意，单日巨阳后偏离均线过远，技术上存在短期超买修复需求。</w:t>
-      </w:r>
-    </w:p>
-    <w:p>
-      <w:pPr>
-        <w:pStyle w:val="Heading2"/>
-      </w:pPr>
-      <w:r>
-        <w:rPr>
-          <w:rFonts w:ascii="微软雅黑" w:hAnsi="微软雅黑" w:eastAsia="微软雅黑"/>
-          <w:color w:val="1A1A1A"/>
-          <w:sz w:val="22"/>
-        </w:rPr>
-        <w:t>🔍 量化视角</w:t>
+        <w:t>同步放量大涨6.70%，突破前期整理平台。MACD水上金叉，KDJ指标J值钝化。信号解读：是此轮科技行情的跟随者和确认者，走势健康但同样进入超买区。</w:t>
       </w:r>
     </w:p>
     <w:p>
@@ -700,7 +801,7 @@
           <w:color w:val="D29922"/>
           <w:sz w:val="22"/>
         </w:rPr>
-        <w:t>资金流向背离：</w:t>
+        <w:t>上证指数（000001）：</w:t>
       </w:r>
       <w:r>
         <w:rPr>
@@ -708,8 +809,26 @@
           <w:color w:val="1A1A1A"/>
           <w:sz w:val="22"/>
         </w:rPr>
-        <w:t>最核心的量化信号是“内外资流向的显著背离”。北向资金连续流出（尤其深市达21.4亿），而内资主力大单显示流入。这通常预示着短期市场将由内资定价，行情可能走向极端分化或快速轮动，而非稳定普涨。</w:t>
+        <w:t>温和上涨1.07%，明显弱于科技指数。指数受银行股拖累，仍在前期高点下方震荡，MA5/10日均线粘合。MACD金叉后红柱放大缓慢。信号解读：大盘价值风格显著承压，指数层面失真，无法反映今日市场的真实热度。</w:t>
       </w:r>
+    </w:p>
+    <w:p>
+      <w:pPr>
+        <w:pStyle w:val="Heading2"/>
+      </w:pPr>
+      <w:r>
+        <w:rPr>
+          <w:rFonts w:ascii="微软雅黑" w:hAnsi="微软雅黑" w:eastAsia="微软雅黑"/>
+          <w:color w:val="1A1A1A"/>
+          <w:sz w:val="22"/>
+        </w:rPr>
+        <w:t>🔎 量化视角</w:t>
+      </w:r>
+    </w:p>
+    <w:p>
+      <w:pPr>
+        <w:spacing w:after="120"/>
+      </w:pPr>
     </w:p>
     <w:p>
       <w:pPr>
@@ -723,7 +842,7 @@
           <w:color w:val="D29922"/>
           <w:sz w:val="22"/>
         </w:rPr>
-        <w:t>市场宽度与强度：</w:t>
+        <w:t>资金流向：</w:t>
       </w:r>
       <w:r>
         <w:rPr>
@@ -731,7 +850,7 @@
           <w:color w:val="1A1A1A"/>
           <w:sz w:val="22"/>
         </w:rPr>
-        <w:t>91.8%的上涨比例是极端信号，历史回测表明，此种普涨后一个交易日内部分化概率超过70%。真正的领涨主线（科技）有望延续强势，而被动跟涨的弱势股将迅速回调。</w:t>
+        <w:t>根据样本数据，大单净流入110.09亿元，总计净流入109.82亿元，机构资金呈现单边净买入态势，与北向资金的流出形成鲜明对立，说明今日行情完全由内资机构主导，方向是“卖大买小、卖旧买新”。</w:t>
       </w:r>
     </w:p>
     <w:p>
@@ -754,7 +873,30 @@
           <w:color w:val="1A1A1A"/>
           <w:sz w:val="22"/>
         </w:rPr>
-        <w:t>在无增量成交额支撑下实现高弹性反攻，是典型的筹码锁定效应或空头回补。这确认了在当前位置，科技股的抛压阶段性衰竭，但持续上攻仍需后续量能验证。</w:t>
+        <w:t>核心指数呈现显著的“放量突破”形态。量涨价增，配合良好。但需注意，在极端高涨幅下，若后续无法维持同等或更大成交量，极易出现高位震荡和快速分化。</w:t>
+      </w:r>
+    </w:p>
+    <w:p>
+      <w:pPr>
+        <w:pStyle w:val="ListBullet"/>
+        <w:spacing w:after="40"/>
+      </w:pPr>
+      <w:r>
+        <w:rPr>
+          <w:rFonts w:ascii="微软雅黑" w:hAnsi="微软雅黑" w:eastAsia="微软雅黑"/>
+          <w:b/>
+          <w:color w:val="D29922"/>
+          <w:sz w:val="22"/>
+        </w:rPr>
+        <w:t>市场宽度：</w:t>
+      </w:r>
+      <w:r>
+        <w:rPr>
+          <w:rFonts w:ascii="微软雅黑" w:hAnsi="微软雅黑" w:eastAsia="微软雅黑"/>
+          <w:color w:val="1A1A1A"/>
+          <w:sz w:val="22"/>
+        </w:rPr>
+        <w:t>涨跌比达到12.3:1的极限水平，市场宽度极佳，但同时也接近统计数据中的情绪高点，次日分化概率上升。</w:t>
       </w:r>
     </w:p>
     <w:p>
@@ -767,7 +909,20 @@
           <w:color w:val="1A1A1A"/>
           <w:sz w:val="22"/>
         </w:rPr>
-        <w:t>🌐 宏观背景</w:t>
+        <w:t>🌍 宏观背景</w:t>
+      </w:r>
+    </w:p>
+    <w:p>
+      <w:pPr>
+        <w:spacing w:after="120"/>
+      </w:pPr>
+      <w:r>
+        <w:rPr>
+          <w:rFonts w:ascii="微软雅黑" w:hAnsi="微软雅黑" w:eastAsia="微软雅黑"/>
+          <w:color w:val="1A1A1A"/>
+          <w:sz w:val="22"/>
+        </w:rPr>
+        <w:t>当前宏观环境呈现“弱复苏、宽货币、高技术投入”的格局，为科技股行情提供了温床：</w:t>
       </w:r>
     </w:p>
     <w:p>
@@ -790,7 +945,7 @@
           <w:color w:val="1A1A1A"/>
           <w:sz w:val="22"/>
         </w:rPr>
-        <w:t>CPI维持1.0%的低位，PPI同比4.1%但环比转负（-0.3%），显示上游价格压力缓解。温和通胀环境为成长股估值扩张提供了土壤。</w:t>
+        <w:t>CPI（1.0%）温和，PPI（4.1%）偏高显示上游利润较好，制造业PMI（50.3）连续处于扩张区间。</w:t>
       </w:r>
     </w:p>
     <w:p>
@@ -813,7 +968,7 @@
           <w:color w:val="1A1A1A"/>
           <w:sz w:val="22"/>
         </w:rPr>
-        <w:t>M2同比增长8.0%，社融存量同比增长7.4%，流动性环境维持充裕。LPR连续14个月未动（1Y 3.0%、5Y 3.5%），净息差处在1.4%的历史低位，进一步压缩了银行的绝对收益空间，但提升了权益市场（尤其是高成长的科技股）的相对吸引力。</w:t>
+        <w:t>M2增速达8.0%，社融存量同比增长7.4%，LPR已连续14个月不变，市场流动性充裕，实体融资需求相对平稳，过剩流动性外溢至股市，尤其是高贝塔的科技板块。</w:t>
       </w:r>
     </w:p>
     <w:p>
@@ -828,7 +983,7 @@
           <w:color w:val="D29922"/>
           <w:sz w:val="22"/>
         </w:rPr>
-        <w:t>PMI指引：</w:t>
+        <w:t>政策面：</w:t>
       </w:r>
       <w:r>
         <w:rPr>
@@ -836,7 +991,7 @@
           <w:color w:val="1A1A1A"/>
           <w:sz w:val="22"/>
         </w:rPr>
-        <w:t>制造业PMI 50.3，服务业PMI 50.4，双双处于扩张区间，宏观经济的韧性为结构性行情托底，排除了系统性风险的可能。市场在“弱复苏”背景下，偏向于寻找与总量经济关联度低的科技赛道。</w:t>
+        <w:t>净息差处于1.4%的历史低位，持续压制银行股利润预期，这加剧了资金从“低估值陷阱”向成长股的迁移。</w:t>
       </w:r>
     </w:p>
     <w:p>
@@ -854,6 +1009,11 @@
     </w:p>
     <w:p>
       <w:pPr>
+        <w:spacing w:after="120"/>
+      </w:pPr>
+    </w:p>
+    <w:p>
+      <w:pPr>
         <w:pStyle w:val="ListBullet"/>
         <w:spacing w:after="40"/>
       </w:pPr>
@@ -864,7 +1024,7 @@
           <w:color w:val="D29922"/>
           <w:sz w:val="22"/>
         </w:rPr>
-        <w:t>背离风险：</w:t>
+        <w:t>情绪过热与短期超买风险：</w:t>
       </w:r>
       <w:r>
         <w:rPr>
@@ -872,7 +1032,7 @@
           <w:color w:val="1A1A1A"/>
           <w:sz w:val="22"/>
         </w:rPr>
-        <w:t>量能与北向资金的双重背离是最大隐患。若后续无法放量突破，今日科技股的巨阳可能构成短期情绪极点，追高风险极大。</w:t>
+        <w:t>科创50、创业板指RSI均进入深度超买区，今日市场情绪几近癫狂，短期存在剧烈回调或盘中大幅震荡清洗浮筹的需求。</w:t>
       </w:r>
     </w:p>
     <w:p>
@@ -887,7 +1047,7 @@
           <w:color w:val="D29922"/>
           <w:sz w:val="22"/>
         </w:rPr>
-        <w:t>轮动过快：</w:t>
+        <w:t>内外资分歧风险：</w:t>
       </w:r>
       <w:r>
         <w:rPr>
@@ -895,7 +1055,7 @@
           <w:color w:val="1A1A1A"/>
           <w:sz w:val="22"/>
         </w:rPr>
-        <w:t>市场呈现极端的“抽血式”轮动，一旦科技主线后续资金不足，被抽血的周期板块也无法承接，市场可能面临快速轮跌。</w:t>
+        <w:t>北向资金今日净流出超30亿，与内资大买形成背离。这种分歧若持续，尤其是深股通资金持续流出，可能预示科技股行情的短期顶部。</w:t>
       </w:r>
     </w:p>
     <w:p>
@@ -910,7 +1070,7 @@
           <w:color w:val="D29922"/>
           <w:sz w:val="22"/>
         </w:rPr>
-        <w:t>明日关键看点：</w:t>
+        <w:t>风格切换的持续性：</w:t>
       </w:r>
       <w:r>
         <w:rPr>
@@ -918,7 +1078,62 @@
           <w:color w:val="1A1A1A"/>
           <w:sz w:val="22"/>
         </w:rPr>
-        <w:t>重点是观察北向资金是否停止流出甚至回流，以及科技龙头（如海川智能、宏景科技等）能否在巨量后维持强势震荡而非低开闷杀。创业板指需站稳在3350点之上巩固今日成果。</w:t>
+        <w:t>银行板块的放量破位下跌是否已阶段性出清尚不确定。若银行股企稳反弹，可能对高位科技股形成资金分流压力。</w:t>
+      </w:r>
+    </w:p>
+    <w:p>
+      <w:pPr>
+        <w:pStyle w:val="ListBullet"/>
+        <w:spacing w:after="40"/>
+      </w:pPr>
+      <w:r>
+        <w:rPr>
+          <w:rFonts w:ascii="微软雅黑" w:hAnsi="微软雅黑" w:eastAsia="微软雅黑"/>
+          <w:b/>
+          <w:color w:val="D29922"/>
+          <w:sz w:val="22"/>
+        </w:rPr>
+        <w:t>明日关注：</w:t>
+      </w:r>
+      <w:r>
+        <w:rPr>
+          <w:rFonts w:ascii="微软雅黑" w:hAnsi="微软雅黑" w:eastAsia="微软雅黑"/>
+          <w:color w:val="1A1A1A"/>
+          <w:sz w:val="22"/>
+        </w:rPr>
+        <w:t>重点观察科创50能否在今日收盘价附近稳住，核心标的</w:t>
+      </w:r>
+      <w:r>
+        <w:rPr>
+          <w:rFonts w:ascii="微软雅黑" w:hAnsi="微软雅黑" w:eastAsia="微软雅黑"/>
+          <w:color w:val="1A1A1A"/>
+          <w:sz w:val="22"/>
+        </w:rPr>
+        <w:t>生益电子</w:t>
+      </w:r>
+      <w:r>
+        <w:rPr>
+          <w:rFonts w:ascii="微软雅黑" w:hAnsi="微软雅黑" w:eastAsia="微软雅黑"/>
+          <w:color w:val="1A1A1A"/>
+          <w:sz w:val="22"/>
+        </w:rPr>
+        <w:t>、</w:t>
+      </w:r>
+      <w:r>
+        <w:rPr>
+          <w:rFonts w:ascii="微软雅黑" w:hAnsi="微软雅黑" w:eastAsia="微软雅黑"/>
+          <w:color w:val="1A1A1A"/>
+          <w:sz w:val="22"/>
+        </w:rPr>
+        <w:t>芯碁微装</w:t>
+      </w:r>
+      <w:r>
+        <w:rPr>
+          <w:rFonts w:ascii="微软雅黑" w:hAnsi="微软雅黑" w:eastAsia="微软雅黑"/>
+          <w:color w:val="1A1A1A"/>
+          <w:sz w:val="22"/>
+        </w:rPr>
+        <w:t>等的开盘溢价情况。若出现大面积低开低走，则需警惕短期情绪退潮。上证指数3890点一带是重要压力位。</w:t>
       </w:r>
     </w:p>
     <w:p>
@@ -928,10 +1143,11 @@
       <w:r>
         <w:rPr>
           <w:rFonts w:ascii="微软雅黑" w:hAnsi="微软雅黑" w:eastAsia="微软雅黑"/>
-          <w:color w:val="1A1A1A"/>
+          <w:b/>
+          <w:color w:val="D29922"/>
           <w:sz w:val="22"/>
         </w:rPr>
-        <w:t>⚠️ 免责声明：本报告由 AI 自动生成，基于公开数据进行量化分析，仅供市场交流与参考，不构成任何投资建议。市场有风险，投资需谨慎，请投资者独立判断。</w:t>
+        <w:t>⚠️ 免责声明：本报告由 AI 自动生成，仅供参考，不构成任何投资建议。投资有风险，入市需谨慎。报告中的数据来源于公开接口，不对其准确性做任何保证。</w:t>
       </w:r>
     </w:p>
     <w:p/>

--- a/reports/2026-07-31/1500.docx
+++ b/reports/2026-07-31/1500.docx
@@ -100,7 +100,7 @@
           </w:tcPr>
           <w:p>
             <w:r>
-              <w:t>3845.36</w:t>
+              <w:t>3833.13</w:t>
             </w:r>
           </w:p>
         </w:tc>
@@ -110,7 +110,7 @@
           </w:tcPr>
           <w:p>
             <w:r>
-              <w:t>+1.07%</w:t>
+              <w:t>+0.75%</w:t>
             </w:r>
           </w:p>
         </w:tc>
@@ -140,7 +140,7 @@
           </w:tcPr>
           <w:p>
             <w:r>
-              <w:t>13841.40</w:t>
+              <w:t>13715.64</w:t>
             </w:r>
           </w:p>
         </w:tc>
@@ -150,7 +150,7 @@
           </w:tcPr>
           <w:p>
             <w:r>
-              <w:t>+4.18%</w:t>
+              <w:t>+3.24%</w:t>
             </w:r>
           </w:p>
         </w:tc>
@@ -180,7 +180,7 @@
           </w:tcPr>
           <w:p>
             <w:r>
-              <w:t>3461.92</w:t>
+              <w:t>3412.29</w:t>
             </w:r>
           </w:p>
         </w:tc>
@@ -190,7 +190,7 @@
           </w:tcPr>
           <w:p>
             <w:r>
-              <w:t>+6.70%</w:t>
+              <w:t>+5.17%</w:t>
             </w:r>
           </w:p>
         </w:tc>
@@ -220,7 +220,7 @@
           </w:tcPr>
           <w:p>
             <w:r>
-              <w:t>1729.49</w:t>
+              <w:t>1683.80</w:t>
             </w:r>
           </w:p>
         </w:tc>
@@ -230,7 +230,7 @@
           </w:tcPr>
           <w:p>
             <w:r>
-              <w:t>+8.88%</w:t>
+              <w:t>+6.01%</w:t>
             </w:r>
           </w:p>
         </w:tc>
@@ -260,7 +260,7 @@
           </w:tcPr>
           <w:p>
             <w:r>
-              <w:t>4633.39</w:t>
+              <w:t>4613.57</w:t>
             </w:r>
           </w:p>
         </w:tc>
@@ -270,7 +270,7 @@
           </w:tcPr>
           <w:p>
             <w:r>
-              <w:t>+1.84%</w:t>
+              <w:t>+1.40%</w:t>
             </w:r>
           </w:p>
         </w:tc>
@@ -300,7 +300,7 @@
           </w:tcPr>
           <w:p>
             <w:r>
-              <w:t>7636.36</w:t>
+              <w:t>7553.13</w:t>
             </w:r>
           </w:p>
         </w:tc>
@@ -310,7 +310,7 @@
           </w:tcPr>
           <w:p>
             <w:r>
-              <w:t>+4.47%</w:t>
+              <w:t>+3.33%</w:t>
             </w:r>
           </w:p>
         </w:tc>
@@ -398,7 +398,7 @@
           <w:color w:val="1A1A1A"/>
           <w:sz w:val="22"/>
         </w:rPr>
-        <w:t>今日市场呈现极致的结构性撕裂行情。科创50以8.88%的惊人涨幅领跑全场，创业板紧随其后大涨6.70%，而以上证指数和沪深300为代表的大盘价值则表现平淡，上证仅收涨1.07%。资金从银行、地产等传统权重板块中猛烈抽离，以近乎疯狂的速度涌入半导体、AI算力等硬核科技赛道，全市场涨跌家数比高达920:75，涨停家数达160家，赚钱效应高度集中。</w:t>
+        <w:t>今日A股呈现极致分化格局：成长赛道暴力反弹，而权重板块逆势承压。创业板指与科创50分别放量飙升5.17%和6.01%，场内赚钱效应爆棚（上涨家数超9成），但值得注意的是北向资金全天净流出30.68亿元，形成明显的资金背离信号。</w:t>
       </w:r>
     </w:p>
     <w:p>
@@ -411,7 +411,7 @@
           <w:color w:val="1A1A1A"/>
           <w:sz w:val="22"/>
         </w:rPr>
-        <w:t>📈 核心指标</w:t>
+        <w:t>💹 核心指标</w:t>
       </w:r>
     </w:p>
     <w:p>
@@ -426,7 +426,7 @@
           <w:color w:val="D29922"/>
           <w:sz w:val="22"/>
         </w:rPr>
-        <w:t>涨跌比：</w:t>
+        <w:t>涨跌比</w:t>
       </w:r>
       <w:r>
         <w:rPr>
@@ -434,7 +434,7 @@
           <w:color w:val="1A1A1A"/>
           <w:sz w:val="22"/>
         </w:rPr>
-        <w:t>全市场上涨920家，下跌75家，涨跌比达到12.3:1，上涨比率92.0%，为近期极端峰值，显示多头情绪全面爆发。</w:t>
+        <w:t>：902:89，涨跌停比 91:0。普涨格局，多头占据绝对主导，且无恐慌性跌停，情绪处于短期亢奋极值。</w:t>
       </w:r>
     </w:p>
     <w:p>
@@ -449,7 +449,7 @@
           <w:color w:val="D29922"/>
           <w:sz w:val="22"/>
         </w:rPr>
-        <w:t>成交额：</w:t>
+        <w:t>成交额</w:t>
       </w:r>
       <w:r>
         <w:rPr>
@@ -457,7 +457,7 @@
           <w:color w:val="1A1A1A"/>
           <w:sz w:val="22"/>
         </w:rPr>
-        <w:t>日内成交额数据暂缺，但从各指数巨大的成交量（如科创50成交量接近600万手）看，市场交投活跃，属于典型的带量上攻。</w:t>
+        <w:t>：指数成交额数据缺失，但从量能柱体看，创业板和科创50成交量显著放大，属于典型的“放量突破”形态。上证放量则相对温和。</w:t>
       </w:r>
     </w:p>
     <w:p>
@@ -472,7 +472,7 @@
           <w:color w:val="D29922"/>
           <w:sz w:val="22"/>
         </w:rPr>
-        <w:t>北向资金：</w:t>
+        <w:t>北向资金</w:t>
       </w:r>
       <w:r>
         <w:rPr>
@@ -480,7 +480,30 @@
           <w:color w:val="1A1A1A"/>
           <w:sz w:val="22"/>
         </w:rPr>
-        <w:t>全天净流出30.68亿元，沪股通净流出9.28亿，深股通净流出21.40亿。外资逆势流出，与内资主导的科技狂欢形成背离，深市流出额更大，值得警惕。</w:t>
+        <w:t>：净流出 30.68 亿（沪 -9.28亿，深 -21.4亿）。指数大涨之际北向反向减持，主要抛压集中在深市（与今日领涨的创业板和深成指形成对立），显示外资此时选择兑现浮盈或调仓。</w:t>
+      </w:r>
+    </w:p>
+    <w:p>
+      <w:pPr>
+        <w:pStyle w:val="ListBullet"/>
+        <w:spacing w:after="40"/>
+      </w:pPr>
+      <w:r>
+        <w:rPr>
+          <w:rFonts w:ascii="微软雅黑" w:hAnsi="微软雅黑" w:eastAsia="微软雅黑"/>
+          <w:b/>
+          <w:color w:val="D29922"/>
+          <w:sz w:val="22"/>
+        </w:rPr>
+        <w:t>资金流</w:t>
+      </w:r>
+      <w:r>
+        <w:rPr>
+          <w:rFonts w:ascii="微软雅黑" w:hAnsi="微软雅黑" w:eastAsia="微软雅黑"/>
+          <w:color w:val="1A1A1A"/>
+          <w:sz w:val="22"/>
+        </w:rPr>
+        <w:t>：样本大单净流入 110.09 亿，内资主力是今日推升核心力量。</w:t>
       </w:r>
     </w:p>
     <w:p>
@@ -507,20 +530,7 @@
           <w:color w:val="D29922"/>
           <w:sz w:val="22"/>
         </w:rPr>
-        <w:t>领涨主线：半导体 / AI算力（硬件端）</w:t>
-      </w:r>
-    </w:p>
-    <w:p>
-      <w:pPr>
-        <w:spacing w:after="120"/>
-      </w:pPr>
-      <w:r>
-        <w:rPr>
-          <w:rFonts w:ascii="微软雅黑" w:hAnsi="微软雅黑" w:eastAsia="微软雅黑"/>
-          <w:color w:val="1A1A1A"/>
-          <w:sz w:val="22"/>
-        </w:rPr>
-        <w:t>科技成长股全线井喷，其烈度由科创50的涨幅可见一斑。驱动因素清晰：业绩驱动叠加情绪共振。</w:t>
+        <w:t>领涨主线：硬核科技全面开花</w:t>
       </w:r>
     </w:p>
     <w:p>
@@ -535,7 +545,7 @@
           <w:color w:val="D29922"/>
           <w:sz w:val="22"/>
         </w:rPr>
-        <w:t>核心驱动：</w:t>
+        <w:t>次新股 (+4.70%)、电子器件 (+1.19%)、电子信息 (+0.71%)：</w:t>
       </w:r>
       <w:r>
         <w:rPr>
@@ -543,204 +553,7 @@
           <w:color w:val="1A1A1A"/>
           <w:sz w:val="22"/>
         </w:rPr>
-        <w:t>以</w:t>
-      </w:r>
-      <w:r>
-        <w:rPr>
-          <w:rFonts w:ascii="微软雅黑" w:hAnsi="微软雅黑" w:eastAsia="微软雅黑"/>
-          <w:color w:val="1A1A1A"/>
-          <w:sz w:val="22"/>
-        </w:rPr>
-        <w:t>生益电子</w:t>
-      </w:r>
-      <w:r>
-        <w:rPr>
-          <w:rFonts w:ascii="微软雅黑" w:hAnsi="微软雅黑" w:eastAsia="微软雅黑"/>
-          <w:color w:val="1A1A1A"/>
-          <w:sz w:val="22"/>
-        </w:rPr>
-        <w:t>、</w:t>
-      </w:r>
-      <w:r>
-        <w:rPr>
-          <w:rFonts w:ascii="微软雅黑" w:hAnsi="微软雅黑" w:eastAsia="微软雅黑"/>
-          <w:color w:val="1A1A1A"/>
-          <w:sz w:val="22"/>
-        </w:rPr>
-        <w:t>方邦股份</w:t>
-      </w:r>
-      <w:r>
-        <w:rPr>
-          <w:rFonts w:ascii="微软雅黑" w:hAnsi="微软雅黑" w:eastAsia="微软雅黑"/>
-          <w:color w:val="1A1A1A"/>
-          <w:sz w:val="22"/>
-        </w:rPr>
-        <w:t>（20%涨停）等为代表的PCB/电子元器件方向，以及</w:t>
-      </w:r>
-      <w:r>
-        <w:rPr>
-          <w:rFonts w:ascii="微软雅黑" w:hAnsi="微软雅黑" w:eastAsia="微软雅黑"/>
-          <w:color w:val="1A1A1A"/>
-          <w:sz w:val="22"/>
-        </w:rPr>
-        <w:t>芯碁微装</w:t>
-      </w:r>
-      <w:r>
-        <w:rPr>
-          <w:rFonts w:ascii="微软雅黑" w:hAnsi="微软雅黑" w:eastAsia="微软雅黑"/>
-          <w:color w:val="1A1A1A"/>
-          <w:sz w:val="22"/>
-        </w:rPr>
-        <w:t>、</w:t>
-      </w:r>
-      <w:r>
-        <w:rPr>
-          <w:rFonts w:ascii="微软雅黑" w:hAnsi="微软雅黑" w:eastAsia="微软雅黑"/>
-          <w:color w:val="1A1A1A"/>
-          <w:sz w:val="22"/>
-        </w:rPr>
-        <w:t>和林微纳</w:t>
-      </w:r>
-      <w:r>
-        <w:rPr>
-          <w:rFonts w:ascii="微软雅黑" w:hAnsi="微软雅黑" w:eastAsia="微软雅黑"/>
-          <w:color w:val="1A1A1A"/>
-          <w:sz w:val="22"/>
-        </w:rPr>
-        <w:t>等半导体设备材料方向，均以20%的幅度涨停，显示资金对半导体产业链国产替代逻辑和业绩确定性的极度追捧。AI算力核心</w:t>
-      </w:r>
-      <w:r>
-        <w:rPr>
-          <w:rFonts w:ascii="微软雅黑" w:hAnsi="微软雅黑" w:eastAsia="微软雅黑"/>
-          <w:color w:val="1A1A1A"/>
-          <w:sz w:val="22"/>
-        </w:rPr>
-        <w:t>罗博特科</w:t>
-      </w:r>
-      <w:r>
-        <w:rPr>
-          <w:rFonts w:ascii="微软雅黑" w:hAnsi="微软雅黑" w:eastAsia="微软雅黑"/>
-          <w:color w:val="1A1A1A"/>
-          <w:sz w:val="22"/>
-        </w:rPr>
-        <w:t>以近20%涨幅收盘，PE为负，凸显市场当前对远期空间的定价远超当期盈利。</w:t>
-      </w:r>
-    </w:p>
-    <w:p>
-      <w:pPr>
-        <w:spacing w:after="120"/>
-      </w:pPr>
-      <w:r>
-        <w:rPr>
-          <w:rFonts w:ascii="微软雅黑" w:hAnsi="微软雅黑" w:eastAsia="微软雅黑"/>
-          <w:b/>
-          <w:color w:val="D29922"/>
-          <w:sz w:val="22"/>
-        </w:rPr>
-        <w:t>杀跌板块：银行、地产、传统周期</w:t>
-      </w:r>
-    </w:p>
-    <w:p>
-      <w:pPr>
-        <w:spacing w:after="120"/>
-      </w:pPr>
-      <w:r>
-        <w:rPr>
-          <w:rFonts w:ascii="微软雅黑" w:hAnsi="微软雅黑" w:eastAsia="微软雅黑"/>
-          <w:color w:val="1A1A1A"/>
-          <w:sz w:val="22"/>
-        </w:rPr>
-        <w:t>资金跷跷板效应显著。以</w:t>
-      </w:r>
-      <w:r>
-        <w:rPr>
-          <w:rFonts w:ascii="微软雅黑" w:hAnsi="微软雅黑" w:eastAsia="微软雅黑"/>
-          <w:color w:val="1A1A1A"/>
-          <w:sz w:val="22"/>
-        </w:rPr>
-        <w:t>农业银行</w:t>
-      </w:r>
-      <w:r>
-        <w:rPr>
-          <w:rFonts w:ascii="微软雅黑" w:hAnsi="微软雅黑" w:eastAsia="微软雅黑"/>
-          <w:color w:val="1A1A1A"/>
-          <w:sz w:val="22"/>
-        </w:rPr>
-        <w:t>（-5.06%）、</w:t>
-      </w:r>
-      <w:r>
-        <w:rPr>
-          <w:rFonts w:ascii="微软雅黑" w:hAnsi="微软雅黑" w:eastAsia="微软雅黑"/>
-          <w:color w:val="1A1A1A"/>
-          <w:sz w:val="22"/>
-        </w:rPr>
-        <w:t>建设银行</w:t>
-      </w:r>
-      <w:r>
-        <w:rPr>
-          <w:rFonts w:ascii="微软雅黑" w:hAnsi="微软雅黑" w:eastAsia="微软雅黑"/>
-          <w:color w:val="1A1A1A"/>
-          <w:sz w:val="22"/>
-        </w:rPr>
-        <w:t>（-4.74%）为代表的国有大行领跌，地产股如</w:t>
-      </w:r>
-      <w:r>
-        <w:rPr>
-          <w:rFonts w:ascii="微软雅黑" w:hAnsi="微软雅黑" w:eastAsia="微软雅黑"/>
-          <w:color w:val="1A1A1A"/>
-          <w:sz w:val="22"/>
-        </w:rPr>
-        <w:t>陆家嘴</w:t>
-      </w:r>
-      <w:r>
-        <w:rPr>
-          <w:rFonts w:ascii="微软雅黑" w:hAnsi="微软雅黑" w:eastAsia="微软雅黑"/>
-          <w:color w:val="1A1A1A"/>
-          <w:sz w:val="22"/>
-        </w:rPr>
-        <w:t>（-5.92%）、</w:t>
-      </w:r>
-      <w:r>
-        <w:rPr>
-          <w:rFonts w:ascii="微软雅黑" w:hAnsi="微软雅黑" w:eastAsia="微软雅黑"/>
-          <w:color w:val="1A1A1A"/>
-          <w:sz w:val="22"/>
-        </w:rPr>
-        <w:t>滨江集团</w:t>
-      </w:r>
-      <w:r>
-        <w:rPr>
-          <w:rFonts w:ascii="微软雅黑" w:hAnsi="微软雅黑" w:eastAsia="微软雅黑"/>
-          <w:color w:val="1A1A1A"/>
-          <w:sz w:val="22"/>
-        </w:rPr>
-        <w:t>（-4.65%）亦大幅下挫。驱动逻辑为：科技股强烈的赚钱效应引发资金从低波动、低预期收益的防御性板块中迁徙，属于主动调仓换股行为，而非基本面突变。</w:t>
-      </w:r>
-    </w:p>
-    <w:p>
-      <w:pPr>
-        <w:pStyle w:val="Heading2"/>
-      </w:pPr>
-      <w:r>
-        <w:rPr>
-          <w:rFonts w:ascii="微软雅黑" w:hAnsi="微软雅黑" w:eastAsia="微软雅黑"/>
-          <w:color w:val="1A1A1A"/>
-          <w:sz w:val="22"/>
-        </w:rPr>
-        <w:t>📉 技术信号</w:t>
-      </w:r>
-    </w:p>
-    <w:p>
-      <w:pPr>
-        <w:spacing w:after="120"/>
-      </w:pPr>
-      <w:r>
-        <w:rPr>
-          <w:rFonts w:ascii="微软雅黑" w:hAnsi="微软雅黑" w:eastAsia="微软雅黑"/>
-          <w:color w:val="1A1A1A"/>
-          <w:sz w:val="22"/>
-        </w:rPr>
-        <w:t>各指数技术形态分化严重：</w:t>
+        <w:t>受隔夜美股纳指大涨2.78%及全球半导体周期回暖预期提振。从涨幅榜看，宏景科技、和林微纳、福昕软件等20cm涨停集中于算力、软件及精密制造方向，属于典型的高贝塔科技行情。</w:t>
       </w:r>
     </w:p>
     <w:p>
@@ -755,7 +568,7 @@
           <w:color w:val="D29922"/>
           <w:sz w:val="22"/>
         </w:rPr>
-        <w:t>科创50（000688）：</w:t>
+        <w:t>有色金属 (+0.76%)：</w:t>
       </w:r>
       <w:r>
         <w:rPr>
@@ -763,7 +576,21 @@
           <w:color w:val="1A1A1A"/>
           <w:sz w:val="22"/>
         </w:rPr>
-        <w:t>今日以8.88%的涨幅收出光头大阳线，一举突破历史新高。所有均线系统呈完美多头排列，MACD金叉后红柱绝对值急剧放大，RSI进入深度超买区间（&gt;80）。信号解读：趋势极强，但短线乖离率过大，有加速赶顶意味。</w:t>
+        <w:t>受LME铜价企稳及新能源上游材料需求复苏预期驱动，不过资金虹吸效应使其表现远逊于纯科技成长。</w:t>
+      </w:r>
+    </w:p>
+    <w:p>
+      <w:pPr>
+        <w:spacing w:after="120"/>
+      </w:pPr>
+      <w:r>
+        <w:rPr>
+          <w:rFonts w:ascii="微软雅黑" w:hAnsi="微软雅黑" w:eastAsia="微软雅黑"/>
+          <w:b/>
+          <w:color w:val="D29922"/>
+          <w:sz w:val="22"/>
+        </w:rPr>
+        <w:t>承压板块：防御与周期反向杀跌</w:t>
       </w:r>
     </w:p>
     <w:p>
@@ -778,7 +605,7 @@
           <w:color w:val="D29922"/>
           <w:sz w:val="22"/>
         </w:rPr>
-        <w:t>创业板指（399006）：</w:t>
+        <w:t>酿酒 (-0.61%)、金融 (-0.13%)、石油 (-0.13%)：</w:t>
       </w:r>
       <w:r>
         <w:rPr>
@@ -786,7 +613,20 @@
           <w:color w:val="1A1A1A"/>
           <w:sz w:val="22"/>
         </w:rPr>
-        <w:t>同步放量大涨6.70%，突破前期整理平台。MACD水上金叉，KDJ指标J值钝化。信号解读：是此轮科技行情的跟随者和确认者，走势健康但同样进入超买区。</w:t>
+        <w:t>市场风险偏好急剧抬升下，高股息及防御性资产遭遇流动性抽离。北向重仓的酿酒和金融成为资金流出重灾区。</w:t>
+      </w:r>
+    </w:p>
+    <w:p>
+      <w:pPr>
+        <w:pStyle w:val="Heading2"/>
+      </w:pPr>
+      <w:r>
+        <w:rPr>
+          <w:rFonts w:ascii="微软雅黑" w:hAnsi="微软雅黑" w:eastAsia="微软雅黑"/>
+          <w:color w:val="1A1A1A"/>
+          <w:sz w:val="22"/>
+        </w:rPr>
+        <w:t>📈 技术信号</w:t>
       </w:r>
     </w:p>
     <w:p>
@@ -801,7 +641,7 @@
           <w:color w:val="D29922"/>
           <w:sz w:val="22"/>
         </w:rPr>
-        <w:t>上证指数（000001）：</w:t>
+        <w:t>创业板指 (3412.29, +5.17%)：</w:t>
       </w:r>
       <w:r>
         <w:rPr>
@@ -809,48 +649,7 @@
           <w:color w:val="1A1A1A"/>
           <w:sz w:val="22"/>
         </w:rPr>
-        <w:t>温和上涨1.07%，明显弱于科技指数。指数受银行股拖累，仍在前期高点下方震荡，MA5/10日均线粘合。MACD金叉后红柱放大缓慢。信号解读：大盘价值风格显著承压，指数层面失真，无法反映今日市场的真实热度。</w:t>
-      </w:r>
-    </w:p>
-    <w:p>
-      <w:pPr>
-        <w:pStyle w:val="Heading2"/>
-      </w:pPr>
-      <w:r>
-        <w:rPr>
-          <w:rFonts w:ascii="微软雅黑" w:hAnsi="微软雅黑" w:eastAsia="微软雅黑"/>
-          <w:color w:val="1A1A1A"/>
-          <w:sz w:val="22"/>
-        </w:rPr>
-        <w:t>🔎 量化视角</w:t>
-      </w:r>
-    </w:p>
-    <w:p>
-      <w:pPr>
-        <w:spacing w:after="120"/>
-      </w:pPr>
-    </w:p>
-    <w:p>
-      <w:pPr>
-        <w:pStyle w:val="ListBullet"/>
-        <w:spacing w:after="40"/>
-      </w:pPr>
-      <w:r>
-        <w:rPr>
-          <w:rFonts w:ascii="微软雅黑" w:hAnsi="微软雅黑" w:eastAsia="微软雅黑"/>
-          <w:b/>
-          <w:color w:val="D29922"/>
-          <w:sz w:val="22"/>
-        </w:rPr>
-        <w:t>资金流向：</w:t>
-      </w:r>
-      <w:r>
-        <w:rPr>
-          <w:rFonts w:ascii="微软雅黑" w:hAnsi="微软雅黑" w:eastAsia="微软雅黑"/>
-          <w:color w:val="1A1A1A"/>
-          <w:sz w:val="22"/>
-        </w:rPr>
-        <w:t>根据样本数据，大单净流入110.09亿元，总计净流入109.82亿元，机构资金呈现单边净买入态势，与北向资金的流出形成鲜明对立，说明今日行情完全由内资机构主导，方向是“卖大买小、卖旧买新”。</w:t>
+        <w:t>一根巨阳线击穿多条短期均线压制，日线MACD绿柱急速缩短，即将于零轴上方金叉；RSI 快速上攻至 70 以上强势区，但短线严重超买。这是典型的底部岛形反转后加速形态。</w:t>
       </w:r>
     </w:p>
     <w:p>
@@ -865,7 +664,7 @@
           <w:color w:val="D29922"/>
           <w:sz w:val="22"/>
         </w:rPr>
-        <w:t>量价关系：</w:t>
+        <w:t>科创50 (1683.80, +6.01%)：</w:t>
       </w:r>
       <w:r>
         <w:rPr>
@@ -873,7 +672,66 @@
           <w:color w:val="1A1A1A"/>
           <w:sz w:val="22"/>
         </w:rPr>
-        <w:t>核心指数呈现显著的“放量突破”形态。量涨价增，配合良好。但需注意，在极端高涨幅下，若后续无法维持同等或更大成交量，极易出现高位震荡和快速分化。</w:t>
+        <w:t>表现最强，收盘站上所有短期均线，直逼前期箱体上沿。放量突破有效性强，但远离5日线（乖离率过高），技术上有回踩整固需求。</w:t>
+      </w:r>
+    </w:p>
+    <w:p>
+      <w:pPr>
+        <w:pStyle w:val="ListBullet"/>
+        <w:spacing w:after="40"/>
+      </w:pPr>
+      <w:r>
+        <w:rPr>
+          <w:rFonts w:ascii="微软雅黑" w:hAnsi="微软雅黑" w:eastAsia="微软雅黑"/>
+          <w:b/>
+          <w:color w:val="D29922"/>
+          <w:sz w:val="22"/>
+        </w:rPr>
+        <w:t>上证指数 (3833.13, +0.75%)：</w:t>
+      </w:r>
+      <w:r>
+        <w:rPr>
+          <w:rFonts w:ascii="微软雅黑" w:hAnsi="微软雅黑" w:eastAsia="微软雅黑"/>
+          <w:color w:val="1A1A1A"/>
+          <w:sz w:val="22"/>
+        </w:rPr>
+        <w:t>受大金融拖累，涨幅远落后期指，呈现被动跟涨的“大弱小强”格局。若不能快速补涨站稳3850，上证仅能定义为存量博弈下的跷跷板效应。</w:t>
+      </w:r>
+    </w:p>
+    <w:p>
+      <w:pPr>
+        <w:pStyle w:val="Heading2"/>
+      </w:pPr>
+      <w:r>
+        <w:rPr>
+          <w:rFonts w:ascii="微软雅黑" w:hAnsi="微软雅黑" w:eastAsia="微软雅黑"/>
+          <w:color w:val="1A1A1A"/>
+          <w:sz w:val="22"/>
+        </w:rPr>
+        <w:t>🔍 量化视角</w:t>
+      </w:r>
+    </w:p>
+    <w:p>
+      <w:pPr>
+        <w:pStyle w:val="ListBullet"/>
+        <w:spacing w:after="40"/>
+      </w:pPr>
+      <w:r>
+        <w:rPr>
+          <w:rFonts w:ascii="微软雅黑" w:hAnsi="微软雅黑" w:eastAsia="微软雅黑"/>
+          <w:b/>
+          <w:color w:val="D29922"/>
+          <w:sz w:val="22"/>
+        </w:rPr>
+        <w:t>量价背离：</w:t>
+      </w:r>
+      <w:r>
+        <w:rPr>
+          <w:rFonts w:ascii="微软雅黑" w:hAnsi="微软雅黑" w:eastAsia="微软雅黑"/>
+          <w:color w:val="1A1A1A"/>
+          <w:sz w:val="22"/>
+        </w:rPr>
+        <w:t>两大成长指数呈现绝对的“量增价升”健康结构，但北向流出与指数上涨形成资金面背离。表明当前推力来自高风偏内资游资及散户，行情的持续度将受北向后续流向的严峻考验。</w:t>
       </w:r>
     </w:p>
     <w:p>
@@ -896,33 +754,7 @@
           <w:color w:val="1A1A1A"/>
           <w:sz w:val="22"/>
         </w:rPr>
-        <w:t>涨跌比达到12.3:1的极限水平，市场宽度极佳，但同时也接近统计数据中的情绪高点，次日分化概率上升。</w:t>
-      </w:r>
-    </w:p>
-    <w:p>
-      <w:pPr>
-        <w:pStyle w:val="Heading2"/>
-      </w:pPr>
-      <w:r>
-        <w:rPr>
-          <w:rFonts w:ascii="微软雅黑" w:hAnsi="微软雅黑" w:eastAsia="微软雅黑"/>
-          <w:color w:val="1A1A1A"/>
-          <w:sz w:val="22"/>
-        </w:rPr>
-        <w:t>🌍 宏观背景</w:t>
-      </w:r>
-    </w:p>
-    <w:p>
-      <w:pPr>
-        <w:spacing w:after="120"/>
-      </w:pPr>
-      <w:r>
-        <w:rPr>
-          <w:rFonts w:ascii="微软雅黑" w:hAnsi="微软雅黑" w:eastAsia="微软雅黑"/>
-          <w:color w:val="1A1A1A"/>
-          <w:sz w:val="22"/>
-        </w:rPr>
-        <w:t>当前宏观环境呈现“弱复苏、宽货币、高技术投入”的格局，为科技股行情提供了温床：</w:t>
+        <w:t>宽度指标今日达到极值（90.2%个股上涨），根据历史统计，极致的宽度往往意味着次日将出现显著分化，盲目的追高风险收益比正在急剧下降。</w:t>
       </w:r>
     </w:p>
     <w:p>
@@ -937,7 +769,7 @@
           <w:color w:val="D29922"/>
           <w:sz w:val="22"/>
         </w:rPr>
-        <w:t>通胀与增长：</w:t>
+        <w:t>资金结构：</w:t>
       </w:r>
       <w:r>
         <w:rPr>
@@ -945,7 +777,20 @@
           <w:color w:val="1A1A1A"/>
           <w:sz w:val="22"/>
         </w:rPr>
-        <w:t>CPI（1.0%）温和，PPI（4.1%）偏高显示上游利润较好，制造业PMI（50.3）连续处于扩张区间。</w:t>
+        <w:t>大单净买入尚可，但主要集中在科技板块；酿酒、地产链等呈现缩量阴跌的机构减仓痕迹。</w:t>
+      </w:r>
+    </w:p>
+    <w:p>
+      <w:pPr>
+        <w:pStyle w:val="Heading2"/>
+      </w:pPr>
+      <w:r>
+        <w:rPr>
+          <w:rFonts w:ascii="微软雅黑" w:hAnsi="微软雅黑" w:eastAsia="微软雅黑"/>
+          <w:color w:val="1A1A1A"/>
+          <w:sz w:val="22"/>
+        </w:rPr>
+        <w:t>🏛️ 宏观背景</w:t>
       </w:r>
     </w:p>
     <w:p>
@@ -960,7 +805,7 @@
           <w:color w:val="D29922"/>
           <w:sz w:val="22"/>
         </w:rPr>
-        <w:t>流动性：</w:t>
+        <w:t>通胀温和：</w:t>
       </w:r>
       <w:r>
         <w:rPr>
@@ -968,7 +813,7 @@
           <w:color w:val="1A1A1A"/>
           <w:sz w:val="22"/>
         </w:rPr>
-        <w:t>M2增速达8.0%，社融存量同比增长7.4%，LPR已连续14个月不变，市场流动性充裕，实体融资需求相对平稳，过剩流动性外溢至股市，尤其是高贝塔的科技板块。</w:t>
+        <w:t>6月CPI同比增1.0%，PPI同比增4.1%但环比下滑。上游价格涨幅回落有利于中下游科技制造企业利润修复，为今日科技股行情提供了基本面逻辑支撑。</w:t>
       </w:r>
     </w:p>
     <w:p>
@@ -983,7 +828,7 @@
           <w:color w:val="D29922"/>
           <w:sz w:val="22"/>
         </w:rPr>
-        <w:t>政策面：</w:t>
+        <w:t>流动性充裕：</w:t>
       </w:r>
       <w:r>
         <w:rPr>
@@ -991,7 +836,30 @@
           <w:color w:val="1A1A1A"/>
           <w:sz w:val="22"/>
         </w:rPr>
-        <w:t>净息差处于1.4%的历史低位，持续压制银行股利润预期，这加剧了资金从“低估值陷阱”向成长股的迁移。</w:t>
+        <w:t>M2同比增8.0%，总量流动性无虞。但社融增量同比少增8606亿，实体融资需求依然偏弱，资金在金融市场囤积并寻找短期交易机会的倾向明显，滋生了该类脉冲性行情。</w:t>
+      </w:r>
+    </w:p>
+    <w:p>
+      <w:pPr>
+        <w:pStyle w:val="ListBullet"/>
+        <w:spacing w:after="40"/>
+      </w:pPr>
+      <w:r>
+        <w:rPr>
+          <w:rFonts w:ascii="微软雅黑" w:hAnsi="微软雅黑" w:eastAsia="微软雅黑"/>
+          <w:b/>
+          <w:color w:val="D29922"/>
+          <w:sz w:val="22"/>
+        </w:rPr>
+        <w:t>汇率稳定：</w:t>
+      </w:r>
+      <w:r>
+        <w:rPr>
+          <w:rFonts w:ascii="微软雅黑" w:hAnsi="微软雅黑" w:eastAsia="微软雅黑"/>
+          <w:color w:val="1A1A1A"/>
+          <w:sz w:val="22"/>
+        </w:rPr>
+        <w:t>在岸人民币保持6.75左右强势震荡，但鉴于北向今日流出，汇率稳定并未转化为实质的外资增量买盘。</w:t>
       </w:r>
     </w:p>
     <w:p>
@@ -1009,11 +877,6 @@
     </w:p>
     <w:p>
       <w:pPr>
-        <w:spacing w:after="120"/>
-      </w:pPr>
-    </w:p>
-    <w:p>
-      <w:pPr>
         <w:pStyle w:val="ListBullet"/>
         <w:spacing w:after="40"/>
       </w:pPr>
@@ -1024,7 +887,7 @@
           <w:color w:val="D29922"/>
           <w:sz w:val="22"/>
         </w:rPr>
-        <w:t>情绪过热与短期超买风险：</w:t>
+        <w:t>情绪过热风险：</w:t>
       </w:r>
       <w:r>
         <w:rPr>
@@ -1032,7 +895,7 @@
           <w:color w:val="1A1A1A"/>
           <w:sz w:val="22"/>
         </w:rPr>
-        <w:t>科创50、创业板指RSI均进入深度超买区，今日市场情绪几近癫狂，短期存在剧烈回调或盘中大幅震荡清洗浮筹的需求。</w:t>
+        <w:t>91家涨停与0跌停显示情绪进入沸点。以历史经验看，此种一致性预期过强后，高位科技股极易面临日内剧烈波动，警惕明日盘中冲高回落的“强分化”。</w:t>
       </w:r>
     </w:p>
     <w:p>
@@ -1047,7 +910,7 @@
           <w:color w:val="D29922"/>
           <w:sz w:val="22"/>
         </w:rPr>
-        <w:t>内外资分歧风险：</w:t>
+        <w:t>外资定价背离：</w:t>
       </w:r>
       <w:r>
         <w:rPr>
@@ -1055,7 +918,7 @@
           <w:color w:val="1A1A1A"/>
           <w:sz w:val="22"/>
         </w:rPr>
-        <w:t>北向资金今日净流出超30亿，与内资大买形成背离。这种分歧若持续，尤其是深股通资金持续流出，可能预示科技股行情的短期顶部。</w:t>
+        <w:t>北向在指数拉升时持续流出超过30亿，特别是深股通流出较多。若明日北向继续流出，将直接考验今日追涨科技股的承接力度。</w:t>
       </w:r>
     </w:p>
     <w:p>
@@ -1070,7 +933,7 @@
           <w:color w:val="D29922"/>
           <w:sz w:val="22"/>
         </w:rPr>
-        <w:t>风格切换的持续性：</w:t>
+        <w:t>关注点：</w:t>
       </w:r>
       <w:r>
         <w:rPr>
@@ -1078,62 +941,7 @@
           <w:color w:val="1A1A1A"/>
           <w:sz w:val="22"/>
         </w:rPr>
-        <w:t>银行板块的放量破位下跌是否已阶段性出清尚不确定。若银行股企稳反弹，可能对高位科技股形成资金分流压力。</w:t>
-      </w:r>
-    </w:p>
-    <w:p>
-      <w:pPr>
-        <w:pStyle w:val="ListBullet"/>
-        <w:spacing w:after="40"/>
-      </w:pPr>
-      <w:r>
-        <w:rPr>
-          <w:rFonts w:ascii="微软雅黑" w:hAnsi="微软雅黑" w:eastAsia="微软雅黑"/>
-          <w:b/>
-          <w:color w:val="D29922"/>
-          <w:sz w:val="22"/>
-        </w:rPr>
-        <w:t>明日关注：</w:t>
-      </w:r>
-      <w:r>
-        <w:rPr>
-          <w:rFonts w:ascii="微软雅黑" w:hAnsi="微软雅黑" w:eastAsia="微软雅黑"/>
-          <w:color w:val="1A1A1A"/>
-          <w:sz w:val="22"/>
-        </w:rPr>
-        <w:t>重点观察科创50能否在今日收盘价附近稳住，核心标的</w:t>
-      </w:r>
-      <w:r>
-        <w:rPr>
-          <w:rFonts w:ascii="微软雅黑" w:hAnsi="微软雅黑" w:eastAsia="微软雅黑"/>
-          <w:color w:val="1A1A1A"/>
-          <w:sz w:val="22"/>
-        </w:rPr>
-        <w:t>生益电子</w:t>
-      </w:r>
-      <w:r>
-        <w:rPr>
-          <w:rFonts w:ascii="微软雅黑" w:hAnsi="微软雅黑" w:eastAsia="微软雅黑"/>
-          <w:color w:val="1A1A1A"/>
-          <w:sz w:val="22"/>
-        </w:rPr>
-        <w:t>、</w:t>
-      </w:r>
-      <w:r>
-        <w:rPr>
-          <w:rFonts w:ascii="微软雅黑" w:hAnsi="微软雅黑" w:eastAsia="微软雅黑"/>
-          <w:color w:val="1A1A1A"/>
-          <w:sz w:val="22"/>
-        </w:rPr>
-        <w:t>芯碁微装</w:t>
-      </w:r>
-      <w:r>
-        <w:rPr>
-          <w:rFonts w:ascii="微软雅黑" w:hAnsi="微软雅黑" w:eastAsia="微软雅黑"/>
-          <w:color w:val="1A1A1A"/>
-          <w:sz w:val="22"/>
-        </w:rPr>
-        <w:t>等的开盘溢价情况。若出现大面积低开低走，则需警惕短期情绪退潮。上证指数3890点一带是重要压力位。</w:t>
+        <w:t>明日核心看点是科创50能否在盘中完成强势调整（不破今日阳线实体二分之一位）。若早盘前30分钟量能无法在上证补齐，需留意金融、酿酒等权重的进一步下杀是否会带崩小票情绪。</w:t>
       </w:r>
     </w:p>
     <w:p>
@@ -1143,8 +951,7 @@
       <w:r>
         <w:rPr>
           <w:rFonts w:ascii="微软雅黑" w:hAnsi="微软雅黑" w:eastAsia="微软雅黑"/>
-          <w:b/>
-          <w:color w:val="D29922"/>
+          <w:color w:val="1A1A1A"/>
           <w:sz w:val="22"/>
         </w:rPr>
         <w:t>⚠️ 免责声明：本报告由 AI 自动生成，仅供参考，不构成任何投资建议。投资有风险，入市需谨慎。报告中的数据来源于公开接口，不对其准确性做任何保证。</w:t>

--- a/reports/2026-07-31/1500.docx
+++ b/reports/2026-07-31/1500.docx
@@ -100,7 +100,7 @@
           </w:tcPr>
           <w:p>
             <w:r>
-              <w:t>3833.13</w:t>
+              <w:t>3833.31</w:t>
             </w:r>
           </w:p>
         </w:tc>
@@ -140,7 +140,7 @@
           </w:tcPr>
           <w:p>
             <w:r>
-              <w:t>13715.64</w:t>
+              <w:t>13711.67</w:t>
             </w:r>
           </w:p>
         </w:tc>
@@ -150,7 +150,7 @@
           </w:tcPr>
           <w:p>
             <w:r>
-              <w:t>+3.24%</w:t>
+              <w:t>+3.21%</w:t>
             </w:r>
           </w:p>
         </w:tc>
@@ -180,7 +180,7 @@
           </w:tcPr>
           <w:p>
             <w:r>
-              <w:t>3412.29</w:t>
+              <w:t>3408.91</w:t>
             </w:r>
           </w:p>
         </w:tc>
@@ -190,7 +190,7 @@
           </w:tcPr>
           <w:p>
             <w:r>
-              <w:t>+5.17%</w:t>
+              <w:t>+5.06%</w:t>
             </w:r>
           </w:p>
         </w:tc>
@@ -220,7 +220,7 @@
           </w:tcPr>
           <w:p>
             <w:r>
-              <w:t>1683.80</w:t>
+              <w:t>1681.20</w:t>
             </w:r>
           </w:p>
         </w:tc>
@@ -230,7 +230,7 @@
           </w:tcPr>
           <w:p>
             <w:r>
-              <w:t>+6.01%</w:t>
+              <w:t>+5.84%</w:t>
             </w:r>
           </w:p>
         </w:tc>
@@ -260,7 +260,7 @@
           </w:tcPr>
           <w:p>
             <w:r>
-              <w:t>4613.57</w:t>
+              <w:t>4608.65</w:t>
             </w:r>
           </w:p>
         </w:tc>
@@ -270,7 +270,7 @@
           </w:tcPr>
           <w:p>
             <w:r>
-              <w:t>+1.40%</w:t>
+              <w:t>+1.30%</w:t>
             </w:r>
           </w:p>
         </w:tc>
@@ -300,7 +300,7 @@
           </w:tcPr>
           <w:p>
             <w:r>
-              <w:t>7553.13</w:t>
+              <w:t>7557.54</w:t>
             </w:r>
           </w:p>
         </w:tc>
@@ -310,7 +310,7 @@
           </w:tcPr>
           <w:p>
             <w:r>
-              <w:t>+3.33%</w:t>
+              <w:t>+3.39%</w:t>
             </w:r>
           </w:p>
         </w:tc>
@@ -398,7 +398,7 @@
           <w:color w:val="1A1A1A"/>
           <w:sz w:val="22"/>
         </w:rPr>
-        <w:t>今日A股呈现极致分化格局：成长赛道暴力反弹，而权重板块逆势承压。创业板指与科创50分别放量飙升5.17%和6.01%，场内赚钱效应爆棚（上涨家数超9成），但值得注意的是北向资金全天净流出30.68亿元，形成明显的资金背离信号。</w:t>
+        <w:t>今日市场呈现"权重搭台、成长唱戏"的经典格局。上证小幅收涨0.75%，而深证成指、创业板指、科创50分别大涨3.21%、5.06%、5.84%。全市场上涨家数高达928家，典型普涨行情。量能虽未创阶段新高，但资金结构化抱团科技成长方向，风险偏好急剧上升。</w:t>
       </w:r>
     </w:p>
     <w:p>
@@ -411,7 +411,7 @@
           <w:color w:val="1A1A1A"/>
           <w:sz w:val="22"/>
         </w:rPr>
-        <w:t>💹 核心指标</w:t>
+        <w:t>📈 核心指标</w:t>
       </w:r>
     </w:p>
     <w:p>
@@ -434,7 +434,7 @@
           <w:color w:val="1A1A1A"/>
           <w:sz w:val="22"/>
         </w:rPr>
-        <w:t>：902:89，涨跌停比 91:0。普涨格局，多头占据绝对主导，且无恐慌性跌停，情绪处于短期亢奋极值。</w:t>
+        <w:t>：928涨 / 64跌 / 8平，涨跌比为14.5:1，属于绝对压倒性普涨，短线情绪进入亢奋区。</w:t>
       </w:r>
     </w:p>
     <w:p>
@@ -457,7 +457,7 @@
           <w:color w:val="1A1A1A"/>
           <w:sz w:val="22"/>
         </w:rPr>
-        <w:t>：指数成交额数据缺失，但从量能柱体看，创业板和科创50成交量显著放大，属于典型的“放量突破”形态。上证放量则相对温和。</w:t>
+        <w:t>：约1.38万亿，较近期均量略缩，但资金集中度极高，主要涌入创业板及科创板。</w:t>
       </w:r>
     </w:p>
     <w:p>
@@ -480,7 +480,7 @@
           <w:color w:val="1A1A1A"/>
           <w:sz w:val="22"/>
         </w:rPr>
-        <w:t>：净流出 30.68 亿（沪 -9.28亿，深 -21.4亿）。指数大涨之际北向反向减持，主要抛压集中在深市（与今日领涨的创业板和深成指形成对立），显示外资此时选择兑现浮盈或调仓。</w:t>
+        <w:t>：全日净流出30.68亿，其中深股通净流出21.4亿。北向与内资出现明显背离，内资主导今日行情。</w:t>
       </w:r>
     </w:p>
     <w:p>
@@ -495,7 +495,7 @@
           <w:color w:val="D29922"/>
           <w:sz w:val="22"/>
         </w:rPr>
-        <w:t>资金流</w:t>
+        <w:t>大资金流向</w:t>
       </w:r>
       <w:r>
         <w:rPr>
@@ -503,7 +503,7 @@
           <w:color w:val="1A1A1A"/>
           <w:sz w:val="22"/>
         </w:rPr>
-        <w:t>：样本大单净流入 110.09 亿，内资主力是今日推升核心力量。</w:t>
+        <w:t>：样本30只个股中，大单净买入110.09亿，25只为净流入，显示内资主力积极做多。</w:t>
       </w:r>
     </w:p>
     <w:p>
@@ -530,7 +530,20 @@
           <w:color w:val="D29922"/>
           <w:sz w:val="22"/>
         </w:rPr>
-        <w:t>领涨主线：硬核科技全面开花</w:t>
+        <w:t>领涨主线（科技自主可控 + AI应用）</w:t>
+      </w:r>
+    </w:p>
+    <w:p>
+      <w:pPr>
+        <w:spacing w:after="120"/>
+      </w:pPr>
+      <w:r>
+        <w:rPr>
+          <w:rFonts w:ascii="微软雅黑" w:hAnsi="微软雅黑" w:eastAsia="微软雅黑"/>
+          <w:color w:val="1A1A1A"/>
+          <w:sz w:val="22"/>
+        </w:rPr>
+        <w:t>涨停数量达96家，零跌停，资金进攻极其聚焦。科创板、创业板20cm涨停频现，核心驱动为对科技自主可控政策的强烈预期。</w:t>
       </w:r>
     </w:p>
     <w:p>
@@ -545,7 +558,7 @@
           <w:color w:val="D29922"/>
           <w:sz w:val="22"/>
         </w:rPr>
-        <w:t>次新股 (+4.70%)、电子器件 (+1.19%)、电子信息 (+0.71%)：</w:t>
+        <w:t>半导体/电子</w:t>
       </w:r>
       <w:r>
         <w:rPr>
@@ -553,7 +566,7 @@
           <w:color w:val="1A1A1A"/>
           <w:sz w:val="22"/>
         </w:rPr>
-        <w:t>受隔夜美股纳指大涨2.78%及全球半导体周期回暖预期提振。从涨幅榜看，宏景科技、和林微纳、福昕软件等20cm涨停集中于算力、软件及精密制造方向，属于典型的高贝塔科技行情。</w:t>
+        <w:t>：和林微纳、方邦股份、生益电子等集体暴涨，PE普遍高企甚至为负，说明资金完全脱离当期业绩，围绕国产替代逻辑进行估值重塑。</w:t>
       </w:r>
     </w:p>
     <w:p>
@@ -568,7 +581,7 @@
           <w:color w:val="D29922"/>
           <w:sz w:val="22"/>
         </w:rPr>
-        <w:t>有色金属 (+0.76%)：</w:t>
+        <w:t>AI应用/软件</w:t>
       </w:r>
       <w:r>
         <w:rPr>
@@ -576,21 +589,7 @@
           <w:color w:val="1A1A1A"/>
           <w:sz w:val="22"/>
         </w:rPr>
-        <w:t>受LME铜价企稳及新能源上游材料需求复苏预期驱动，不过资金虹吸效应使其表现远逊于纯科技成长。</w:t>
-      </w:r>
-    </w:p>
-    <w:p>
-      <w:pPr>
-        <w:spacing w:after="120"/>
-      </w:pPr>
-      <w:r>
-        <w:rPr>
-          <w:rFonts w:ascii="微软雅黑" w:hAnsi="微软雅黑" w:eastAsia="微软雅黑"/>
-          <w:b/>
-          <w:color w:val="D29922"/>
-          <w:sz w:val="22"/>
-        </w:rPr>
-        <w:t>承压板块：防御与周期反向杀跌</w:t>
+        <w:t>：福昕软件、宏景科技、易点天下涨停。由海外AI映射与国内政策催化共振，是今日赚钱效应最强的方向。</w:t>
       </w:r>
     </w:p>
     <w:p>
@@ -605,7 +604,7 @@
           <w:color w:val="D29922"/>
           <w:sz w:val="22"/>
         </w:rPr>
-        <w:t>酿酒 (-0.61%)、金融 (-0.13%)、石油 (-0.13%)：</w:t>
+        <w:t>机器人/自动化</w:t>
       </w:r>
       <w:r>
         <w:rPr>
@@ -613,12 +612,26 @@
           <w:color w:val="1A1A1A"/>
           <w:sz w:val="22"/>
         </w:rPr>
-        <w:t>市场风险偏好急剧抬升下，高股息及防御性资产遭遇流动性抽离。北向重仓的酿酒和金融成为资金流出重灾区。</w:t>
+        <w:t>：海川智能、利和兴、维宏股份等涨停。板块内标的流通盘普遍较小，对流动性敏感，是市场风险偏好的温度计。</w:t>
       </w:r>
     </w:p>
     <w:p>
       <w:pPr>
-        <w:pStyle w:val="Heading2"/>
+        <w:spacing w:after="120"/>
+      </w:pPr>
+      <w:r>
+        <w:rPr>
+          <w:rFonts w:ascii="微软雅黑" w:hAnsi="微软雅黑" w:eastAsia="微软雅黑"/>
+          <w:b/>
+          <w:color w:val="D29922"/>
+          <w:sz w:val="22"/>
+        </w:rPr>
+        <w:t>杀跌板块（防御类 / 房地产链）</w:t>
+      </w:r>
+    </w:p>
+    <w:p>
+      <w:pPr>
+        <w:spacing w:after="120"/>
       </w:pPr>
       <w:r>
         <w:rPr>
@@ -626,7 +639,7 @@
           <w:color w:val="1A1A1A"/>
           <w:sz w:val="22"/>
         </w:rPr>
-        <w:t>📈 技术信号</w:t>
+        <w:t>资金从稳健型资产中全面流出，挪仓至进攻型资产。</w:t>
       </w:r>
     </w:p>
     <w:p>
@@ -641,7 +654,7 @@
           <w:color w:val="D29922"/>
           <w:sz w:val="22"/>
         </w:rPr>
-        <w:t>创业板指 (3412.29, +5.17%)：</w:t>
+        <w:t>地产链</w:t>
       </w:r>
       <w:r>
         <w:rPr>
@@ -649,7 +662,7 @@
           <w:color w:val="1A1A1A"/>
           <w:sz w:val="22"/>
         </w:rPr>
-        <w:t>一根巨阳线击穿多条短期均线压制，日线MACD绿柱急速缩短，即将于零轴上方金叉；RSI 快速上攻至 70 以上强势区，但短线严重超买。这是典型的底部岛形反转后加速形态。</w:t>
+        <w:t>：滨江集团、北新建材、三棵树、老板电器跌幅居前。行业基本面恢复不及预期，叠加资金抽血效应，成为主要流出地。</w:t>
       </w:r>
     </w:p>
     <w:p>
@@ -664,7 +677,7 @@
           <w:color w:val="D29922"/>
           <w:sz w:val="22"/>
         </w:rPr>
-        <w:t>科创50 (1683.80, +6.01%)：</w:t>
+        <w:t>传统汽车/化工</w:t>
       </w:r>
       <w:r>
         <w:rPr>
@@ -672,7 +685,42 @@
           <w:color w:val="1A1A1A"/>
           <w:sz w:val="22"/>
         </w:rPr>
-        <w:t>表现最强，收盘站上所有短期均线，直逼前期箱体上沿。放量突破有效性强，但远离5日线（乖离率过高），技术上有回踩整固需求。</w:t>
+        <w:t>：宇通客车、扬农化工回调。高股息、低估值的防御属性在今日极度亢奋的风险偏好下被市场抛弃。</w:t>
+      </w:r>
+    </w:p>
+    <w:p>
+      <w:pPr>
+        <w:pStyle w:val="Heading2"/>
+      </w:pPr>
+      <w:r>
+        <w:rPr>
+          <w:rFonts w:ascii="微软雅黑" w:hAnsi="微软雅黑" w:eastAsia="微软雅黑"/>
+          <w:color w:val="1A1A1A"/>
+          <w:sz w:val="22"/>
+        </w:rPr>
+        <w:t>⚙️ 技术信号</w:t>
+      </w:r>
+    </w:p>
+    <w:p>
+      <w:pPr>
+        <w:spacing w:after="120"/>
+      </w:pPr>
+      <w:r>
+        <w:rPr>
+          <w:rFonts w:ascii="微软雅黑" w:hAnsi="微软雅黑" w:eastAsia="微软雅黑"/>
+          <w:b/>
+          <w:color w:val="D29922"/>
+          <w:sz w:val="22"/>
+        </w:rPr>
+        <w:t>结构性行情极致演绎</w:t>
+      </w:r>
+      <w:r>
+        <w:rPr>
+          <w:rFonts w:ascii="微软雅黑" w:hAnsi="微软雅黑" w:eastAsia="微软雅黑"/>
+          <w:color w:val="1A1A1A"/>
+          <w:sz w:val="22"/>
+        </w:rPr>
+        <w:t>。今日各大指数呈现出截然不同的技术状态：</w:t>
       </w:r>
     </w:p>
     <w:p>
@@ -687,7 +735,7 @@
           <w:color w:val="D29922"/>
           <w:sz w:val="22"/>
         </w:rPr>
-        <w:t>上证指数 (3833.13, +0.75%)：</w:t>
+        <w:t>科创50（最强）</w:t>
       </w:r>
       <w:r>
         <w:rPr>
@@ -695,20 +743,7 @@
           <w:color w:val="1A1A1A"/>
           <w:sz w:val="22"/>
         </w:rPr>
-        <w:t>受大金融拖累，涨幅远落后期指，呈现被动跟涨的“大弱小强”格局。若不能快速补涨站稳3850，上证仅能定义为存量博弈下的跷跷板效应。</w:t>
-      </w:r>
-    </w:p>
-    <w:p>
-      <w:pPr>
-        <w:pStyle w:val="Heading2"/>
-      </w:pPr>
-      <w:r>
-        <w:rPr>
-          <w:rFonts w:ascii="微软雅黑" w:hAnsi="微软雅黑" w:eastAsia="微软雅黑"/>
-          <w:color w:val="1A1A1A"/>
-          <w:sz w:val="22"/>
-        </w:rPr>
-        <w:t>🔍 量化视角</w:t>
+        <w:t>：放量大阳线，带动MA5\MA10等短期均线急速向上发散，MACD金叉后红柱加长，RSI进入超买区（&gt;80）。是当前多头发动行情的核心旗帜，趋势极强但短线回调整固需求在累积。</w:t>
       </w:r>
     </w:p>
     <w:p>
@@ -723,7 +758,7 @@
           <w:color w:val="D29922"/>
           <w:sz w:val="22"/>
         </w:rPr>
-        <w:t>量价背离：</w:t>
+        <w:t>创业板指</w:t>
       </w:r>
       <w:r>
         <w:rPr>
@@ -731,7 +766,7 @@
           <w:color w:val="1A1A1A"/>
           <w:sz w:val="22"/>
         </w:rPr>
-        <w:t>两大成长指数呈现绝对的“量增价升”健康结构，但北向流出与指数上涨形成资金面背离。表明当前推力来自高风偏内资游资及散户，行情的持续度将受北向后续流向的严峻考验。</w:t>
+        <w:t>：一阳穿多线，涨幅5.06%，量能配合健康。一举收复近期失地，MACD在零轴上方二次金叉，KDJ完成低位金叉后快速拉升。强势信号明确，上方空间打开。</w:t>
       </w:r>
     </w:p>
     <w:p>
@@ -746,7 +781,7 @@
           <w:color w:val="D29922"/>
           <w:sz w:val="22"/>
         </w:rPr>
-        <w:t>市场宽度：</w:t>
+        <w:t>中证500</w:t>
       </w:r>
       <w:r>
         <w:rPr>
@@ -754,7 +789,7 @@
           <w:color w:val="1A1A1A"/>
           <w:sz w:val="22"/>
         </w:rPr>
-        <w:t>宽度指标今日达到极值（90.2%个股上涨），根据历史统计，极致的宽度往往意味着次日将出现显著分化，盲目的追高风险收益比正在急剧下降。</w:t>
+        <w:t>：涨幅3.39%，明显强于沪深300，创阶段新高。中小盘个股活跃度被彻底激活，市场宽度极佳。</w:t>
       </w:r>
     </w:p>
     <w:p>
@@ -769,7 +804,7 @@
           <w:color w:val="D29922"/>
           <w:sz w:val="22"/>
         </w:rPr>
-        <w:t>资金结构：</w:t>
+        <w:t>上证指数/沪深300</w:t>
       </w:r>
       <w:r>
         <w:rPr>
@@ -777,7 +812,7 @@
           <w:color w:val="1A1A1A"/>
           <w:sz w:val="22"/>
         </w:rPr>
-        <w:t>大单净买入尚可，但主要集中在科技板块；酿酒、地产链等呈现缩量阴跌的机构减仓痕迹。</w:t>
+        <w:t>：被动跟随上涨，日内涨幅远不及成长指数。技术上仍处于箱体震荡的上沿区域，未形成有效突破，资金对其吸引力较弱。</w:t>
       </w:r>
     </w:p>
     <w:p>
@@ -790,7 +825,7 @@
           <w:color w:val="1A1A1A"/>
           <w:sz w:val="22"/>
         </w:rPr>
-        <w:t>🏛️ 宏观背景</w:t>
+        <w:t>🔬 量化视角</w:t>
       </w:r>
     </w:p>
     <w:p>
@@ -805,7 +840,7 @@
           <w:color w:val="D29922"/>
           <w:sz w:val="22"/>
         </w:rPr>
-        <w:t>通胀温和：</w:t>
+        <w:t>资金背离</w:t>
       </w:r>
       <w:r>
         <w:rPr>
@@ -813,7 +848,7 @@
           <w:color w:val="1A1A1A"/>
           <w:sz w:val="22"/>
         </w:rPr>
-        <w:t>6月CPI同比增1.0%，PPI同比增4.1%但环比下滑。上游价格涨幅回落有利于中下游科技制造企业利润修复，为今日科技股行情提供了基本面逻辑支撑。</w:t>
+        <w:t>：北向净卖出而市场大涨，特别是深股通流出21.4亿而深证成指、创业板指暴涨。此背离信号表明内资（特别是游资和散户资金）是今日边际定价的绝对主力。此种背离通常出现在情绪驱动行情初期或末段。</w:t>
       </w:r>
     </w:p>
     <w:p>
@@ -828,7 +863,7 @@
           <w:color w:val="D29922"/>
           <w:sz w:val="22"/>
         </w:rPr>
-        <w:t>流动性充裕：</w:t>
+        <w:t>量价结构</w:t>
       </w:r>
       <w:r>
         <w:rPr>
@@ -836,7 +871,7 @@
           <w:color w:val="1A1A1A"/>
           <w:sz w:val="22"/>
         </w:rPr>
-        <w:t>M2同比增8.0%，总量流动性无虞。但社融增量同比少增8606亿，实体融资需求依然偏弱，资金在金融市场囤积并寻找短期交易机会的倾向明显，滋生了该类脉冲性行情。</w:t>
+        <w:t>：全市场成交额未创新高，但资金在"双创"板块高度集中，造成了显著的局部流动性溢价。这是一种效率极高的资金驱动方式，但也意味着行情对增量资金依赖度极高。</w:t>
       </w:r>
     </w:p>
     <w:p>
@@ -851,7 +886,7 @@
           <w:color w:val="D29922"/>
           <w:sz w:val="22"/>
         </w:rPr>
-        <w:t>汇率稳定：</w:t>
+        <w:t>市场宽度</w:t>
       </w:r>
       <w:r>
         <w:rPr>
@@ -859,7 +894,102 @@
           <w:color w:val="1A1A1A"/>
           <w:sz w:val="22"/>
         </w:rPr>
-        <w:t>在岸人民币保持6.75左右强势震荡，但鉴于北向今日流出，汇率稳定并未转化为实质的外资增量买盘。</w:t>
+        <w:t>：上涨比例92.8%，为近期峰值，市场情绪由上交易日的分歧迅速转为一致看多。宽度指标已达到极值区域，短期内容易引发获利盘回吐形成的技术性波动。</w:t>
+      </w:r>
+    </w:p>
+    <w:p>
+      <w:pPr>
+        <w:pStyle w:val="Heading2"/>
+      </w:pPr>
+      <w:r>
+        <w:rPr>
+          <w:rFonts w:ascii="微软雅黑" w:hAnsi="微软雅黑" w:eastAsia="微软雅黑"/>
+          <w:color w:val="1A1A1A"/>
+          <w:sz w:val="22"/>
+        </w:rPr>
+        <w:t>🌍 宏观背景</w:t>
+      </w:r>
+    </w:p>
+    <w:p>
+      <w:pPr>
+        <w:spacing w:after="120"/>
+      </w:pPr>
+      <w:r>
+        <w:rPr>
+          <w:rFonts w:ascii="微软雅黑" w:hAnsi="微软雅黑" w:eastAsia="微软雅黑"/>
+          <w:color w:val="1A1A1A"/>
+          <w:sz w:val="22"/>
+        </w:rPr>
+        <w:t>今日行情本质上是对宏观温和环境与政策预期的集中定价。</w:t>
+      </w:r>
+    </w:p>
+    <w:p>
+      <w:pPr>
+        <w:pStyle w:val="ListBullet"/>
+        <w:spacing w:after="40"/>
+      </w:pPr>
+      <w:r>
+        <w:rPr>
+          <w:rFonts w:ascii="微软雅黑" w:hAnsi="微软雅黑" w:eastAsia="微软雅黑"/>
+          <w:b/>
+          <w:color w:val="D29922"/>
+          <w:sz w:val="22"/>
+        </w:rPr>
+        <w:t>流动性充裕</w:t>
+      </w:r>
+      <w:r>
+        <w:rPr>
+          <w:rFonts w:ascii="微软雅黑" w:hAnsi="微软雅黑" w:eastAsia="微软雅黑"/>
+          <w:color w:val="1A1A1A"/>
+          <w:sz w:val="22"/>
+        </w:rPr>
+        <w:t>：M2余额356.71万亿，同比增8.0%，广义流动性环境友好。LPR（1年期3.0%，5年期3.5%）连续14个月不变，商业银行净息差（1.4%）处于历史低位，市场对后续降息或降准存在预期。宽松的资金面是中小盘成长股估值扩张的基础。</w:t>
+      </w:r>
+    </w:p>
+    <w:p>
+      <w:pPr>
+        <w:pStyle w:val="ListBullet"/>
+        <w:spacing w:after="40"/>
+      </w:pPr>
+      <w:r>
+        <w:rPr>
+          <w:rFonts w:ascii="微软雅黑" w:hAnsi="微软雅黑" w:eastAsia="微软雅黑"/>
+          <w:b/>
+          <w:color w:val="D29922"/>
+          <w:sz w:val="22"/>
+        </w:rPr>
+        <w:t>经济结构温和</w:t>
+      </w:r>
+      <w:r>
+        <w:rPr>
+          <w:rFonts w:ascii="微软雅黑" w:hAnsi="微软雅黑" w:eastAsia="微软雅黑"/>
+          <w:color w:val="1A1A1A"/>
+          <w:sz w:val="22"/>
+        </w:rPr>
+        <w:t>：6月PMI（制造业50.3，服务业50.4）处于微幅扩张区间，CPI温和（上半年同比1.0%），PPI同比上涨4.1%。此种"不冷不热"的宏观组合，完美适配科技成长风格的行情演绎。</w:t>
+      </w:r>
+    </w:p>
+    <w:p>
+      <w:pPr>
+        <w:pStyle w:val="ListBullet"/>
+        <w:spacing w:after="40"/>
+      </w:pPr>
+      <w:r>
+        <w:rPr>
+          <w:rFonts w:ascii="微软雅黑" w:hAnsi="微软雅黑" w:eastAsia="微软雅黑"/>
+          <w:b/>
+          <w:color w:val="D29922"/>
+          <w:sz w:val="22"/>
+        </w:rPr>
+        <w:t>海外映射</w:t>
+      </w:r>
+      <w:r>
+        <w:rPr>
+          <w:rFonts w:ascii="微软雅黑" w:hAnsi="微软雅黑" w:eastAsia="微软雅黑"/>
+          <w:color w:val="1A1A1A"/>
+          <w:sz w:val="22"/>
+        </w:rPr>
+        <w:t>：隔夜纳斯达克大涨2.78%，对A股科技板块形成直接情绪传导，强化了今日做多科技股的信心。</w:t>
       </w:r>
     </w:p>
     <w:p>
@@ -887,7 +1017,7 @@
           <w:color w:val="D29922"/>
           <w:sz w:val="22"/>
         </w:rPr>
-        <w:t>情绪过热风险：</w:t>
+        <w:t>情绪极值风险</w:t>
       </w:r>
       <w:r>
         <w:rPr>
@@ -895,7 +1025,7 @@
           <w:color w:val="1A1A1A"/>
           <w:sz w:val="22"/>
         </w:rPr>
-        <w:t>91家涨停与0跌停显示情绪进入沸点。以历史经验看，此种一致性预期过强后，高位科技股极易面临日内剧烈波动，警惕明日盘中冲高回落的“强分化”。</w:t>
+        <w:t>：涨跌比超14:1，96家涨停且零跌停，情绪已进入短线极值区域。量能未创新高，存在量价背离隐忧，需警惕次日早盘获利盘集中兑现引发的快速回撤。</w:t>
       </w:r>
     </w:p>
     <w:p>
@@ -910,7 +1040,7 @@
           <w:color w:val="D29922"/>
           <w:sz w:val="22"/>
         </w:rPr>
-        <w:t>外资定价背离：</w:t>
+        <w:t>资金内部分化</w:t>
       </w:r>
       <w:r>
         <w:rPr>
@@ -918,7 +1048,7 @@
           <w:color w:val="1A1A1A"/>
           <w:sz w:val="22"/>
         </w:rPr>
-        <w:t>北向在指数拉升时持续流出超过30亿，特别是深股通流出较多。若明日北向继续流出，将直接考验今日追涨科技股的承接力度。</w:t>
+        <w:t>：北向资金与内资主力方向背离，机构与游资/量化盘分歧加大。若后续内资接力不足，行情可能出现剧烈分化。</w:t>
       </w:r>
     </w:p>
     <w:p>
@@ -933,7 +1063,7 @@
           <w:color w:val="D29922"/>
           <w:sz w:val="22"/>
         </w:rPr>
-        <w:t>关注点：</w:t>
+        <w:t>技术性超买</w:t>
       </w:r>
       <w:r>
         <w:rPr>
@@ -941,7 +1071,30 @@
           <w:color w:val="1A1A1A"/>
           <w:sz w:val="22"/>
         </w:rPr>
-        <w:t>明日核心看点是科创50能否在盘中完成强势调整（不破今日阳线实体二分之一位）。若早盘前30分钟量能无法在上证补齐，需留意金融、酿酒等权重的进一步下杀是否会带崩小票情绪。</w:t>
+        <w:t>：科创50、创业板指的RSI等摆动指标已进入超买区，短期回调压力客观存在。当前行情的高贝塔特征决定了其高波动性。</w:t>
+      </w:r>
+    </w:p>
+    <w:p>
+      <w:pPr>
+        <w:pStyle w:val="ListBullet"/>
+        <w:spacing w:after="40"/>
+      </w:pPr>
+      <w:r>
+        <w:rPr>
+          <w:rFonts w:ascii="微软雅黑" w:hAnsi="微软雅黑" w:eastAsia="微软雅黑"/>
+          <w:b/>
+          <w:color w:val="D29922"/>
+          <w:sz w:val="22"/>
+        </w:rPr>
+        <w:t>数据滞后性</w:t>
+      </w:r>
+      <w:r>
+        <w:rPr>
+          <w:rFonts w:ascii="微软雅黑" w:hAnsi="微软雅黑" w:eastAsia="微软雅黑"/>
+          <w:color w:val="1A1A1A"/>
+          <w:sz w:val="22"/>
+        </w:rPr>
+        <w:t>：宏观数据截至为6月末/7月中旬，市场当前更关注高频数据和政策边际变化，前期数据仅作为背景板参考，不宜过度线性外推。</w:t>
       </w:r>
     </w:p>
     <w:p>
@@ -954,7 +1107,7 @@
           <w:color w:val="1A1A1A"/>
           <w:sz w:val="22"/>
         </w:rPr>
-        <w:t>⚠️ 免责声明：本报告由 AI 自动生成，仅供参考，不构成任何投资建议。投资有风险，入市需谨慎。报告中的数据来源于公开接口，不对其准确性做任何保证。</w:t>
+        <w:t>⚠️ 免责声明：本报告由 AI 自动生成，数据来自公开接口，仅供市场分析参考，不构成任何投资建议。投资有风险，入市需谨慎。</w:t>
       </w:r>
     </w:p>
     <w:p/>

--- a/reports/2026-07-31/1500.docx
+++ b/reports/2026-07-31/1500.docx
@@ -100,7 +100,7 @@
           </w:tcPr>
           <w:p>
             <w:r>
-              <w:t>3833.31</w:t>
+              <w:t>3837.20</w:t>
             </w:r>
           </w:p>
         </w:tc>
@@ -110,7 +110,7 @@
           </w:tcPr>
           <w:p>
             <w:r>
-              <w:t>+0.75%</w:t>
+              <w:t>+0.85%</w:t>
             </w:r>
           </w:p>
         </w:tc>
@@ -140,7 +140,7 @@
           </w:tcPr>
           <w:p>
             <w:r>
-              <w:t>13711.67</w:t>
+              <w:t>13742.23</w:t>
             </w:r>
           </w:p>
         </w:tc>
@@ -150,7 +150,7 @@
           </w:tcPr>
           <w:p>
             <w:r>
-              <w:t>+3.21%</w:t>
+              <w:t>+3.44%</w:t>
             </w:r>
           </w:p>
         </w:tc>
@@ -180,7 +180,7 @@
           </w:tcPr>
           <w:p>
             <w:r>
-              <w:t>3408.91</w:t>
+              <w:t>3417.62</w:t>
             </w:r>
           </w:p>
         </w:tc>
@@ -190,7 +190,7 @@
           </w:tcPr>
           <w:p>
             <w:r>
-              <w:t>+5.06%</w:t>
+              <w:t>+5.33%</w:t>
             </w:r>
           </w:p>
         </w:tc>
@@ -220,7 +220,7 @@
           </w:tcPr>
           <w:p>
             <w:r>
-              <w:t>1681.20</w:t>
+              <w:t>1690.71</w:t>
             </w:r>
           </w:p>
         </w:tc>
@@ -230,7 +230,7 @@
           </w:tcPr>
           <w:p>
             <w:r>
-              <w:t>+5.84%</w:t>
+              <w:t>+6.44%</w:t>
             </w:r>
           </w:p>
         </w:tc>
@@ -260,7 +260,7 @@
           </w:tcPr>
           <w:p>
             <w:r>
-              <w:t>4608.65</w:t>
+              <w:t>4614.83</w:t>
             </w:r>
           </w:p>
         </w:tc>
@@ -270,7 +270,7 @@
           </w:tcPr>
           <w:p>
             <w:r>
-              <w:t>+1.30%</w:t>
+              <w:t>+1.43%</w:t>
             </w:r>
           </w:p>
         </w:tc>
@@ -300,7 +300,7 @@
           </w:tcPr>
           <w:p>
             <w:r>
-              <w:t>7557.54</w:t>
+              <w:t>7580.23</w:t>
             </w:r>
           </w:p>
         </w:tc>
@@ -310,7 +310,7 @@
           </w:tcPr>
           <w:p>
             <w:r>
-              <w:t>+3.39%</w:t>
+              <w:t>+3.70%</w:t>
             </w:r>
           </w:p>
         </w:tc>
@@ -385,7 +385,7 @@
           <w:color w:val="1A1A1A"/>
           <w:sz w:val="22"/>
         </w:rPr>
-        <w:t>📊 市场概览</w:t>
+        <w:t>📊 全日综述</w:t>
       </w:r>
     </w:p>
     <w:p>
@@ -398,7 +398,7 @@
           <w:color w:val="1A1A1A"/>
           <w:sz w:val="22"/>
         </w:rPr>
-        <w:t>今日市场呈现"权重搭台、成长唱戏"的经典格局。上证小幅收涨0.75%，而深证成指、创业板指、科创50分别大涨3.21%、5.06%、5.84%。全市场上涨家数高达928家，典型普涨行情。量能虽未创阶段新高，但资金结构化抱团科技成长方向，风险偏好急剧上升。</w:t>
+        <w:t>今日市场呈现"情绪与资金背离"的强势普涨格局。指数层面，双创板块爆发式领涨，科创50飙升6.44%，创业板指大涨5.33%，成长风格碾压价值风格。微观结构看，涨停家数高达124家，无跌停，赚钱效应极致化，但北向资金逆势净流出30.68亿，显示内资是本轮行情的主导力量。这是一场由内资主导的，围绕"超跌反弹与国产替代"逻辑展开的修复战役。</w:t>
       </w:r>
     </w:p>
     <w:p>
@@ -411,7 +411,7 @@
           <w:color w:val="1A1A1A"/>
           <w:sz w:val="22"/>
         </w:rPr>
-        <w:t>📈 核心指标</w:t>
+        <w:t>📈 核心指数与量价分析</w:t>
       </w:r>
     </w:p>
     <w:p>
@@ -426,7 +426,7 @@
           <w:color w:val="D29922"/>
           <w:sz w:val="22"/>
         </w:rPr>
-        <w:t>涨跌比</w:t>
+        <w:t>科创50（+6.44%）：</w:t>
       </w:r>
       <w:r>
         <w:rPr>
@@ -434,7 +434,7 @@
           <w:color w:val="1A1A1A"/>
           <w:sz w:val="22"/>
         </w:rPr>
-        <w:t>：928涨 / 64跌 / 8平，涨跌比为14.5:1，属于绝对压倒性普涨，短线情绪进入亢奋区。</w:t>
+        <w:t>放量巨阳，单日涨幅与成交量均创近期峰值。作为硬科技核心载体，其突破性走势确立了科技主线的绝对地位，量价高度匹配，未见衰竭信号。</w:t>
       </w:r>
     </w:p>
     <w:p>
@@ -449,7 +449,7 @@
           <w:color w:val="D29922"/>
           <w:sz w:val="22"/>
         </w:rPr>
-        <w:t>成交额</w:t>
+        <w:t>创业板指（+5.33%）：</w:t>
       </w:r>
       <w:r>
         <w:rPr>
@@ -457,7 +457,7 @@
           <w:color w:val="1A1A1A"/>
           <w:sz w:val="22"/>
         </w:rPr>
-        <w:t>：约1.38万亿，较近期均量略缩，但资金集中度极高，主要涌入创业板及科创板。</w:t>
+        <w:t>同样放大量能强势突破，与科创50形成共振。主要受第一大权重宁德时代及医药科技等赛道股反弹推动，成功摆脱近期盘整区间。</w:t>
       </w:r>
     </w:p>
     <w:p>
@@ -472,7 +472,7 @@
           <w:color w:val="D29922"/>
           <w:sz w:val="22"/>
         </w:rPr>
-        <w:t>北向资金</w:t>
+        <w:t>中证500（+3.70%）/深证成指（+3.44%）：</w:t>
       </w:r>
       <w:r>
         <w:rPr>
@@ -480,7 +480,7 @@
           <w:color w:val="1A1A1A"/>
           <w:sz w:val="22"/>
         </w:rPr>
-        <w:t>：全日净流出30.68亿，其中深股通净流出21.4亿。北向与内资出现明显背离，内资主导今日行情。</w:t>
+        <w:t>涨幅居中，跟随双创步伐。各类中小盘成长股普涨，市场宽度极佳。</w:t>
       </w:r>
     </w:p>
     <w:p>
@@ -495,7 +495,7 @@
           <w:color w:val="D29922"/>
           <w:sz w:val="22"/>
         </w:rPr>
-        <w:t>大资金流向</w:t>
+        <w:t>沪深300（+1.43%）/上证指数（+0.85%）：</w:t>
       </w:r>
       <w:r>
         <w:rPr>
@@ -503,20 +503,7 @@
           <w:color w:val="1A1A1A"/>
           <w:sz w:val="22"/>
         </w:rPr>
-        <w:t>：样本30只个股中，大单净买入110.09亿，25只为净流入，显示内资主力积极做多。</w:t>
-      </w:r>
-    </w:p>
-    <w:p>
-      <w:pPr>
-        <w:pStyle w:val="Heading2"/>
-      </w:pPr>
-      <w:r>
-        <w:rPr>
-          <w:rFonts w:ascii="微软雅黑" w:hAnsi="微软雅黑" w:eastAsia="微软雅黑"/>
-          <w:color w:val="1A1A1A"/>
-          <w:sz w:val="22"/>
-        </w:rPr>
-        <w:t>🔥 板块热点</w:t>
+        <w:t>涨幅垫底，明显受银行、食品饮料等传统权重拖累，反映出市场资金从大盘价值向中小盘成长快速切换。</w:t>
       </w:r>
     </w:p>
     <w:p>
@@ -530,7 +517,28 @@
           <w:color w:val="D29922"/>
           <w:sz w:val="22"/>
         </w:rPr>
-        <w:t>领涨主线（科技自主可控 + AI应用）</w:t>
+        <w:t>量价匹配度：</w:t>
+      </w:r>
+      <w:r>
+        <w:rPr>
+          <w:rFonts w:ascii="微软雅黑" w:hAnsi="微软雅黑" w:eastAsia="微软雅黑"/>
+          <w:color w:val="1A1A1A"/>
+          <w:sz w:val="22"/>
+        </w:rPr>
+        <w:t>全市场逾93%个股上涨，成交额预估超过7400亿，属于高质量的放量普涨，量能支撑强劲，未出现指数上行而量能背离的隐患。</w:t>
+      </w:r>
+    </w:p>
+    <w:p>
+      <w:pPr>
+        <w:pStyle w:val="Heading2"/>
+      </w:pPr>
+      <w:r>
+        <w:rPr>
+          <w:rFonts w:ascii="微软雅黑" w:hAnsi="微软雅黑" w:eastAsia="微软雅黑"/>
+          <w:color w:val="1A1A1A"/>
+          <w:sz w:val="22"/>
+        </w:rPr>
+        <w:t>🧬 板块轮动：成长狂欢，周期承压</w:t>
       </w:r>
     </w:p>
     <w:p>
@@ -543,7 +551,7 @@
           <w:color w:val="1A1A1A"/>
           <w:sz w:val="22"/>
         </w:rPr>
-        <w:t>涨停数量达96家，零跌停，资金进攻极其聚焦。科创板、创业板20cm涨停频现，核心驱动为对科技自主可控政策的强烈预期。</w:t>
+        <w:t>市场呈现清晰的"新经济升、老经济降"结构。</w:t>
       </w:r>
     </w:p>
     <w:p>
@@ -558,7 +566,16 @@
           <w:color w:val="D29922"/>
           <w:sz w:val="22"/>
         </w:rPr>
-        <w:t>半导体/电子</w:t>
+        <w:t>领涨主线：</w:t>
+      </w:r>
+      <w:r>
+        <w:rPr>
+          <w:rFonts w:ascii="微软雅黑" w:hAnsi="微软雅黑" w:eastAsia="微软雅黑"/>
+          <w:b/>
+          <w:color w:val="D29922"/>
+          <w:sz w:val="22"/>
+        </w:rPr>
+        <w:t>次新股（+4.87%）</w:t>
       </w:r>
       <w:r>
         <w:rPr>
@@ -566,7 +583,41 @@
           <w:color w:val="1A1A1A"/>
           <w:sz w:val="22"/>
         </w:rPr>
-        <w:t>：和林微纳、方邦股份、生益电子等集体暴涨，PE普遍高企甚至为负，说明资金完全脱离当期业绩，围绕国产替代逻辑进行估值重塑。</w:t>
+        <w:t>成为最强板块，紧随其后的是</w:t>
+      </w:r>
+      <w:r>
+        <w:rPr>
+          <w:rFonts w:ascii="微软雅黑" w:hAnsi="微软雅黑" w:eastAsia="微软雅黑"/>
+          <w:b/>
+          <w:color w:val="D29922"/>
+          <w:sz w:val="22"/>
+        </w:rPr>
+        <w:t>电子器件（+1.26%）</w:t>
+      </w:r>
+      <w:r>
+        <w:rPr>
+          <w:rFonts w:ascii="微软雅黑" w:hAnsi="微软雅黑" w:eastAsia="微软雅黑"/>
+          <w:color w:val="1A1A1A"/>
+          <w:sz w:val="22"/>
+        </w:rPr>
+        <w:t>、</w:t>
+      </w:r>
+      <w:r>
+        <w:rPr>
+          <w:rFonts w:ascii="微软雅黑" w:hAnsi="微软雅黑" w:eastAsia="微软雅黑"/>
+          <w:b/>
+          <w:color w:val="D29922"/>
+          <w:sz w:val="22"/>
+        </w:rPr>
+        <w:t>陶瓷行业</w:t>
+      </w:r>
+      <w:r>
+        <w:rPr>
+          <w:rFonts w:ascii="微软雅黑" w:hAnsi="微软雅黑" w:eastAsia="微软雅黑"/>
+          <w:color w:val="1A1A1A"/>
+          <w:sz w:val="22"/>
+        </w:rPr>
+        <w:t>等泛科技制造领域。这显示出活跃资金在寻找无历史套牢盘且具备新产业逻辑的方向，与双创指数的强势完全吻合，核心驱动是国产替代逻辑的持续深化和部分细分赛道景气度反转预期。</w:t>
       </w:r>
     </w:p>
     <w:p>
@@ -581,7 +632,16 @@
           <w:color w:val="D29922"/>
           <w:sz w:val="22"/>
         </w:rPr>
-        <w:t>AI应用/软件</w:t>
+        <w:t>承压方向：</w:t>
+      </w:r>
+      <w:r>
+        <w:rPr>
+          <w:rFonts w:ascii="微软雅黑" w:hAnsi="微软雅黑" w:eastAsia="微软雅黑"/>
+          <w:b/>
+          <w:color w:val="D29922"/>
+          <w:sz w:val="22"/>
+        </w:rPr>
+        <w:t>酿酒行业（-0.93%）</w:t>
       </w:r>
       <w:r>
         <w:rPr>
@@ -589,7 +649,54 @@
           <w:color w:val="1A1A1A"/>
           <w:sz w:val="22"/>
         </w:rPr>
-        <w:t>：福昕软件、宏景科技、易点天下涨停。由海外AI映射与国内政策催化共振，是今日赚钱效应最强的方向。</w:t>
+        <w:t>、</w:t>
+      </w:r>
+      <w:r>
+        <w:rPr>
+          <w:rFonts w:ascii="微软雅黑" w:hAnsi="微软雅黑" w:eastAsia="微软雅黑"/>
+          <w:b/>
+          <w:color w:val="D29922"/>
+          <w:sz w:val="22"/>
+        </w:rPr>
+        <w:t>金融行业（-0.14%）</w:t>
+      </w:r>
+      <w:r>
+        <w:rPr>
+          <w:rFonts w:ascii="微软雅黑" w:hAnsi="微软雅黑" w:eastAsia="微软雅黑"/>
+          <w:color w:val="1A1A1A"/>
+          <w:sz w:val="22"/>
+        </w:rPr>
+        <w:t>、</w:t>
+      </w:r>
+      <w:r>
+        <w:rPr>
+          <w:rFonts w:ascii="微软雅黑" w:hAnsi="微软雅黑" w:eastAsia="微软雅黑"/>
+          <w:b/>
+          <w:color w:val="D29922"/>
+          <w:sz w:val="22"/>
+        </w:rPr>
+        <w:t>石油行业（-0.12%）</w:t>
+      </w:r>
+      <w:r>
+        <w:rPr>
+          <w:rFonts w:ascii="微软雅黑" w:hAnsi="微软雅黑" w:eastAsia="微软雅黑"/>
+          <w:color w:val="1A1A1A"/>
+          <w:sz w:val="22"/>
+        </w:rPr>
+        <w:t>领跌。这清晰表明防御性高股息策略今日完全被成长股抽血，市场风险偏好显著回升。</w:t>
+      </w:r>
+    </w:p>
+    <w:p>
+      <w:pPr>
+        <w:pStyle w:val="Heading2"/>
+      </w:pPr>
+      <w:r>
+        <w:rPr>
+          <w:rFonts w:ascii="微软雅黑" w:hAnsi="微软雅黑" w:eastAsia="微软雅黑"/>
+          <w:color w:val="1A1A1A"/>
+          <w:sz w:val="22"/>
+        </w:rPr>
+        <w:t>💰 资金面：内资博弈主导，外资逆向减仓</w:t>
       </w:r>
     </w:p>
     <w:p>
@@ -604,7 +711,7 @@
           <w:color w:val="D29922"/>
           <w:sz w:val="22"/>
         </w:rPr>
-        <w:t>机器人/自动化</w:t>
+        <w:t>北向资金：</w:t>
       </w:r>
       <w:r>
         <w:rPr>
@@ -612,34 +719,7 @@
           <w:color w:val="1A1A1A"/>
           <w:sz w:val="22"/>
         </w:rPr>
-        <w:t>：海川智能、利和兴、维宏股份等涨停。板块内标的流通盘普遍较小，对流动性敏感，是市场风险偏好的温度计。</w:t>
-      </w:r>
-    </w:p>
-    <w:p>
-      <w:pPr>
-        <w:spacing w:after="120"/>
-      </w:pPr>
-      <w:r>
-        <w:rPr>
-          <w:rFonts w:ascii="微软雅黑" w:hAnsi="微软雅黑" w:eastAsia="微软雅黑"/>
-          <w:b/>
-          <w:color w:val="D29922"/>
-          <w:sz w:val="22"/>
-        </w:rPr>
-        <w:t>杀跌板块（防御类 / 房地产链）</w:t>
-      </w:r>
-    </w:p>
-    <w:p>
-      <w:pPr>
-        <w:spacing w:after="120"/>
-      </w:pPr>
-      <w:r>
-        <w:rPr>
-          <w:rFonts w:ascii="微软雅黑" w:hAnsi="微软雅黑" w:eastAsia="微软雅黑"/>
-          <w:color w:val="1A1A1A"/>
-          <w:sz w:val="22"/>
-        </w:rPr>
-        <w:t>资金从稳健型资产中全面流出，挪仓至进攻型资产。</w:t>
+        <w:t>今日净流出30.68亿元。其中，沪股通流出9.28亿，深股通流出逾21亿。外资与指数大涨形成显著背离，表明其可能在进行战术性高抛或调仓，对短期过热情绪保持警惕。</w:t>
       </w:r>
     </w:p>
     <w:p>
@@ -654,7 +734,7 @@
           <w:color w:val="D29922"/>
           <w:sz w:val="22"/>
         </w:rPr>
-        <w:t>地产链</w:t>
+        <w:t>主力资金：</w:t>
       </w:r>
       <w:r>
         <w:rPr>
@@ -662,7 +742,34 @@
           <w:color w:val="1A1A1A"/>
           <w:sz w:val="22"/>
         </w:rPr>
-        <w:t>：滨江集团、北新建材、三棵树、老板电器跌幅居前。行业基本面恢复不及预期，叠加资金抽血效应，成为主要流出地。</w:t>
+        <w:t>基于采样数据，大单净流入约110亿，与北向资金流向相反。内资机构是本日行情的主要推手，其买入方向决定了科技成长的胜利。</w:t>
+      </w:r>
+    </w:p>
+    <w:p>
+      <w:pPr>
+        <w:pStyle w:val="Heading2"/>
+      </w:pPr>
+      <w:r>
+        <w:rPr>
+          <w:rFonts w:ascii="微软雅黑" w:hAnsi="微软雅黑" w:eastAsia="微软雅黑"/>
+          <w:color w:val="1A1A1A"/>
+          <w:sz w:val="22"/>
+        </w:rPr>
+        <w:t>📉 市场微观与宽度</w:t>
+      </w:r>
+    </w:p>
+    <w:p>
+      <w:pPr>
+        <w:spacing w:after="120"/>
+      </w:pPr>
+      <w:r>
+        <w:rPr>
+          <w:rFonts w:ascii="微软雅黑" w:hAnsi="微软雅黑" w:eastAsia="微软雅黑"/>
+          <w:b/>
+          <w:color w:val="D29922"/>
+          <w:sz w:val="22"/>
+        </w:rPr>
+        <w:t>情绪指标：</w:t>
       </w:r>
     </w:p>
     <w:p>
@@ -677,7 +784,7 @@
           <w:color w:val="D29922"/>
           <w:sz w:val="22"/>
         </w:rPr>
-        <w:t>传统汽车/化工</w:t>
+        <w:t>涨跌家数：</w:t>
       </w:r>
       <w:r>
         <w:rPr>
@@ -685,42 +792,7 @@
           <w:color w:val="1A1A1A"/>
           <w:sz w:val="22"/>
         </w:rPr>
-        <w:t>：宇通客车、扬农化工回调。高股息、低估值的防御属性在今日极度亢奋的风险偏好下被市场抛弃。</w:t>
-      </w:r>
-    </w:p>
-    <w:p>
-      <w:pPr>
-        <w:pStyle w:val="Heading2"/>
-      </w:pPr>
-      <w:r>
-        <w:rPr>
-          <w:rFonts w:ascii="微软雅黑" w:hAnsi="微软雅黑" w:eastAsia="微软雅黑"/>
-          <w:color w:val="1A1A1A"/>
-          <w:sz w:val="22"/>
-        </w:rPr>
-        <w:t>⚙️ 技术信号</w:t>
-      </w:r>
-    </w:p>
-    <w:p>
-      <w:pPr>
-        <w:spacing w:after="120"/>
-      </w:pPr>
-      <w:r>
-        <w:rPr>
-          <w:rFonts w:ascii="微软雅黑" w:hAnsi="微软雅黑" w:eastAsia="微软雅黑"/>
-          <w:b/>
-          <w:color w:val="D29922"/>
-          <w:sz w:val="22"/>
-        </w:rPr>
-        <w:t>结构性行情极致演绎</w:t>
-      </w:r>
-      <w:r>
-        <w:rPr>
-          <w:rFonts w:ascii="微软雅黑" w:hAnsi="微软雅黑" w:eastAsia="微软雅黑"/>
-          <w:color w:val="1A1A1A"/>
-          <w:sz w:val="22"/>
-        </w:rPr>
-        <w:t>。今日各大指数呈现出截然不同的技术状态：</w:t>
+        <w:t>935家上涨 vs 54家下跌，涨跌比高达17.3:1，市场进入极端亢奋区。</w:t>
       </w:r>
     </w:p>
     <w:p>
@@ -735,7 +807,7 @@
           <w:color w:val="D29922"/>
           <w:sz w:val="22"/>
         </w:rPr>
-        <w:t>科创50（最强）</w:t>
+        <w:t>涨跌停对比：</w:t>
       </w:r>
       <w:r>
         <w:rPr>
@@ -743,7 +815,42 @@
           <w:color w:val="1A1A1A"/>
           <w:sz w:val="22"/>
         </w:rPr>
-        <w:t>：放量大阳线，带动MA5\MA10等短期均线急速向上发散，MACD金叉后红柱加长，RSI进入超买区（&gt;80）。是当前多头发动行情的核心旗帜，趋势极强但短线回调整固需求在累积。</w:t>
+        <w:t>124家涨停 vs 0家跌停，多空力量悬殊，为极致多头行情。</w:t>
+      </w:r>
+    </w:p>
+    <w:p>
+      <w:pPr>
+        <w:spacing w:after="120"/>
+      </w:pPr>
+      <w:r>
+        <w:rPr>
+          <w:rFonts w:ascii="微软雅黑" w:hAnsi="微软雅黑" w:eastAsia="微软雅黑"/>
+          <w:b/>
+          <w:color w:val="D29922"/>
+          <w:sz w:val="22"/>
+        </w:rPr>
+        <w:t>信号解读：</w:t>
+      </w:r>
+      <w:r>
+        <w:rPr>
+          <w:rFonts w:ascii="微软雅黑" w:hAnsi="微软雅黑" w:eastAsia="微软雅黑"/>
+          <w:color w:val="1A1A1A"/>
+          <w:sz w:val="22"/>
+        </w:rPr>
+        <w:t>如此高的宽度往往预示短期有情绪过热的修正需求，但只要核心量能不减，回调幅度或将有限，并形成板块内的去弱留强。</w:t>
+      </w:r>
+    </w:p>
+    <w:p>
+      <w:pPr>
+        <w:pStyle w:val="Heading2"/>
+      </w:pPr>
+      <w:r>
+        <w:rPr>
+          <w:rFonts w:ascii="微软雅黑" w:hAnsi="微软雅黑" w:eastAsia="微软雅黑"/>
+          <w:color w:val="1A1A1A"/>
+          <w:sz w:val="22"/>
+        </w:rPr>
+        <w:t>📈 技术信号：双创进入技术性强势区</w:t>
       </w:r>
     </w:p>
     <w:p>
@@ -758,7 +865,7 @@
           <w:color w:val="D29922"/>
           <w:sz w:val="22"/>
         </w:rPr>
-        <w:t>创业板指</w:t>
+        <w:t>科创50：</w:t>
       </w:r>
       <w:r>
         <w:rPr>
@@ -766,7 +873,7 @@
           <w:color w:val="1A1A1A"/>
           <w:sz w:val="22"/>
         </w:rPr>
-        <w:t>：一阳穿多线，涨幅5.06%，量能配合健康。一举收复近期失地，MACD在零轴上方二次金叉，KDJ完成低位金叉后快速拉升。强势信号明确，上方空间打开。</w:t>
+        <w:t>一根长阳突破多条关键中期均线（MA20/30），MACD零轴上方二次金叉，红柱骤然放长；RSI直冲70超买区，短期动能极强，有效突破了此前的低迷平台。</w:t>
       </w:r>
     </w:p>
     <w:p>
@@ -781,7 +888,7 @@
           <w:color w:val="D29922"/>
           <w:sz w:val="22"/>
         </w:rPr>
-        <w:t>中证500</w:t>
+        <w:t>创业板指：</w:t>
       </w:r>
       <w:r>
         <w:rPr>
@@ -789,7 +896,7 @@
           <w:color w:val="1A1A1A"/>
           <w:sz w:val="22"/>
         </w:rPr>
-        <w:t>：涨幅3.39%，明显强于沪深300，创阶段新高。中小盘个股活跃度被彻底激活，市场宽度极佳。</w:t>
+        <w:t>同步完成对近期整理平台的突破，周线级别KDJ同样金叉向上发散，中期修复行情确认。</w:t>
       </w:r>
     </w:p>
     <w:p>
@@ -804,7 +911,7 @@
           <w:color w:val="D29922"/>
           <w:sz w:val="22"/>
         </w:rPr>
-        <w:t>上证指数/沪深300</w:t>
+        <w:t>上证指数：</w:t>
       </w:r>
       <w:r>
         <w:rPr>
@@ -812,7 +919,7 @@
           <w:color w:val="1A1A1A"/>
           <w:sz w:val="22"/>
         </w:rPr>
-        <w:t>：被动跟随上涨，日内涨幅远不及成长指数。技术上仍处于箱体震荡的上沿区域，未形成有效突破，资金对其吸引力较弱。</w:t>
+        <w:t>被动跟涨，仍受困于MA60压制（约3850点一线）。指数间背离，再次确认当前市场为结构性的成长牛市而非全面牛市。</w:t>
       </w:r>
     </w:p>
     <w:p>
@@ -825,7 +932,7 @@
           <w:color w:val="1A1A1A"/>
           <w:sz w:val="22"/>
         </w:rPr>
-        <w:t>🔬 量化视角</w:t>
+        <w:t>🌐 宏观背景解读</w:t>
       </w:r>
     </w:p>
     <w:p>
@@ -840,7 +947,7 @@
           <w:color w:val="D29922"/>
           <w:sz w:val="22"/>
         </w:rPr>
-        <w:t>资金背离</w:t>
+        <w:t>通胀环境：</w:t>
       </w:r>
       <w:r>
         <w:rPr>
@@ -848,7 +955,7 @@
           <w:color w:val="1A1A1A"/>
           <w:sz w:val="22"/>
         </w:rPr>
-        <w:t>：北向净卖出而市场大涨，特别是深股通流出21.4亿而深证成指、创业板指暴涨。此背离信号表明内资（特别是游资和散户资金）是今日边际定价的绝对主力。此种背离通常出现在情绪驱动行情初期或末段。</w:t>
+        <w:t>CPI温和（1.0%），PPI处于低位（4.1%但环比下降），为后续货币政策维持宽松腾出空间。</w:t>
       </w:r>
     </w:p>
     <w:p>
@@ -863,7 +970,7 @@
           <w:color w:val="D29922"/>
           <w:sz w:val="22"/>
         </w:rPr>
-        <w:t>量价结构</w:t>
+        <w:t>流动性宽裕：</w:t>
       </w:r>
       <w:r>
         <w:rPr>
@@ -871,7 +978,7 @@
           <w:color w:val="1A1A1A"/>
           <w:sz w:val="22"/>
         </w:rPr>
-        <w:t>：全市场成交额未创新高，但资金在"双创"板块高度集中，造成了显著的局部流动性溢价。这是一种效率极高的资金驱动方式，但也意味着行情对增量资金依赖度极高。</w:t>
+        <w:t>M2同比增8.0%，社融存量大，宏观流动性无虞。LPR已连续14个月未动，政策利率稳定，市场利率环境相对友好，有利于成长股估值扩张。</w:t>
       </w:r>
     </w:p>
     <w:p>
@@ -886,7 +993,7 @@
           <w:color w:val="D29922"/>
           <w:sz w:val="22"/>
         </w:rPr>
-        <w:t>市场宽度</w:t>
+        <w:t>经济温和复苏：</w:t>
       </w:r>
       <w:r>
         <w:rPr>
@@ -894,7 +1001,7 @@
           <w:color w:val="1A1A1A"/>
           <w:sz w:val="22"/>
         </w:rPr>
-        <w:t>：上涨比例92.8%，为近期峰值，市场情绪由上交易日的分歧迅速转为一致看多。宽度指标已达到极值区域，短期内容易引发获利盘回吐形成的技术性波动。</w:t>
+        <w:t>PMI连续处于50.3%的扩张区间，为市场情绪提供了基本支撑，但力度不强，因此资金更青睐与宏观经济关联度较弱的科技主题。</w:t>
       </w:r>
     </w:p>
     <w:p>
@@ -907,7 +1014,7 @@
           <w:color w:val="1A1A1A"/>
           <w:sz w:val="22"/>
         </w:rPr>
-        <w:t>🌍 宏观背景</w:t>
+        <w:t>⚠️ 风险提示与明日关注</w:t>
       </w:r>
     </w:p>
     <w:p>
@@ -917,10 +1024,33 @@
       <w:r>
         <w:rPr>
           <w:rFonts w:ascii="微软雅黑" w:hAnsi="微软雅黑" w:eastAsia="微软雅黑"/>
+          <w:b/>
+          <w:color w:val="D29922"/>
+          <w:sz w:val="22"/>
+        </w:rPr>
+        <w:t>核心风险：情绪过热后的技术性回调。</w:t>
+      </w:r>
+      <w:r>
+        <w:rPr>
+          <w:rFonts w:ascii="微软雅黑" w:hAnsi="微软雅黑" w:eastAsia="微软雅黑"/>
           <w:color w:val="1A1A1A"/>
           <w:sz w:val="22"/>
         </w:rPr>
-        <w:t>今日行情本质上是对宏观温和环境与政策预期的集中定价。</w:t>
+        <w:t>今日涨跌比已达极致，明日个股分化在所难免。</w:t>
+      </w:r>
+    </w:p>
+    <w:p>
+      <w:pPr>
+        <w:spacing w:after="120"/>
+      </w:pPr>
+      <w:r>
+        <w:rPr>
+          <w:rFonts w:ascii="微软雅黑" w:hAnsi="微软雅黑" w:eastAsia="微软雅黑"/>
+          <w:b/>
+          <w:color w:val="D29922"/>
+          <w:sz w:val="22"/>
+        </w:rPr>
+        <w:t>明日关注要点：</w:t>
       </w:r>
     </w:p>
     <w:p>
@@ -935,7 +1065,7 @@
           <w:color w:val="D29922"/>
           <w:sz w:val="22"/>
         </w:rPr>
-        <w:t>流动性充裕</w:t>
+        <w:t>板块持续性：</w:t>
       </w:r>
       <w:r>
         <w:rPr>
@@ -943,7 +1073,7 @@
           <w:color w:val="1A1A1A"/>
           <w:sz w:val="22"/>
         </w:rPr>
-        <w:t>：M2余额356.71万亿，同比增8.0%，广义流动性环境友好。LPR（1年期3.0%，5年期3.5%）连续14个月不变，商业银行净息差（1.4%）处于历史低位，市场对后续降息或降准存在预期。宽松的资金面是中小盘成长股估值扩张的基础。</w:t>
+        <w:t>重点观察电子器件、次新股板块能否在明日维持强势，这是判断本轮行情是否具备持续性的试金石。</w:t>
       </w:r>
     </w:p>
     <w:p>
@@ -958,7 +1088,7 @@
           <w:color w:val="D29922"/>
           <w:sz w:val="22"/>
         </w:rPr>
-        <w:t>经济结构温和</w:t>
+        <w:t>关键个股：</w:t>
       </w:r>
       <w:r>
         <w:rPr>
@@ -966,7 +1096,7 @@
           <w:color w:val="1A1A1A"/>
           <w:sz w:val="22"/>
         </w:rPr>
-        <w:t>：6月PMI（制造业50.3，服务业50.4）处于微幅扩张区间，CPI温和（上半年同比1.0%），PPI同比上涨4.1%。此种"不冷不热"的宏观组合，完美适配科技成长风格的行情演绎。</w:t>
+        <w:t>关注福昕软件、海川智能等高换手涨停股是否出现剧烈分歧，以及宁德时代等权重能否支撑创业板指。</w:t>
       </w:r>
     </w:p>
     <w:p>
@@ -981,7 +1111,7 @@
           <w:color w:val="D29922"/>
           <w:sz w:val="22"/>
         </w:rPr>
-        <w:t>海外映射</w:t>
+        <w:t>技术位攻防：</w:t>
       </w:r>
       <w:r>
         <w:rPr>
@@ -989,20 +1119,41 @@
           <w:color w:val="1A1A1A"/>
           <w:sz w:val="22"/>
         </w:rPr>
-        <w:t>：隔夜纳斯达克大涨2.78%，对A股科技板块形成直接情绪传导，强化了今日做多科技股的信心。</w:t>
+        <w:t>观察</w:t>
       </w:r>
-    </w:p>
-    <w:p>
-      <w:pPr>
-        <w:pStyle w:val="Heading2"/>
-      </w:pPr>
+      <w:r>
+        <w:rPr>
+          <w:rFonts w:ascii="微软雅黑" w:hAnsi="微软雅黑" w:eastAsia="微软雅黑"/>
+          <w:b/>
+          <w:color w:val="D29922"/>
+          <w:sz w:val="22"/>
+        </w:rPr>
+        <w:t>科创50指数</w:t>
+      </w:r>
       <w:r>
         <w:rPr>
           <w:rFonts w:ascii="微软雅黑" w:hAnsi="微软雅黑" w:eastAsia="微软雅黑"/>
           <w:color w:val="1A1A1A"/>
           <w:sz w:val="22"/>
         </w:rPr>
-        <w:t>⚠️ 风险提示</w:t>
+        <w:t>能否站稳1685点（今日K线实体一半位置），若不破则短期强攻结构不变；关注</w:t>
+      </w:r>
+      <w:r>
+        <w:rPr>
+          <w:rFonts w:ascii="微软雅黑" w:hAnsi="微软雅黑" w:eastAsia="微软雅黑"/>
+          <w:b/>
+          <w:color w:val="D29922"/>
+          <w:sz w:val="22"/>
+        </w:rPr>
+        <w:t>上证指数</w:t>
+      </w:r>
+      <w:r>
+        <w:rPr>
+          <w:rFonts w:ascii="微软雅黑" w:hAnsi="微软雅黑" w:eastAsia="微软雅黑"/>
+          <w:color w:val="1A1A1A"/>
+          <w:sz w:val="22"/>
+        </w:rPr>
+        <w:t>能否在回调时守住3820点。</w:t>
       </w:r>
     </w:p>
     <w:p>
@@ -1017,7 +1168,7 @@
           <w:color w:val="D29922"/>
           <w:sz w:val="22"/>
         </w:rPr>
-        <w:t>情绪极值风险</w:t>
+        <w:t>资金验证：</w:t>
       </w:r>
       <w:r>
         <w:rPr>
@@ -1025,76 +1176,7 @@
           <w:color w:val="1A1A1A"/>
           <w:sz w:val="22"/>
         </w:rPr>
-        <w:t>：涨跌比超14:1，96家涨停且零跌停，情绪已进入短线极值区域。量能未创新高，存在量价背离隐忧，需警惕次日早盘获利盘集中兑现引发的快速回撤。</w:t>
-      </w:r>
-    </w:p>
-    <w:p>
-      <w:pPr>
-        <w:pStyle w:val="ListBullet"/>
-        <w:spacing w:after="40"/>
-      </w:pPr>
-      <w:r>
-        <w:rPr>
-          <w:rFonts w:ascii="微软雅黑" w:hAnsi="微软雅黑" w:eastAsia="微软雅黑"/>
-          <w:b/>
-          <w:color w:val="D29922"/>
-          <w:sz w:val="22"/>
-        </w:rPr>
-        <w:t>资金内部分化</w:t>
-      </w:r>
-      <w:r>
-        <w:rPr>
-          <w:rFonts w:ascii="微软雅黑" w:hAnsi="微软雅黑" w:eastAsia="微软雅黑"/>
-          <w:color w:val="1A1A1A"/>
-          <w:sz w:val="22"/>
-        </w:rPr>
-        <w:t>：北向资金与内资主力方向背离，机构与游资/量化盘分歧加大。若后续内资接力不足，行情可能出现剧烈分化。</w:t>
-      </w:r>
-    </w:p>
-    <w:p>
-      <w:pPr>
-        <w:pStyle w:val="ListBullet"/>
-        <w:spacing w:after="40"/>
-      </w:pPr>
-      <w:r>
-        <w:rPr>
-          <w:rFonts w:ascii="微软雅黑" w:hAnsi="微软雅黑" w:eastAsia="微软雅黑"/>
-          <w:b/>
-          <w:color w:val="D29922"/>
-          <w:sz w:val="22"/>
-        </w:rPr>
-        <w:t>技术性超买</w:t>
-      </w:r>
-      <w:r>
-        <w:rPr>
-          <w:rFonts w:ascii="微软雅黑" w:hAnsi="微软雅黑" w:eastAsia="微软雅黑"/>
-          <w:color w:val="1A1A1A"/>
-          <w:sz w:val="22"/>
-        </w:rPr>
-        <w:t>：科创50、创业板指的RSI等摆动指标已进入超买区，短期回调压力客观存在。当前行情的高贝塔特征决定了其高波动性。</w:t>
-      </w:r>
-    </w:p>
-    <w:p>
-      <w:pPr>
-        <w:pStyle w:val="ListBullet"/>
-        <w:spacing w:after="40"/>
-      </w:pPr>
-      <w:r>
-        <w:rPr>
-          <w:rFonts w:ascii="微软雅黑" w:hAnsi="微软雅黑" w:eastAsia="微软雅黑"/>
-          <w:b/>
-          <w:color w:val="D29922"/>
-          <w:sz w:val="22"/>
-        </w:rPr>
-        <w:t>数据滞后性</w:t>
-      </w:r>
-      <w:r>
-        <w:rPr>
-          <w:rFonts w:ascii="微软雅黑" w:hAnsi="微软雅黑" w:eastAsia="微软雅黑"/>
-          <w:color w:val="1A1A1A"/>
-          <w:sz w:val="22"/>
-        </w:rPr>
-        <w:t>：宏观数据截至为6月末/7月中旬，市场当前更关注高频数据和政策边际变化，前期数据仅作为背景板参考，不宜过度线性外推。</w:t>
+        <w:t>重点关注明日北向资金是否转头流入，以及内资大单净流入的姿态是否持续，两者若共振流入，则行情空间可看高一线。</w:t>
       </w:r>
     </w:p>
     <w:p>
@@ -1107,7 +1189,7 @@
           <w:color w:val="1A1A1A"/>
           <w:sz w:val="22"/>
         </w:rPr>
-        <w:t>⚠️ 免责声明：本报告由 AI 自动生成，数据来自公开接口，仅供市场分析参考，不构成任何投资建议。投资有风险，入市需谨慎。</w:t>
+        <w:t>⚠️ 免责声明：本报告由 AI 自动生成，仅供参考，不构成任何投资建议。投资有风险，入市需谨慎。报告中的数据来源于公开接口，不对其准确性做任何保证。</w:t>
       </w:r>
     </w:p>
     <w:p/>

--- a/reports/2026-07-31/1500.docx
+++ b/reports/2026-07-31/1500.docx
@@ -100,7 +100,7 @@
           </w:tcPr>
           <w:p>
             <w:r>
-              <w:t>3837.20</w:t>
+              <w:t>3832.52</w:t>
             </w:r>
           </w:p>
         </w:tc>
@@ -110,7 +110,7 @@
           </w:tcPr>
           <w:p>
             <w:r>
-              <w:t>+0.85%</w:t>
+              <w:t>+0.73%</w:t>
             </w:r>
           </w:p>
         </w:tc>
@@ -140,7 +140,7 @@
           </w:tcPr>
           <w:p>
             <w:r>
-              <w:t>13742.23</w:t>
+              <w:t>13691.94</w:t>
             </w:r>
           </w:p>
         </w:tc>
@@ -150,7 +150,7 @@
           </w:tcPr>
           <w:p>
             <w:r>
-              <w:t>+3.44%</w:t>
+              <w:t>+3.06%</w:t>
             </w:r>
           </w:p>
         </w:tc>
@@ -180,7 +180,7 @@
           </w:tcPr>
           <w:p>
             <w:r>
-              <w:t>3417.62</w:t>
+              <w:t>3398.06</w:t>
             </w:r>
           </w:p>
         </w:tc>
@@ -190,7 +190,7 @@
           </w:tcPr>
           <w:p>
             <w:r>
-              <w:t>+5.33%</w:t>
+              <w:t>+4.73%</w:t>
             </w:r>
           </w:p>
         </w:tc>
@@ -220,7 +220,7 @@
           </w:tcPr>
           <w:p>
             <w:r>
-              <w:t>1690.71</w:t>
+              <w:t>1675.53</w:t>
             </w:r>
           </w:p>
         </w:tc>
@@ -230,7 +230,7 @@
           </w:tcPr>
           <w:p>
             <w:r>
-              <w:t>+6.44%</w:t>
+              <w:t>+5.48%</w:t>
             </w:r>
           </w:p>
         </w:tc>
@@ -260,7 +260,7 @@
           </w:tcPr>
           <w:p>
             <w:r>
-              <w:t>4614.83</w:t>
+              <w:t>4601.72</w:t>
             </w:r>
           </w:p>
         </w:tc>
@@ -270,7 +270,7 @@
           </w:tcPr>
           <w:p>
             <w:r>
-              <w:t>+1.43%</w:t>
+              <w:t>+1.14%</w:t>
             </w:r>
           </w:p>
         </w:tc>
@@ -300,7 +300,7 @@
           </w:tcPr>
           <w:p>
             <w:r>
-              <w:t>7580.23</w:t>
+              <w:t>7560.01</w:t>
             </w:r>
           </w:p>
         </w:tc>
@@ -310,7 +310,7 @@
           </w:tcPr>
           <w:p>
             <w:r>
-              <w:t>+3.70%</w:t>
+              <w:t>+3.43%</w:t>
             </w:r>
           </w:p>
         </w:tc>
@@ -377,6 +377,19 @@
     </w:p>
     <w:p>
       <w:pPr>
+        <w:spacing w:after="120"/>
+      </w:pPr>
+      <w:r>
+        <w:rPr>
+          <w:rFonts w:ascii="微软雅黑" w:hAnsi="微软雅黑" w:eastAsia="微软雅黑"/>
+          <w:color w:val="1A1A1A"/>
+          <w:sz w:val="22"/>
+        </w:rPr>
+        <w:t>各位投资者，收盘愉快。</w:t>
+      </w:r>
+    </w:p>
+    <w:p>
+      <w:pPr>
         <w:pStyle w:val="Heading2"/>
       </w:pPr>
       <w:r>
@@ -385,7 +398,7 @@
           <w:color w:val="1A1A1A"/>
           <w:sz w:val="22"/>
         </w:rPr>
-        <w:t>📊 全日综述</w:t>
+        <w:t>一、市场概览</w:t>
       </w:r>
     </w:p>
     <w:p>
@@ -398,7 +411,7 @@
           <w:color w:val="1A1A1A"/>
           <w:sz w:val="22"/>
         </w:rPr>
-        <w:t>今日市场呈现"情绪与资金背离"的强势普涨格局。指数层面，双创板块爆发式领涨，科创50飙升6.44%，创业板指大涨5.33%，成长风格碾压价值风格。微观结构看，涨停家数高达124家，无跌停，赚钱效应极致化，但北向资金逆势净流出30.68亿，显示内资是本轮行情的主导力量。这是一场由内资主导的，围绕"超跌反弹与国产替代"逻辑展开的修复战役。</w:t>
+        <w:t>今日市场呈现典型的“大弱小强、科技狂欢”格局。在权重板块压盘的背景下，双创指数爆发，尤其是创业板与科创板，涨幅惊人。全市场超94%的个股收红，涨停家数破百，赚钱效应被推升至罕见高位，是典型的情绪与资金共振日。</w:t>
       </w:r>
     </w:p>
     <w:p>
@@ -411,7 +424,20 @@
           <w:color w:val="1A1A1A"/>
           <w:sz w:val="22"/>
         </w:rPr>
-        <w:t>📈 核心指数与量价分析</w:t>
+        <w:t>二、核心指标</w:t>
+      </w:r>
+    </w:p>
+    <w:p>
+      <w:pPr>
+        <w:spacing w:after="120"/>
+      </w:pPr>
+      <w:r>
+        <w:rPr>
+          <w:rFonts w:ascii="微软雅黑" w:hAnsi="微软雅黑" w:eastAsia="微软雅黑"/>
+          <w:color w:val="1A1A1A"/>
+          <w:sz w:val="22"/>
+        </w:rPr>
+        <w:t>今日盘面量化数据如下，揭示市场极端乐观情绪：</w:t>
       </w:r>
     </w:p>
     <w:p>
@@ -426,7 +452,7 @@
           <w:color w:val="D29922"/>
           <w:sz w:val="22"/>
         </w:rPr>
-        <w:t>科创50（+6.44%）：</w:t>
+        <w:t>涨跌比</w:t>
       </w:r>
       <w:r>
         <w:rPr>
@@ -434,7 +460,7 @@
           <w:color w:val="1A1A1A"/>
           <w:sz w:val="22"/>
         </w:rPr>
-        <w:t>放量巨阳，单日涨幅与成交量均创近期峰值。作为硬科技核心载体，其突破性走势确立了科技主线的绝对地位，量价高度匹配，未见衰竭信号。</w:t>
+        <w:t>：上涨946家，下跌仅49家，涨跌比高达19.3:1。市场宽度达到极致水平，表明多头力量占据绝对主导。</w:t>
       </w:r>
     </w:p>
     <w:p>
@@ -449,7 +475,7 @@
           <w:color w:val="D29922"/>
           <w:sz w:val="22"/>
         </w:rPr>
-        <w:t>创业板指（+5.33%）：</w:t>
+        <w:t>成交额</w:t>
       </w:r>
       <w:r>
         <w:rPr>
@@ -457,7 +483,7 @@
           <w:color w:val="1A1A1A"/>
           <w:sz w:val="22"/>
         </w:rPr>
-        <w:t>同样放大量能强势突破，与科创50形成共振。主要受第一大权重宁德时代及医药科技等赛道股反弹推动，成功摆脱近期盘整区间。</w:t>
+        <w:t>：总成交额16581.0亿元。虽较市场极端亢奋时的2万亿+仍有距离，但足以支撑多点开花的热点行情。量能温和放大，未现天量失控。</w:t>
       </w:r>
     </w:p>
     <w:p>
@@ -472,7 +498,7 @@
           <w:color w:val="D29922"/>
           <w:sz w:val="22"/>
         </w:rPr>
-        <w:t>中证500（+3.70%）/深证成指（+3.44%）：</w:t>
+        <w:t>北向资金</w:t>
       </w:r>
       <w:r>
         <w:rPr>
@@ -480,7 +506,33 @@
           <w:color w:val="1A1A1A"/>
           <w:sz w:val="22"/>
         </w:rPr>
-        <w:t>涨幅居中，跟随双创步伐。各类中小盘成长股普涨，市场宽度极佳。</w:t>
+        <w:t>：全日净流出30.68亿元。与指数的大涨形成背离，表明今日行情主要由内资主导，外资表现犹豫，这是一个需要警惕的背离信号。</w:t>
+      </w:r>
+    </w:p>
+    <w:p>
+      <w:pPr>
+        <w:pStyle w:val="Heading2"/>
+      </w:pPr>
+      <w:r>
+        <w:rPr>
+          <w:rFonts w:ascii="微软雅黑" w:hAnsi="微软雅黑" w:eastAsia="微软雅黑"/>
+          <w:color w:val="1A1A1A"/>
+          <w:sz w:val="22"/>
+        </w:rPr>
+        <w:t>三、板块热点</w:t>
+      </w:r>
+    </w:p>
+    <w:p>
+      <w:pPr>
+        <w:spacing w:after="120"/>
+      </w:pPr>
+      <w:r>
+        <w:rPr>
+          <w:rFonts w:ascii="微软雅黑" w:hAnsi="微软雅黑" w:eastAsia="微软雅黑"/>
+          <w:color w:val="1A1A1A"/>
+          <w:sz w:val="22"/>
+        </w:rPr>
+        <w:t>市场结构极度分化，科技成长是唯一主线，传统权重板块则成为血包。</w:t>
       </w:r>
     </w:p>
     <w:p>
@@ -495,7 +547,7 @@
           <w:color w:val="D29922"/>
           <w:sz w:val="22"/>
         </w:rPr>
-        <w:t>沪深300（+1.43%）/上证指数（+0.85%）：</w:t>
+        <w:t>领涨板块</w:t>
       </w:r>
       <w:r>
         <w:rPr>
@@ -503,13 +555,8 @@
           <w:color w:val="1A1A1A"/>
           <w:sz w:val="22"/>
         </w:rPr>
-        <w:t>涨幅垫底，明显受银行、食品饮料等传统权重拖累，反映出市场资金从大盘价值向中小盘成长快速切换。</w:t>
+        <w:t>：</w:t>
       </w:r>
-    </w:p>
-    <w:p>
-      <w:pPr>
-        <w:spacing w:after="120"/>
-      </w:pPr>
       <w:r>
         <w:rPr>
           <w:rFonts w:ascii="微软雅黑" w:hAnsi="微软雅黑" w:eastAsia="微软雅黑"/>
@@ -517,7 +564,7 @@
           <w:color w:val="D29922"/>
           <w:sz w:val="22"/>
         </w:rPr>
-        <w:t>量价匹配度：</w:t>
+        <w:t>次新股（+4.08%）</w:t>
       </w:r>
       <w:r>
         <w:rPr>
@@ -525,33 +572,24 @@
           <w:color w:val="1A1A1A"/>
           <w:sz w:val="22"/>
         </w:rPr>
-        <w:t>全市场逾93%个股上涨，成交额预估超过7400亿，属于高质量的放量普涨，量能支撑强劲，未出现指数上行而量能背离的隐患。</w:t>
+        <w:t>领涨全市场，与科创板和创业板的强势形成共振，表明市场风险偏好急剧升温。紧随其后的</w:t>
       </w:r>
-    </w:p>
-    <w:p>
-      <w:pPr>
-        <w:pStyle w:val="Heading2"/>
-      </w:pPr>
+      <w:r>
+        <w:rPr>
+          <w:rFonts w:ascii="微软雅黑" w:hAnsi="微软雅黑" w:eastAsia="微软雅黑"/>
+          <w:b/>
+          <w:color w:val="D29922"/>
+          <w:sz w:val="22"/>
+        </w:rPr>
+        <w:t>电子器件、电子信息</w:t>
+      </w:r>
       <w:r>
         <w:rPr>
           <w:rFonts w:ascii="微软雅黑" w:hAnsi="微软雅黑" w:eastAsia="微软雅黑"/>
           <w:color w:val="1A1A1A"/>
           <w:sz w:val="22"/>
         </w:rPr>
-        <w:t>🧬 板块轮动：成长狂欢，周期承压</w:t>
-      </w:r>
-    </w:p>
-    <w:p>
-      <w:pPr>
-        <w:spacing w:after="120"/>
-      </w:pPr>
-      <w:r>
-        <w:rPr>
-          <w:rFonts w:ascii="微软雅黑" w:hAnsi="微软雅黑" w:eastAsia="微软雅黑"/>
-          <w:color w:val="1A1A1A"/>
-          <w:sz w:val="22"/>
-        </w:rPr>
-        <w:t>市场呈现清晰的"新经济升、老经济降"结构。</w:t>
+        <w:t>板块，是今日科技行情的发动机。其中，多只AI应用、国产软件概念股站上涨停板，显示资金围绕前沿科技概念集中攻击。</w:t>
       </w:r>
     </w:p>
     <w:p>
@@ -566,7 +604,15 @@
           <w:color w:val="D29922"/>
           <w:sz w:val="22"/>
         </w:rPr>
-        <w:t>领涨主线：</w:t>
+        <w:t>领跌板块</w:t>
+      </w:r>
+      <w:r>
+        <w:rPr>
+          <w:rFonts w:ascii="微软雅黑" w:hAnsi="微软雅黑" w:eastAsia="微软雅黑"/>
+          <w:color w:val="1A1A1A"/>
+          <w:sz w:val="22"/>
+        </w:rPr>
+        <w:t>：</w:t>
       </w:r>
       <w:r>
         <w:rPr>
@@ -575,7 +621,7 @@
           <w:color w:val="D29922"/>
           <w:sz w:val="22"/>
         </w:rPr>
-        <w:t>次新股（+4.87%）</w:t>
+        <w:t>酿酒行业（-0.78%）</w:t>
       </w:r>
       <w:r>
         <w:rPr>
@@ -583,7 +629,7 @@
           <w:color w:val="1A1A1A"/>
           <w:sz w:val="22"/>
         </w:rPr>
-        <w:t>成为最强板块，紧随其后的是</w:t>
+        <w:t>和</w:t>
       </w:r>
       <w:r>
         <w:rPr>
@@ -592,7 +638,7 @@
           <w:color w:val="D29922"/>
           <w:sz w:val="22"/>
         </w:rPr>
-        <w:t>电子器件（+1.26%）</w:t>
+        <w:t>金融行业（-0.11%）</w:t>
       </w:r>
       <w:r>
         <w:rPr>
@@ -600,24 +646,33 @@
           <w:color w:val="1A1A1A"/>
           <w:sz w:val="22"/>
         </w:rPr>
-        <w:t>、</w:t>
+        <w:t>是仅有的两个收跌板块。这清晰地勾勒出今日的资金路径：从传统蓝筹中抽离，全线涌入高贝塔的科技成长股。</w:t>
       </w:r>
-      <w:r>
-        <w:rPr>
-          <w:rFonts w:ascii="微软雅黑" w:hAnsi="微软雅黑" w:eastAsia="微软雅黑"/>
-          <w:b/>
-          <w:color w:val="D29922"/>
-          <w:sz w:val="22"/>
-        </w:rPr>
-        <w:t>陶瓷行业</w:t>
-      </w:r>
+    </w:p>
+    <w:p>
+      <w:pPr>
+        <w:pStyle w:val="Heading2"/>
+      </w:pPr>
       <w:r>
         <w:rPr>
           <w:rFonts w:ascii="微软雅黑" w:hAnsi="微软雅黑" w:eastAsia="微软雅黑"/>
           <w:color w:val="1A1A1A"/>
           <w:sz w:val="22"/>
         </w:rPr>
-        <w:t>等泛科技制造领域。这显示出活跃资金在寻找无历史套牢盘且具备新产业逻辑的方向，与双创指数的强势完全吻合，核心驱动是国产替代逻辑的持续深化和部分细分赛道景气度反转预期。</w:t>
+        <w:t>四、技术信号</w:t>
+      </w:r>
+    </w:p>
+    <w:p>
+      <w:pPr>
+        <w:spacing w:after="120"/>
+      </w:pPr>
+      <w:r>
+        <w:rPr>
+          <w:rFonts w:ascii="微软雅黑" w:hAnsi="微软雅黑" w:eastAsia="微软雅黑"/>
+          <w:color w:val="1A1A1A"/>
+          <w:sz w:val="22"/>
+        </w:rPr>
+        <w:t>主要指数技术形态呈现攻击姿态，双创指数最为凌厉：</w:t>
       </w:r>
     </w:p>
     <w:p>
@@ -632,16 +687,7 @@
           <w:color w:val="D29922"/>
           <w:sz w:val="22"/>
         </w:rPr>
-        <w:t>承压方向：</w:t>
-      </w:r>
-      <w:r>
-        <w:rPr>
-          <w:rFonts w:ascii="微软雅黑" w:hAnsi="微软雅黑" w:eastAsia="微软雅黑"/>
-          <w:b/>
-          <w:color w:val="D29922"/>
-          <w:sz w:val="22"/>
-        </w:rPr>
-        <w:t>酿酒行业（-0.93%）</w:t>
+        <w:t>创业板指</w:t>
       </w:r>
       <w:r>
         <w:rPr>
@@ -649,54 +695,7 @@
           <w:color w:val="1A1A1A"/>
           <w:sz w:val="22"/>
         </w:rPr>
-        <w:t>、</w:t>
-      </w:r>
-      <w:r>
-        <w:rPr>
-          <w:rFonts w:ascii="微软雅黑" w:hAnsi="微软雅黑" w:eastAsia="微软雅黑"/>
-          <w:b/>
-          <w:color w:val="D29922"/>
-          <w:sz w:val="22"/>
-        </w:rPr>
-        <w:t>金融行业（-0.14%）</w:t>
-      </w:r>
-      <w:r>
-        <w:rPr>
-          <w:rFonts w:ascii="微软雅黑" w:hAnsi="微软雅黑" w:eastAsia="微软雅黑"/>
-          <w:color w:val="1A1A1A"/>
-          <w:sz w:val="22"/>
-        </w:rPr>
-        <w:t>、</w:t>
-      </w:r>
-      <w:r>
-        <w:rPr>
-          <w:rFonts w:ascii="微软雅黑" w:hAnsi="微软雅黑" w:eastAsia="微软雅黑"/>
-          <w:b/>
-          <w:color w:val="D29922"/>
-          <w:sz w:val="22"/>
-        </w:rPr>
-        <w:t>石油行业（-0.12%）</w:t>
-      </w:r>
-      <w:r>
-        <w:rPr>
-          <w:rFonts w:ascii="微软雅黑" w:hAnsi="微软雅黑" w:eastAsia="微软雅黑"/>
-          <w:color w:val="1A1A1A"/>
-          <w:sz w:val="22"/>
-        </w:rPr>
-        <w:t>领跌。这清晰表明防御性高股息策略今日完全被成长股抽血，市场风险偏好显著回升。</w:t>
-      </w:r>
-    </w:p>
-    <w:p>
-      <w:pPr>
-        <w:pStyle w:val="Heading2"/>
-      </w:pPr>
-      <w:r>
-        <w:rPr>
-          <w:rFonts w:ascii="微软雅黑" w:hAnsi="微软雅黑" w:eastAsia="微软雅黑"/>
-          <w:color w:val="1A1A1A"/>
-          <w:sz w:val="22"/>
-        </w:rPr>
-        <w:t>💰 资金面：内资博弈主导，外资逆向减仓</w:t>
+        <w:t>：今日大涨4.73%，以一根光头光脚巨阳线，强势突破并站上所有短期与中长期均线系统。结合量能，属于有效突破。日线MACD金叉后红柱急剧放大，DIF/DEA开口加速向上。RSI与KDJ均进入强势区域，但尚未触及极端超买区，短期内仍具备惯性上冲动能。</w:t>
       </w:r>
     </w:p>
     <w:p>
@@ -711,7 +710,7 @@
           <w:color w:val="D29922"/>
           <w:sz w:val="22"/>
         </w:rPr>
-        <w:t>北向资金：</w:t>
+        <w:t>科创50</w:t>
       </w:r>
       <w:r>
         <w:rPr>
@@ -719,7 +718,7 @@
           <w:color w:val="1A1A1A"/>
           <w:sz w:val="22"/>
         </w:rPr>
-        <w:t>今日净流出30.68亿元。其中，沪股通流出9.28亿，深股通流出逾21亿。外资与指数大涨形成显著背离，表明其可能在进行战术性高抛或调仓，对短期过热情绪保持警惕。</w:t>
+        <w:t>：涨幅达5.48%，一阳穿多线，突破了近期的底部震荡箱体，技术上形成“破底翻”的看涨结构。量价配合理想，是当前市场的最强指数，信号最为积极。</w:t>
       </w:r>
     </w:p>
     <w:p>
@@ -734,7 +733,7 @@
           <w:color w:val="D29922"/>
           <w:sz w:val="22"/>
         </w:rPr>
-        <w:t>主力资金：</w:t>
+        <w:t>沪深300</w:t>
       </w:r>
       <w:r>
         <w:rPr>
@@ -742,7 +741,7 @@
           <w:color w:val="1A1A1A"/>
           <w:sz w:val="22"/>
         </w:rPr>
-        <w:t>基于采样数据，大单净流入约110亿，与北向资金流向相反。内资机构是本日行情的主要推手，其买入方向决定了科技成长的胜利。</w:t>
+        <w:t>：仅上涨1.14%，被动跟随。它仍是区间震荡结构，今日仅是触及箱体下沿后的反弹，尚未形成趋势性突破，上方平台压力依然显著，弱于双创指数。</w:t>
       </w:r>
     </w:p>
     <w:p>
@@ -755,7 +754,7 @@
           <w:color w:val="1A1A1A"/>
           <w:sz w:val="22"/>
         </w:rPr>
-        <w:t>📉 市场微观与宽度</w:t>
+        <w:t>五、量化视角</w:t>
       </w:r>
     </w:p>
     <w:p>
@@ -765,11 +764,10 @@
       <w:r>
         <w:rPr>
           <w:rFonts w:ascii="微软雅黑" w:hAnsi="微软雅黑" w:eastAsia="微软雅黑"/>
-          <w:b/>
-          <w:color w:val="D29922"/>
+          <w:color w:val="1A1A1A"/>
           <w:sz w:val="22"/>
         </w:rPr>
-        <w:t>情绪指标：</w:t>
+        <w:t>今日的量化信号存在强烈的结构性背离：</w:t>
       </w:r>
     </w:p>
     <w:p>
@@ -784,7 +782,7 @@
           <w:color w:val="D29922"/>
           <w:sz w:val="22"/>
         </w:rPr>
-        <w:t>涨跌家数：</w:t>
+        <w:t>资金流向</w:t>
       </w:r>
       <w:r>
         <w:rPr>
@@ -792,7 +790,7 @@
           <w:color w:val="1A1A1A"/>
           <w:sz w:val="22"/>
         </w:rPr>
-        <w:t>935家上涨 vs 54家下跌，涨跌比高达17.3:1，市场进入极端亢奋区。</w:t>
+        <w:t>：新浪资金流数据显示，监控样本中大资金（特大单+大单）合计净流入110.09亿元，这与指数的普涨吻合。然而，代表外资的北向资金全天净流出30.68亿元，形成“内资激进、外资逢高兑现”的博弈格局。这种背离若持续，将是短期调整的信号。</w:t>
       </w:r>
     </w:p>
     <w:p>
@@ -807,7 +805,7 @@
           <w:color w:val="D29922"/>
           <w:sz w:val="22"/>
         </w:rPr>
-        <w:t>涨跌停对比：</w:t>
+        <w:t>量价关系</w:t>
       </w:r>
       <w:r>
         <w:rPr>
@@ -815,42 +813,7 @@
           <w:color w:val="1A1A1A"/>
           <w:sz w:val="22"/>
         </w:rPr>
-        <w:t>124家涨停 vs 0家跌停，多空力量悬殊，为极致多头行情。</w:t>
-      </w:r>
-    </w:p>
-    <w:p>
-      <w:pPr>
-        <w:spacing w:after="120"/>
-      </w:pPr>
-      <w:r>
-        <w:rPr>
-          <w:rFonts w:ascii="微软雅黑" w:hAnsi="微软雅黑" w:eastAsia="微软雅黑"/>
-          <w:b/>
-          <w:color w:val="D29922"/>
-          <w:sz w:val="22"/>
-        </w:rPr>
-        <w:t>信号解读：</w:t>
-      </w:r>
-      <w:r>
-        <w:rPr>
-          <w:rFonts w:ascii="微软雅黑" w:hAnsi="微软雅黑" w:eastAsia="微软雅黑"/>
-          <w:color w:val="1A1A1A"/>
-          <w:sz w:val="22"/>
-        </w:rPr>
-        <w:t>如此高的宽度往往预示短期有情绪过热的修正需求，但只要核心量能不减，回调幅度或将有限，并形成板块内的去弱留强。</w:t>
-      </w:r>
-    </w:p>
-    <w:p>
-      <w:pPr>
-        <w:pStyle w:val="Heading2"/>
-      </w:pPr>
-      <w:r>
-        <w:rPr>
-          <w:rFonts w:ascii="微软雅黑" w:hAnsi="微软雅黑" w:eastAsia="微软雅黑"/>
-          <w:color w:val="1A1A1A"/>
-          <w:sz w:val="22"/>
-        </w:rPr>
-        <w:t>📈 技术信号：双创进入技术性强势区</w:t>
+        <w:t>：创业板和科创板的价涨量增是健康的，但上证50与沪深300则属于缩量反弹。这预示未来市场的主战场仍在科技成长方向，而普涨之后，分化将在所难免。</w:t>
       </w:r>
     </w:p>
     <w:p>
@@ -865,7 +828,7 @@
           <w:color w:val="D29922"/>
           <w:sz w:val="22"/>
         </w:rPr>
-        <w:t>科创50：</w:t>
+        <w:t>市场宽度</w:t>
       </w:r>
       <w:r>
         <w:rPr>
@@ -873,7 +836,33 @@
           <w:color w:val="1A1A1A"/>
           <w:sz w:val="22"/>
         </w:rPr>
-        <w:t>一根长阳突破多条关键中期均线（MA20/30），MACD零轴上方二次金叉，红柱骤然放长；RSI直冲70超买区，短期动能极强，有效突破了此前的低迷平台。</w:t>
+        <w:t>：94.6%的上涨比率进入历史罕见区间。根据均值回归原理，如此极端的宽度数据极难持续，次日或隔日个股必然出现显著分化，尾盘缺乏涨停动能的跟风股将面临修正压力。</w:t>
+      </w:r>
+    </w:p>
+    <w:p>
+      <w:pPr>
+        <w:pStyle w:val="Heading2"/>
+      </w:pPr>
+      <w:r>
+        <w:rPr>
+          <w:rFonts w:ascii="微软雅黑" w:hAnsi="微软雅黑" w:eastAsia="微软雅黑"/>
+          <w:color w:val="1A1A1A"/>
+          <w:sz w:val="22"/>
+        </w:rPr>
+        <w:t>六、宏观背景</w:t>
+      </w:r>
+    </w:p>
+    <w:p>
+      <w:pPr>
+        <w:spacing w:after="120"/>
+      </w:pPr>
+      <w:r>
+        <w:rPr>
+          <w:rFonts w:ascii="微软雅黑" w:hAnsi="微软雅黑" w:eastAsia="微软雅黑"/>
+          <w:color w:val="1A1A1A"/>
+          <w:sz w:val="22"/>
+        </w:rPr>
+        <w:t>当前宏观环境为科技股的估值扩张提供了温床：</w:t>
       </w:r>
     </w:p>
     <w:p>
@@ -888,7 +877,7 @@
           <w:color w:val="D29922"/>
           <w:sz w:val="22"/>
         </w:rPr>
-        <w:t>创业板指：</w:t>
+        <w:t>价格信号</w:t>
       </w:r>
       <w:r>
         <w:rPr>
@@ -896,7 +885,7 @@
           <w:color w:val="1A1A1A"/>
           <w:sz w:val="22"/>
         </w:rPr>
-        <w:t>同步完成对近期整理平台的突破，周线级别KDJ同样金叉向上发散，中期修复行情确认。</w:t>
+        <w:t>：CPI同比1.0%，PPI同比4.1%。上游价格向下传导不畅，中下游利润结构性承压，这反而驱动资金抱团在下游应用中拥有技术壁垒和想象空间的科技类公司。</w:t>
       </w:r>
     </w:p>
     <w:p>
@@ -911,7 +900,7 @@
           <w:color w:val="D29922"/>
           <w:sz w:val="22"/>
         </w:rPr>
-        <w:t>上证指数：</w:t>
+        <w:t>信用环境</w:t>
       </w:r>
       <w:r>
         <w:rPr>
@@ -919,20 +908,7 @@
           <w:color w:val="1A1A1A"/>
           <w:sz w:val="22"/>
         </w:rPr>
-        <w:t>被动跟涨，仍受困于MA60压制（约3850点一线）。指数间背离，再次确认当前市场为结构性的成长牛市而非全面牛市。</w:t>
-      </w:r>
-    </w:p>
-    <w:p>
-      <w:pPr>
-        <w:pStyle w:val="Heading2"/>
-      </w:pPr>
-      <w:r>
-        <w:rPr>
-          <w:rFonts w:ascii="微软雅黑" w:hAnsi="微软雅黑" w:eastAsia="微软雅黑"/>
-          <w:color w:val="1A1A1A"/>
-          <w:sz w:val="22"/>
-        </w:rPr>
-        <w:t>🌐 宏观背景解读</w:t>
+        <w:t>：M2增速8.0%，社融增量同比少增，显示实体融资需求偏弱。银行净息差1.4%的历史低点制约了金融、高负债板块的估值逻辑，流动性需要寻找出口，高景气的政策支持行业成为“资产荒”下的洼地。</w:t>
       </w:r>
     </w:p>
     <w:p>
@@ -947,7 +923,7 @@
           <w:color w:val="D29922"/>
           <w:sz w:val="22"/>
         </w:rPr>
-        <w:t>通胀环境：</w:t>
+        <w:t>政策面</w:t>
       </w:r>
       <w:r>
         <w:rPr>
@@ -955,7 +931,33 @@
           <w:color w:val="1A1A1A"/>
           <w:sz w:val="22"/>
         </w:rPr>
-        <w:t>CPI温和（1.0%），PPI处于低位（4.1%但环比下降），为后续货币政策维持宽松腾出空间。</w:t>
+        <w:t>：LPR连续14个月按兵不动（1年期3.0%，5年期3.5%），表明政策定力十足，总闸门未大开，市场不依赖“大水漫灌”，更倾向于挖掘结构性机会。</w:t>
+      </w:r>
+    </w:p>
+    <w:p>
+      <w:pPr>
+        <w:pStyle w:val="Heading2"/>
+      </w:pPr>
+      <w:r>
+        <w:rPr>
+          <w:rFonts w:ascii="微软雅黑" w:hAnsi="微软雅黑" w:eastAsia="微软雅黑"/>
+          <w:color w:val="1A1A1A"/>
+          <w:sz w:val="22"/>
+        </w:rPr>
+        <w:t>七、风险提示</w:t>
+      </w:r>
+    </w:p>
+    <w:p>
+      <w:pPr>
+        <w:spacing w:after="120"/>
+      </w:pPr>
+      <w:r>
+        <w:rPr>
+          <w:rFonts w:ascii="微软雅黑" w:hAnsi="微软雅黑" w:eastAsia="微软雅黑"/>
+          <w:color w:val="1A1A1A"/>
+          <w:sz w:val="22"/>
+        </w:rPr>
+        <w:t>极致火爆背后，有几个风险点值得关注：</w:t>
       </w:r>
     </w:p>
     <w:p>
@@ -970,7 +972,7 @@
           <w:color w:val="D29922"/>
           <w:sz w:val="22"/>
         </w:rPr>
-        <w:t>流动性宽裕：</w:t>
+        <w:t>背离风险</w:t>
       </w:r>
       <w:r>
         <w:rPr>
@@ -978,7 +980,7 @@
           <w:color w:val="1A1A1A"/>
           <w:sz w:val="22"/>
         </w:rPr>
-        <w:t>M2同比增8.0%，社融存量大，宏观流动性无虞。LPR已连续14个月未动，政策利率稳定，市场利率环境相对友好，有利于成长股估值扩张。</w:t>
+        <w:t>：指数大涨与北向资金净流出的背离，通常预示短期震荡将加剧。明天需密切关注北向资金流向是否逆转，若持续大幅流出，将对市场情绪构成压制。</w:t>
       </w:r>
     </w:p>
     <w:p>
@@ -993,7 +995,7 @@
           <w:color w:val="D29922"/>
           <w:sz w:val="22"/>
         </w:rPr>
-        <w:t>经济温和复苏：</w:t>
+        <w:t>情绪过热</w:t>
       </w:r>
       <w:r>
         <w:rPr>
@@ -1001,56 +1003,7 @@
           <w:color w:val="1A1A1A"/>
           <w:sz w:val="22"/>
         </w:rPr>
-        <w:t>PMI连续处于50.3%的扩张区间，为市场情绪提供了基本支撑，但力度不强，因此资金更青睐与宏观经济关联度较弱的科技主题。</w:t>
-      </w:r>
-    </w:p>
-    <w:p>
-      <w:pPr>
-        <w:pStyle w:val="Heading2"/>
-      </w:pPr>
-      <w:r>
-        <w:rPr>
-          <w:rFonts w:ascii="微软雅黑" w:hAnsi="微软雅黑" w:eastAsia="微软雅黑"/>
-          <w:color w:val="1A1A1A"/>
-          <w:sz w:val="22"/>
-        </w:rPr>
-        <w:t>⚠️ 风险提示与明日关注</w:t>
-      </w:r>
-    </w:p>
-    <w:p>
-      <w:pPr>
-        <w:spacing w:after="120"/>
-      </w:pPr>
-      <w:r>
-        <w:rPr>
-          <w:rFonts w:ascii="微软雅黑" w:hAnsi="微软雅黑" w:eastAsia="微软雅黑"/>
-          <w:b/>
-          <w:color w:val="D29922"/>
-          <w:sz w:val="22"/>
-        </w:rPr>
-        <w:t>核心风险：情绪过热后的技术性回调。</w:t>
-      </w:r>
-      <w:r>
-        <w:rPr>
-          <w:rFonts w:ascii="微软雅黑" w:hAnsi="微软雅黑" w:eastAsia="微软雅黑"/>
-          <w:color w:val="1A1A1A"/>
-          <w:sz w:val="22"/>
-        </w:rPr>
-        <w:t>今日涨跌比已达极致，明日个股分化在所难免。</w:t>
-      </w:r>
-    </w:p>
-    <w:p>
-      <w:pPr>
-        <w:spacing w:after="120"/>
-      </w:pPr>
-      <w:r>
-        <w:rPr>
-          <w:rFonts w:ascii="微软雅黑" w:hAnsi="微软雅黑" w:eastAsia="微软雅黑"/>
-          <w:b/>
-          <w:color w:val="D29922"/>
-          <w:sz w:val="22"/>
-        </w:rPr>
-        <w:t>明日关注要点：</w:t>
+        <w:t>：94.6%的上涨家数和超百股涨停，是情绪短期见顶的常见量化特征。明日强分化是大概率事件，追高后排跟风股的风险收益比较差。</w:t>
       </w:r>
     </w:p>
     <w:p>
@@ -1065,7 +1018,7 @@
           <w:color w:val="D29922"/>
           <w:sz w:val="22"/>
         </w:rPr>
-        <w:t>板块持续性：</w:t>
+        <w:t>业绩验证</w:t>
       </w:r>
       <w:r>
         <w:rPr>
@@ -1073,110 +1026,7 @@
           <w:color w:val="1A1A1A"/>
           <w:sz w:val="22"/>
         </w:rPr>
-        <w:t>重点观察电子器件、次新股板块能否在明日维持强势，这是判断本轮行情是否具备持续性的试金石。</w:t>
-      </w:r>
-    </w:p>
-    <w:p>
-      <w:pPr>
-        <w:pStyle w:val="ListBullet"/>
-        <w:spacing w:after="40"/>
-      </w:pPr>
-      <w:r>
-        <w:rPr>
-          <w:rFonts w:ascii="微软雅黑" w:hAnsi="微软雅黑" w:eastAsia="微软雅黑"/>
-          <w:b/>
-          <w:color w:val="D29922"/>
-          <w:sz w:val="22"/>
-        </w:rPr>
-        <w:t>关键个股：</w:t>
-      </w:r>
-      <w:r>
-        <w:rPr>
-          <w:rFonts w:ascii="微软雅黑" w:hAnsi="微软雅黑" w:eastAsia="微软雅黑"/>
-          <w:color w:val="1A1A1A"/>
-          <w:sz w:val="22"/>
-        </w:rPr>
-        <w:t>关注福昕软件、海川智能等高换手涨停股是否出现剧烈分歧，以及宁德时代等权重能否支撑创业板指。</w:t>
-      </w:r>
-    </w:p>
-    <w:p>
-      <w:pPr>
-        <w:pStyle w:val="ListBullet"/>
-        <w:spacing w:after="40"/>
-      </w:pPr>
-      <w:r>
-        <w:rPr>
-          <w:rFonts w:ascii="微软雅黑" w:hAnsi="微软雅黑" w:eastAsia="微软雅黑"/>
-          <w:b/>
-          <w:color w:val="D29922"/>
-          <w:sz w:val="22"/>
-        </w:rPr>
-        <w:t>技术位攻防：</w:t>
-      </w:r>
-      <w:r>
-        <w:rPr>
-          <w:rFonts w:ascii="微软雅黑" w:hAnsi="微软雅黑" w:eastAsia="微软雅黑"/>
-          <w:color w:val="1A1A1A"/>
-          <w:sz w:val="22"/>
-        </w:rPr>
-        <w:t>观察</w:t>
-      </w:r>
-      <w:r>
-        <w:rPr>
-          <w:rFonts w:ascii="微软雅黑" w:hAnsi="微软雅黑" w:eastAsia="微软雅黑"/>
-          <w:b/>
-          <w:color w:val="D29922"/>
-          <w:sz w:val="22"/>
-        </w:rPr>
-        <w:t>科创50指数</w:t>
-      </w:r>
-      <w:r>
-        <w:rPr>
-          <w:rFonts w:ascii="微软雅黑" w:hAnsi="微软雅黑" w:eastAsia="微软雅黑"/>
-          <w:color w:val="1A1A1A"/>
-          <w:sz w:val="22"/>
-        </w:rPr>
-        <w:t>能否站稳1685点（今日K线实体一半位置），若不破则短期强攻结构不变；关注</w:t>
-      </w:r>
-      <w:r>
-        <w:rPr>
-          <w:rFonts w:ascii="微软雅黑" w:hAnsi="微软雅黑" w:eastAsia="微软雅黑"/>
-          <w:b/>
-          <w:color w:val="D29922"/>
-          <w:sz w:val="22"/>
-        </w:rPr>
-        <w:t>上证指数</w:t>
-      </w:r>
-      <w:r>
-        <w:rPr>
-          <w:rFonts w:ascii="微软雅黑" w:hAnsi="微软雅黑" w:eastAsia="微软雅黑"/>
-          <w:color w:val="1A1A1A"/>
-          <w:sz w:val="22"/>
-        </w:rPr>
-        <w:t>能否在回调时守住3820点。</w:t>
-      </w:r>
-    </w:p>
-    <w:p>
-      <w:pPr>
-        <w:pStyle w:val="ListBullet"/>
-        <w:spacing w:after="40"/>
-      </w:pPr>
-      <w:r>
-        <w:rPr>
-          <w:rFonts w:ascii="微软雅黑" w:hAnsi="微软雅黑" w:eastAsia="微软雅黑"/>
-          <w:b/>
-          <w:color w:val="D29922"/>
-          <w:sz w:val="22"/>
-        </w:rPr>
-        <w:t>资金验证：</w:t>
-      </w:r>
-      <w:r>
-        <w:rPr>
-          <w:rFonts w:ascii="微软雅黑" w:hAnsi="微软雅黑" w:eastAsia="微软雅黑"/>
-          <w:color w:val="1A1A1A"/>
-          <w:sz w:val="22"/>
-        </w:rPr>
-        <w:t>重点关注明日北向资金是否转头流入，以及内资大单净流入的姿态是否持续，两者若共振流入，则行情空间可看高一线。</w:t>
+        <w:t>：从跌幅榜看，凯发电气（-10.08%）、新芝生物（-6.96%）等个股大幅杀跌，说明即使是普涨日，业绩或逻辑不佳的个股依然面临抛售。纯粹的概念炒作难以持久。</w:t>
       </w:r>
     </w:p>
     <w:p>
@@ -1186,10 +1036,19 @@
       <w:r>
         <w:rPr>
           <w:rFonts w:ascii="微软雅黑" w:hAnsi="微软雅黑" w:eastAsia="微软雅黑"/>
+          <w:b/>
+          <w:color w:val="D29922"/>
+          <w:sz w:val="22"/>
+        </w:rPr>
+        <w:t>免责声明：</w:t>
+      </w:r>
+      <w:r>
+        <w:rPr>
+          <w:rFonts w:ascii="微软雅黑" w:hAnsi="微软雅黑" w:eastAsia="微软雅黑"/>
           <w:color w:val="1A1A1A"/>
           <w:sz w:val="22"/>
         </w:rPr>
-        <w:t>⚠️ 免责声明：本报告由 AI 自动生成，仅供参考，不构成任何投资建议。投资有风险，入市需谨慎。报告中的数据来源于公开接口，不对其准确性做任何保证。</w:t>
+        <w:t>本报告由 AI 自动生成，仅供参考，不构成任何投资建议。投资有风险，入市需谨慎。报告中的数据来源于公开接口，不对其准确性做任何保证。</w:t>
       </w:r>
     </w:p>
     <w:p/>

--- a/reports/2026-07-31/1500.docx
+++ b/reports/2026-07-31/1500.docx
@@ -100,7 +100,7 @@
           </w:tcPr>
           <w:p>
             <w:r>
-              <w:t>3832.52</w:t>
+              <w:t>3833.65</w:t>
             </w:r>
           </w:p>
         </w:tc>
@@ -110,7 +110,7 @@
           </w:tcPr>
           <w:p>
             <w:r>
-              <w:t>+0.73%</w:t>
+              <w:t>+0.76%</w:t>
             </w:r>
           </w:p>
         </w:tc>
@@ -140,7 +140,7 @@
           </w:tcPr>
           <w:p>
             <w:r>
-              <w:t>13691.94</w:t>
+              <w:t>13705.42</w:t>
             </w:r>
           </w:p>
         </w:tc>
@@ -150,7 +150,7 @@
           </w:tcPr>
           <w:p>
             <w:r>
-              <w:t>+3.06%</w:t>
+              <w:t>+3.16%</w:t>
             </w:r>
           </w:p>
         </w:tc>
@@ -180,7 +180,7 @@
           </w:tcPr>
           <w:p>
             <w:r>
-              <w:t>3398.06</w:t>
+              <w:t>3408.15</w:t>
             </w:r>
           </w:p>
         </w:tc>
@@ -190,7 +190,7 @@
           </w:tcPr>
           <w:p>
             <w:r>
-              <w:t>+4.73%</w:t>
+              <w:t>+5.04%</w:t>
             </w:r>
           </w:p>
         </w:tc>
@@ -220,7 +220,7 @@
           </w:tcPr>
           <w:p>
             <w:r>
-              <w:t>1675.53</w:t>
+              <w:t>1682.27</w:t>
             </w:r>
           </w:p>
         </w:tc>
@@ -230,7 +230,7 @@
           </w:tcPr>
           <w:p>
             <w:r>
-              <w:t>+5.48%</w:t>
+              <w:t>+5.91%</w:t>
             </w:r>
           </w:p>
         </w:tc>
@@ -260,7 +260,7 @@
           </w:tcPr>
           <w:p>
             <w:r>
-              <w:t>4601.72</w:t>
+              <w:t>4605.92</w:t>
             </w:r>
           </w:p>
         </w:tc>
@@ -270,7 +270,7 @@
           </w:tcPr>
           <w:p>
             <w:r>
-              <w:t>+1.14%</w:t>
+              <w:t>+1.24%</w:t>
             </w:r>
           </w:p>
         </w:tc>
@@ -300,7 +300,7 @@
           </w:tcPr>
           <w:p>
             <w:r>
-              <w:t>7560.01</w:t>
+              <w:t>7561.47</w:t>
             </w:r>
           </w:p>
         </w:tc>
@@ -310,7 +310,7 @@
           </w:tcPr>
           <w:p>
             <w:r>
-              <w:t>+3.43%</w:t>
+              <w:t>+3.45%</w:t>
             </w:r>
           </w:p>
         </w:tc>
@@ -377,6 +377,19 @@
     </w:p>
     <w:p>
       <w:pPr>
+        <w:pStyle w:val="Heading2"/>
+      </w:pPr>
+      <w:r>
+        <w:rPr>
+          <w:rFonts w:ascii="微软雅黑" w:hAnsi="微软雅黑" w:eastAsia="微软雅黑"/>
+          <w:color w:val="1A1A1A"/>
+          <w:sz w:val="22"/>
+        </w:rPr>
+        <w:t>📊 市场概览</w:t>
+      </w:r>
+    </w:p>
+    <w:p>
+      <w:pPr>
         <w:spacing w:after="120"/>
       </w:pPr>
       <w:r>
@@ -385,7 +398,7 @@
           <w:color w:val="1A1A1A"/>
           <w:sz w:val="22"/>
         </w:rPr>
-        <w:t>各位投资者，收盘愉快。</w:t>
+        <w:t>市场呈现极度亢奋的普涨格局，全市场上涨家数达936家，占比93.6%，且无一家跌停，这是典型的情绪与资金共振的强势信号。成交额放大至1.79万亿，量价配合良好，显示增量资金正在积极入场。资金偏好明显偏向高贝塔的科技成长股，创业板指与科创50涨幅均超5%，而上证指数仅上涨0.76%，结构性分化至极值。</w:t>
       </w:r>
     </w:p>
     <w:p>
@@ -398,46 +411,7 @@
           <w:color w:val="1A1A1A"/>
           <w:sz w:val="22"/>
         </w:rPr>
-        <w:t>一、市场概览</w:t>
-      </w:r>
-    </w:p>
-    <w:p>
-      <w:pPr>
-        <w:spacing w:after="120"/>
-      </w:pPr>
-      <w:r>
-        <w:rPr>
-          <w:rFonts w:ascii="微软雅黑" w:hAnsi="微软雅黑" w:eastAsia="微软雅黑"/>
-          <w:color w:val="1A1A1A"/>
-          <w:sz w:val="22"/>
-        </w:rPr>
-        <w:t>今日市场呈现典型的“大弱小强、科技狂欢”格局。在权重板块压盘的背景下，双创指数爆发，尤其是创业板与科创板，涨幅惊人。全市场超94%的个股收红，涨停家数破百，赚钱效应被推升至罕见高位，是典型的情绪与资金共振日。</w:t>
-      </w:r>
-    </w:p>
-    <w:p>
-      <w:pPr>
-        <w:pStyle w:val="Heading2"/>
-      </w:pPr>
-      <w:r>
-        <w:rPr>
-          <w:rFonts w:ascii="微软雅黑" w:hAnsi="微软雅黑" w:eastAsia="微软雅黑"/>
-          <w:color w:val="1A1A1A"/>
-          <w:sz w:val="22"/>
-        </w:rPr>
-        <w:t>二、核心指标</w:t>
-      </w:r>
-    </w:p>
-    <w:p>
-      <w:pPr>
-        <w:spacing w:after="120"/>
-      </w:pPr>
-      <w:r>
-        <w:rPr>
-          <w:rFonts w:ascii="微软雅黑" w:hAnsi="微软雅黑" w:eastAsia="微软雅黑"/>
-          <w:color w:val="1A1A1A"/>
-          <w:sz w:val="22"/>
-        </w:rPr>
-        <w:t>今日盘面量化数据如下，揭示市场极端乐观情绪：</w:t>
+        <w:t>📈 核心指标</w:t>
       </w:r>
     </w:p>
     <w:p>
@@ -460,7 +434,7 @@
           <w:color w:val="1A1A1A"/>
           <w:sz w:val="22"/>
         </w:rPr>
-        <w:t>：上涨946家，下跌仅49家，涨跌比高达19.3:1。市场宽度达到极致水平，表明多头力量占据绝对主导。</w:t>
+        <w:t>：936 : 60，上涨比例高达93.6%。这一数据接近极值，表明多头力量已得到充分宣泄，短期市场情绪处于沸点状态。</w:t>
       </w:r>
     </w:p>
     <w:p>
@@ -483,7 +457,7 @@
           <w:color w:val="1A1A1A"/>
           <w:sz w:val="22"/>
         </w:rPr>
-        <w:t>：总成交额16581.0亿元。虽较市场极端亢奋时的2万亿+仍有距离，但足以支撑多点开花的热点行情。量能温和放大，未现天量失控。</w:t>
+        <w:t>：1.79万亿，较前日显著放大。量能有效配合指数上攻，尤其是在中小盘股上得到确认，属于健康的攻击量。</w:t>
       </w:r>
     </w:p>
     <w:p>
@@ -506,33 +480,7 @@
           <w:color w:val="1A1A1A"/>
           <w:sz w:val="22"/>
         </w:rPr>
-        <w:t>：全日净流出30.68亿元。与指数的大涨形成背离，表明今日行情主要由内资主导，外资表现犹豫，这是一个需要警惕的背离信号。</w:t>
-      </w:r>
-    </w:p>
-    <w:p>
-      <w:pPr>
-        <w:pStyle w:val="Heading2"/>
-      </w:pPr>
-      <w:r>
-        <w:rPr>
-          <w:rFonts w:ascii="微软雅黑" w:hAnsi="微软雅黑" w:eastAsia="微软雅黑"/>
-          <w:color w:val="1A1A1A"/>
-          <w:sz w:val="22"/>
-        </w:rPr>
-        <w:t>三、板块热点</w:t>
-      </w:r>
-    </w:p>
-    <w:p>
-      <w:pPr>
-        <w:spacing w:after="120"/>
-      </w:pPr>
-      <w:r>
-        <w:rPr>
-          <w:rFonts w:ascii="微软雅黑" w:hAnsi="微软雅黑" w:eastAsia="微软雅黑"/>
-          <w:color w:val="1A1A1A"/>
-          <w:sz w:val="22"/>
-        </w:rPr>
-        <w:t>市场结构极度分化，科技成长是唯一主线，传统权重板块则成为血包。</w:t>
+        <w:t>：净流出30.68亿元，其中深股通净流出21.4亿元。外资动向与内资形成显著背离，这是一个需要警惕的潜在分歧信号。</w:t>
       </w:r>
     </w:p>
     <w:p>
@@ -547,7 +495,7 @@
           <w:color w:val="D29922"/>
           <w:sz w:val="22"/>
         </w:rPr>
-        <w:t>领涨板块</w:t>
+        <w:t>资金流（新浪估算）</w:t>
       </w:r>
       <w:r>
         <w:rPr>
@@ -555,8 +503,26 @@
           <w:color w:val="1A1A1A"/>
           <w:sz w:val="22"/>
         </w:rPr>
-        <w:t>：</w:t>
+        <w:t>：样本内大单资金净流入110.09亿元，显示主力资金呈明确的主动做多意愿，与北向资金形成对峙。</w:t>
       </w:r>
+    </w:p>
+    <w:p>
+      <w:pPr>
+        <w:pStyle w:val="Heading2"/>
+      </w:pPr>
+      <w:r>
+        <w:rPr>
+          <w:rFonts w:ascii="微软雅黑" w:hAnsi="微软雅黑" w:eastAsia="微软雅黑"/>
+          <w:color w:val="1A1A1A"/>
+          <w:sz w:val="22"/>
+        </w:rPr>
+        <w:t>⚡ 板块热点</w:t>
+      </w:r>
+    </w:p>
+    <w:p>
+      <w:pPr>
+        <w:spacing w:after="120"/>
+      </w:pPr>
       <w:r>
         <w:rPr>
           <w:rFonts w:ascii="微软雅黑" w:hAnsi="微软雅黑" w:eastAsia="微软雅黑"/>
@@ -564,7 +530,7 @@
           <w:color w:val="D29922"/>
           <w:sz w:val="22"/>
         </w:rPr>
-        <w:t>次新股（+4.08%）</w:t>
+        <w:t>领涨主线：科技自主可控与超跌成长。</w:t>
       </w:r>
       <w:r>
         <w:rPr>
@@ -572,8 +538,13 @@
           <w:color w:val="1A1A1A"/>
           <w:sz w:val="22"/>
         </w:rPr>
-        <w:t>领涨全市场，与科创板和创业板的强势形成共振，表明市场风险偏好急剧升温。紧随其后的</w:t>
+        <w:t>次新股板块以4.23%的涨幅领跑全市场，这通常是情绪牛市的先行指标。电子器件（+1.13%）、电子信息（+0.83%）紧随其后，资金围绕电子、软件、AI应用等方向密集攻击。从个股异动看，中文在线、宏景科技、福昕软件、蓝色光标等AI应用及信创标的批量涨停，表明本轮攻击的核心逻辑依然是“产业趋势+国产替代”。</w:t>
       </w:r>
+    </w:p>
+    <w:p>
+      <w:pPr>
+        <w:spacing w:after="120"/>
+      </w:pPr>
       <w:r>
         <w:rPr>
           <w:rFonts w:ascii="微软雅黑" w:hAnsi="微软雅黑" w:eastAsia="微软雅黑"/>
@@ -581,7 +552,7 @@
           <w:color w:val="D29922"/>
           <w:sz w:val="22"/>
         </w:rPr>
-        <w:t>电子器件、电子信息</w:t>
+        <w:t>杀跌板块：防御性及周期类品种承压。</w:t>
       </w:r>
       <w:r>
         <w:rPr>
@@ -589,7 +560,20 @@
           <w:color w:val="1A1A1A"/>
           <w:sz w:val="22"/>
         </w:rPr>
-        <w:t>板块，是今日科技行情的发动机。其中，多只AI应用、国产软件概念股站上涨停板，显示资金围绕前沿科技概念集中攻击。</w:t>
+        <w:t>酿酒行业（-0.82%）和金融行业（-0.14%）是为数不多下跌的板块，资金出现明显的“卖旧买新”切换。宇通客车、北新建材等前期强势股出现高位获利了结，这并非基本面恶化，而是风格轮动的牺牲品，强化了当前“重成长、轻价值”的市场偏好。</w:t>
+      </w:r>
+    </w:p>
+    <w:p>
+      <w:pPr>
+        <w:pStyle w:val="Heading2"/>
+      </w:pPr>
+      <w:r>
+        <w:rPr>
+          <w:rFonts w:ascii="微软雅黑" w:hAnsi="微软雅黑" w:eastAsia="微软雅黑"/>
+          <w:color w:val="1A1A1A"/>
+          <w:sz w:val="22"/>
+        </w:rPr>
+        <w:t>📉 技术信号</w:t>
       </w:r>
     </w:p>
     <w:p>
@@ -604,7 +588,7 @@
           <w:color w:val="D29922"/>
           <w:sz w:val="22"/>
         </w:rPr>
-        <w:t>领跌板块</w:t>
+        <w:t>创业板指 (+5.04%) 与 科创50 (+5.91%)</w:t>
       </w:r>
       <w:r>
         <w:rPr>
@@ -612,67 +596,7 @@
           <w:color w:val="1A1A1A"/>
           <w:sz w:val="22"/>
         </w:rPr>
-        <w:t>：</w:t>
-      </w:r>
-      <w:r>
-        <w:rPr>
-          <w:rFonts w:ascii="微软雅黑" w:hAnsi="微软雅黑" w:eastAsia="微软雅黑"/>
-          <w:b/>
-          <w:color w:val="D29922"/>
-          <w:sz w:val="22"/>
-        </w:rPr>
-        <w:t>酿酒行业（-0.78%）</w:t>
-      </w:r>
-      <w:r>
-        <w:rPr>
-          <w:rFonts w:ascii="微软雅黑" w:hAnsi="微软雅黑" w:eastAsia="微软雅黑"/>
-          <w:color w:val="1A1A1A"/>
-          <w:sz w:val="22"/>
-        </w:rPr>
-        <w:t>和</w:t>
-      </w:r>
-      <w:r>
-        <w:rPr>
-          <w:rFonts w:ascii="微软雅黑" w:hAnsi="微软雅黑" w:eastAsia="微软雅黑"/>
-          <w:b/>
-          <w:color w:val="D29922"/>
-          <w:sz w:val="22"/>
-        </w:rPr>
-        <w:t>金融行业（-0.11%）</w:t>
-      </w:r>
-      <w:r>
-        <w:rPr>
-          <w:rFonts w:ascii="微软雅黑" w:hAnsi="微软雅黑" w:eastAsia="微软雅黑"/>
-          <w:color w:val="1A1A1A"/>
-          <w:sz w:val="22"/>
-        </w:rPr>
-        <w:t>是仅有的两个收跌板块。这清晰地勾勒出今日的资金路径：从传统蓝筹中抽离，全线涌入高贝塔的科技成长股。</w:t>
-      </w:r>
-    </w:p>
-    <w:p>
-      <w:pPr>
-        <w:pStyle w:val="Heading2"/>
-      </w:pPr>
-      <w:r>
-        <w:rPr>
-          <w:rFonts w:ascii="微软雅黑" w:hAnsi="微软雅黑" w:eastAsia="微软雅黑"/>
-          <w:color w:val="1A1A1A"/>
-          <w:sz w:val="22"/>
-        </w:rPr>
-        <w:t>四、技术信号</w:t>
-      </w:r>
-    </w:p>
-    <w:p>
-      <w:pPr>
-        <w:spacing w:after="120"/>
-      </w:pPr>
-      <w:r>
-        <w:rPr>
-          <w:rFonts w:ascii="微软雅黑" w:hAnsi="微软雅黑" w:eastAsia="微软雅黑"/>
-          <w:color w:val="1A1A1A"/>
-          <w:sz w:val="22"/>
-        </w:rPr>
-        <w:t>主要指数技术形态呈现攻击姿态，双创指数最为凌厉：</w:t>
+        <w:t>：两根放量长阳线突破所有短期均线压制，MACD金叉后红柱急速放大，进入主升浪攻击形态。RSI指标快速进入超买区（&gt;80），表明势能极强，但短期乖离率过高，技术上存在盘中震荡以等待短期均线上靠的需求。</w:t>
       </w:r>
     </w:p>
     <w:p>
@@ -687,7 +611,7 @@
           <w:color w:val="D29922"/>
           <w:sz w:val="22"/>
         </w:rPr>
-        <w:t>创业板指</w:t>
+        <w:t>上证指数 (+0.76%)</w:t>
       </w:r>
       <w:r>
         <w:rPr>
@@ -695,7 +619,7 @@
           <w:color w:val="1A1A1A"/>
           <w:sz w:val="22"/>
         </w:rPr>
-        <w:t>：今日大涨4.73%，以一根光头光脚巨阳线，强势突破并站上所有短期与中长期均线系统。结合量能，属于有效突破。日线MACD金叉后红柱急剧放大，DIF/DEA开口加速向上。RSI与KDJ均进入强势区域，但尚未触及极端超买区，短期内仍具备惯性上冲动能。</w:t>
+        <w:t>：高开高走收光头阳线，但涨幅远逊于深市。其主要受制于权重板块的疲软，未能同步突破。这反而是一个积极信号：市场未动用权重股“佯攻”指数，而是让赚钱效应集中在中小盘，这种上涨更具韧性。</w:t>
       </w:r>
     </w:p>
     <w:p>
@@ -710,7 +634,7 @@
           <w:color w:val="D29922"/>
           <w:sz w:val="22"/>
         </w:rPr>
-        <w:t>科创50</w:t>
+        <w:t>沪深300 (+1.24%)</w:t>
       </w:r>
       <w:r>
         <w:rPr>
@@ -718,7 +642,103 @@
           <w:color w:val="1A1A1A"/>
           <w:sz w:val="22"/>
         </w:rPr>
-        <w:t>：涨幅达5.48%，一阳穿多线，突破了近期的底部震荡箱体，技术上形成“破底翻”的看涨结构。量价配合理想，是当前市场的最强指数，信号最为积极。</w:t>
+        <w:t>：表现中规中矩，属于被动跟涨。其与中证500（+3.45%）的涨幅差表明，当前市场宽度极广，资金偏好从大盘价值转向中小盘成长。</w:t>
+      </w:r>
+    </w:p>
+    <w:p>
+      <w:pPr>
+        <w:pStyle w:val="Heading2"/>
+      </w:pPr>
+      <w:r>
+        <w:rPr>
+          <w:rFonts w:ascii="微软雅黑" w:hAnsi="微软雅黑" w:eastAsia="微软雅黑"/>
+          <w:color w:val="1A1A1A"/>
+          <w:sz w:val="22"/>
+        </w:rPr>
+        <w:t>🔍 量化视角</w:t>
+      </w:r>
+    </w:p>
+    <w:p>
+      <w:pPr>
+        <w:spacing w:after="120"/>
+      </w:pPr>
+      <w:r>
+        <w:rPr>
+          <w:rFonts w:ascii="微软雅黑" w:hAnsi="微软雅黑" w:eastAsia="微软雅黑"/>
+          <w:b/>
+          <w:color w:val="D29922"/>
+          <w:sz w:val="22"/>
+        </w:rPr>
+        <w:t>资金流向分析：</w:t>
+      </w:r>
+      <w:r>
+        <w:rPr>
+          <w:rFonts w:ascii="微软雅黑" w:hAnsi="微软雅黑" w:eastAsia="微软雅黑"/>
+          <w:color w:val="1A1A1A"/>
+          <w:sz w:val="22"/>
+        </w:rPr>
+        <w:t>北向资金净卖出与内地主力大单净买入的“剪刀差”形态是本日关键看点。这清晰地揭示了本轮行情由内资主导，博弈焦点在于政策预期与产业趋势，而非宏观边际变化。深市成交额远超沪市，量化模型中的“市值因子”和“成长因子”当日表现极为抢眼，小市值、高贝塔策略获得显著超额收益。</w:t>
+      </w:r>
+    </w:p>
+    <w:p>
+      <w:pPr>
+        <w:spacing w:after="120"/>
+      </w:pPr>
+      <w:r>
+        <w:rPr>
+          <w:rFonts w:ascii="微软雅黑" w:hAnsi="微软雅黑" w:eastAsia="微软雅黑"/>
+          <w:b/>
+          <w:color w:val="D29922"/>
+          <w:sz w:val="22"/>
+        </w:rPr>
+        <w:t>市场微观结构：</w:t>
+      </w:r>
+      <w:r>
+        <w:rPr>
+          <w:rFonts w:ascii="微软雅黑" w:hAnsi="微软雅黑" w:eastAsia="微软雅黑"/>
+          <w:color w:val="1A1A1A"/>
+          <w:sz w:val="22"/>
+        </w:rPr>
+        <w:t>上涨个股比例93.6%，而涨停家数达115家，无跌停，表明市场抛压极轻，空头处于完全溃败状态。这种极端的市场宽度通常是趋势加速的标志，但也预示着短期情绪高点可能临近。量价关系上，创业板和科创板呈现经典的“放量突破”形态，量能潮（OBV）创出新高，确认了上涨的有效性。</w:t>
+      </w:r>
+    </w:p>
+    <w:p>
+      <w:pPr>
+        <w:pStyle w:val="Heading2"/>
+      </w:pPr>
+      <w:r>
+        <w:rPr>
+          <w:rFonts w:ascii="微软雅黑" w:hAnsi="微软雅黑" w:eastAsia="微软雅黑"/>
+          <w:color w:val="1A1A1A"/>
+          <w:sz w:val="22"/>
+        </w:rPr>
+        <w:t>🏦 宏观背景</w:t>
+      </w:r>
+    </w:p>
+    <w:p>
+      <w:pPr>
+        <w:spacing w:after="120"/>
+      </w:pPr>
+      <w:r>
+        <w:rPr>
+          <w:rFonts w:ascii="微软雅黑" w:hAnsi="微软雅黑" w:eastAsia="微软雅黑"/>
+          <w:color w:val="1A1A1A"/>
+          <w:sz w:val="22"/>
+        </w:rPr>
+        <w:t>最新宏观数据为市场提供温床：6月制造业PMI录得50.3，服务业PMI为50.4，皆处于扩张区间，显示经济底部已现企稳迹象。M2余额同比增长8.0%，配合LPR（1年期3.0%，5年期3.5%）连续维持不变，宏观流动性依然充裕，为“资产荒”逻辑下资金涌入科技赛道提供了土壤。CPI同比上涨1.0%，PPI同比上涨4.1%，上游价格压力不大，有利于中游科技制造业的估值修复。离岸、在岸人民币双双升值（USD/CNH报6.7447），进一步提升了人民币资产的吸引力，稳定了市场预期。</w:t>
+      </w:r>
+    </w:p>
+    <w:p>
+      <w:pPr>
+        <w:pStyle w:val="Heading2"/>
+      </w:pPr>
+      <w:r>
+        <w:rPr>
+          <w:rFonts w:ascii="微软雅黑" w:hAnsi="微软雅黑" w:eastAsia="微软雅黑"/>
+          <w:color w:val="1A1A1A"/>
+          <w:sz w:val="22"/>
+        </w:rPr>
+        <w:t>⚠️ 风险提示</w:t>
       </w:r>
     </w:p>
     <w:p>
@@ -733,7 +753,7 @@
           <w:color w:val="D29922"/>
           <w:sz w:val="22"/>
         </w:rPr>
-        <w:t>沪深300</w:t>
+        <w:t>北向资金背离风险：</w:t>
       </w:r>
       <w:r>
         <w:rPr>
@@ -741,33 +761,7 @@
           <w:color w:val="1A1A1A"/>
           <w:sz w:val="22"/>
         </w:rPr>
-        <w:t>：仅上涨1.14%，被动跟随。它仍是区间震荡结构，今日仅是触及箱体下沿后的反弹，尚未形成趋势性突破，上方平台压力依然显著，弱于双创指数。</w:t>
-      </w:r>
-    </w:p>
-    <w:p>
-      <w:pPr>
-        <w:pStyle w:val="Heading2"/>
-      </w:pPr>
-      <w:r>
-        <w:rPr>
-          <w:rFonts w:ascii="微软雅黑" w:hAnsi="微软雅黑" w:eastAsia="微软雅黑"/>
-          <w:color w:val="1A1A1A"/>
-          <w:sz w:val="22"/>
-        </w:rPr>
-        <w:t>五、量化视角</w:t>
-      </w:r>
-    </w:p>
-    <w:p>
-      <w:pPr>
-        <w:spacing w:after="120"/>
-      </w:pPr>
-      <w:r>
-        <w:rPr>
-          <w:rFonts w:ascii="微软雅黑" w:hAnsi="微软雅黑" w:eastAsia="微软雅黑"/>
-          <w:color w:val="1A1A1A"/>
-          <w:sz w:val="22"/>
-        </w:rPr>
-        <w:t>今日的量化信号存在强烈的结构性背离：</w:t>
+        <w:t>在内资狂热之时，北向资金逆势净卖出超30亿，这是一个需要持续跟踪的警示。若后续连续流出，可能对市场情绪形成压制。</w:t>
       </w:r>
     </w:p>
     <w:p>
@@ -782,7 +776,7 @@
           <w:color w:val="D29922"/>
           <w:sz w:val="22"/>
         </w:rPr>
-        <w:t>资金流向</w:t>
+        <w:t>短期情绪过热：</w:t>
       </w:r>
       <w:r>
         <w:rPr>
@@ -790,7 +784,7 @@
           <w:color w:val="1A1A1A"/>
           <w:sz w:val="22"/>
         </w:rPr>
-        <w:t>：新浪资金流数据显示，监控样本中大资金（特大单+大单）合计净流入110.09亿元，这与指数的普涨吻合。然而，代表外资的北向资金全天净流出30.68亿元，形成“内资激进、外资逢高兑现”的博弈格局。这种背离若持续，将是短期调整的信号。</w:t>
+        <w:t>创业板指与科创50的RSI指标已进入严重超买区，且两者涨幅过大，短期内积聚了巨大的获利盘。技术性回调随时可能发生，波动幅度或将加剧。</w:t>
       </w:r>
     </w:p>
     <w:p>
@@ -805,7 +799,7 @@
           <w:color w:val="D29922"/>
           <w:sz w:val="22"/>
         </w:rPr>
-        <w:t>量价关系</w:t>
+        <w:t>主线过于集中：</w:t>
       </w:r>
       <w:r>
         <w:rPr>
@@ -813,7 +807,7 @@
           <w:color w:val="1A1A1A"/>
           <w:sz w:val="22"/>
         </w:rPr>
-        <w:t>：创业板和科创板的价涨量增是健康的，但上证50与沪深300则属于缩量反弹。这预示未来市场的主战场仍在科技成长方向，而普涨之后，分化将在所难免。</w:t>
+        <w:t>资金高度拥挤在AI、信创等少数几个板块，一旦龙头个股出现放量滞涨或巨额成交，须警惕板块内部分化与高位切换风险。</w:t>
       </w:r>
     </w:p>
     <w:p>
@@ -828,7 +822,7 @@
           <w:color w:val="D29922"/>
           <w:sz w:val="22"/>
         </w:rPr>
-        <w:t>市场宽度</w:t>
+        <w:t>宏观数据分化：</w:t>
       </w:r>
       <w:r>
         <w:rPr>
@@ -836,219 +830,7 @@
           <w:color w:val="1A1A1A"/>
           <w:sz w:val="22"/>
         </w:rPr>
-        <w:t>：94.6%的上涨比率进入历史罕见区间。根据均值回归原理，如此极端的宽度数据极难持续，次日或隔日个股必然出现显著分化，尾盘缺乏涨停动能的跟风股将面临修正压力。</w:t>
-      </w:r>
-    </w:p>
-    <w:p>
-      <w:pPr>
-        <w:pStyle w:val="Heading2"/>
-      </w:pPr>
-      <w:r>
-        <w:rPr>
-          <w:rFonts w:ascii="微软雅黑" w:hAnsi="微软雅黑" w:eastAsia="微软雅黑"/>
-          <w:color w:val="1A1A1A"/>
-          <w:sz w:val="22"/>
-        </w:rPr>
-        <w:t>六、宏观背景</w:t>
-      </w:r>
-    </w:p>
-    <w:p>
-      <w:pPr>
-        <w:spacing w:after="120"/>
-      </w:pPr>
-      <w:r>
-        <w:rPr>
-          <w:rFonts w:ascii="微软雅黑" w:hAnsi="微软雅黑" w:eastAsia="微软雅黑"/>
-          <w:color w:val="1A1A1A"/>
-          <w:sz w:val="22"/>
-        </w:rPr>
-        <w:t>当前宏观环境为科技股的估值扩张提供了温床：</w:t>
-      </w:r>
-    </w:p>
-    <w:p>
-      <w:pPr>
-        <w:pStyle w:val="ListBullet"/>
-        <w:spacing w:after="40"/>
-      </w:pPr>
-      <w:r>
-        <w:rPr>
-          <w:rFonts w:ascii="微软雅黑" w:hAnsi="微软雅黑" w:eastAsia="微软雅黑"/>
-          <w:b/>
-          <w:color w:val="D29922"/>
-          <w:sz w:val="22"/>
-        </w:rPr>
-        <w:t>价格信号</w:t>
-      </w:r>
-      <w:r>
-        <w:rPr>
-          <w:rFonts w:ascii="微软雅黑" w:hAnsi="微软雅黑" w:eastAsia="微软雅黑"/>
-          <w:color w:val="1A1A1A"/>
-          <w:sz w:val="22"/>
-        </w:rPr>
-        <w:t>：CPI同比1.0%，PPI同比4.1%。上游价格向下传导不畅，中下游利润结构性承压，这反而驱动资金抱团在下游应用中拥有技术壁垒和想象空间的科技类公司。</w:t>
-      </w:r>
-    </w:p>
-    <w:p>
-      <w:pPr>
-        <w:pStyle w:val="ListBullet"/>
-        <w:spacing w:after="40"/>
-      </w:pPr>
-      <w:r>
-        <w:rPr>
-          <w:rFonts w:ascii="微软雅黑" w:hAnsi="微软雅黑" w:eastAsia="微软雅黑"/>
-          <w:b/>
-          <w:color w:val="D29922"/>
-          <w:sz w:val="22"/>
-        </w:rPr>
-        <w:t>信用环境</w:t>
-      </w:r>
-      <w:r>
-        <w:rPr>
-          <w:rFonts w:ascii="微软雅黑" w:hAnsi="微软雅黑" w:eastAsia="微软雅黑"/>
-          <w:color w:val="1A1A1A"/>
-          <w:sz w:val="22"/>
-        </w:rPr>
-        <w:t>：M2增速8.0%，社融增量同比少增，显示实体融资需求偏弱。银行净息差1.4%的历史低点制约了金融、高负债板块的估值逻辑，流动性需要寻找出口，高景气的政策支持行业成为“资产荒”下的洼地。</w:t>
-      </w:r>
-    </w:p>
-    <w:p>
-      <w:pPr>
-        <w:pStyle w:val="ListBullet"/>
-        <w:spacing w:after="40"/>
-      </w:pPr>
-      <w:r>
-        <w:rPr>
-          <w:rFonts w:ascii="微软雅黑" w:hAnsi="微软雅黑" w:eastAsia="微软雅黑"/>
-          <w:b/>
-          <w:color w:val="D29922"/>
-          <w:sz w:val="22"/>
-        </w:rPr>
-        <w:t>政策面</w:t>
-      </w:r>
-      <w:r>
-        <w:rPr>
-          <w:rFonts w:ascii="微软雅黑" w:hAnsi="微软雅黑" w:eastAsia="微软雅黑"/>
-          <w:color w:val="1A1A1A"/>
-          <w:sz w:val="22"/>
-        </w:rPr>
-        <w:t>：LPR连续14个月按兵不动（1年期3.0%，5年期3.5%），表明政策定力十足，总闸门未大开，市场不依赖“大水漫灌”，更倾向于挖掘结构性机会。</w:t>
-      </w:r>
-    </w:p>
-    <w:p>
-      <w:pPr>
-        <w:pStyle w:val="Heading2"/>
-      </w:pPr>
-      <w:r>
-        <w:rPr>
-          <w:rFonts w:ascii="微软雅黑" w:hAnsi="微软雅黑" w:eastAsia="微软雅黑"/>
-          <w:color w:val="1A1A1A"/>
-          <w:sz w:val="22"/>
-        </w:rPr>
-        <w:t>七、风险提示</w:t>
-      </w:r>
-    </w:p>
-    <w:p>
-      <w:pPr>
-        <w:spacing w:after="120"/>
-      </w:pPr>
-      <w:r>
-        <w:rPr>
-          <w:rFonts w:ascii="微软雅黑" w:hAnsi="微软雅黑" w:eastAsia="微软雅黑"/>
-          <w:color w:val="1A1A1A"/>
-          <w:sz w:val="22"/>
-        </w:rPr>
-        <w:t>极致火爆背后，有几个风险点值得关注：</w:t>
-      </w:r>
-    </w:p>
-    <w:p>
-      <w:pPr>
-        <w:pStyle w:val="ListBullet"/>
-        <w:spacing w:after="40"/>
-      </w:pPr>
-      <w:r>
-        <w:rPr>
-          <w:rFonts w:ascii="微软雅黑" w:hAnsi="微软雅黑" w:eastAsia="微软雅黑"/>
-          <w:b/>
-          <w:color w:val="D29922"/>
-          <w:sz w:val="22"/>
-        </w:rPr>
-        <w:t>背离风险</w:t>
-      </w:r>
-      <w:r>
-        <w:rPr>
-          <w:rFonts w:ascii="微软雅黑" w:hAnsi="微软雅黑" w:eastAsia="微软雅黑"/>
-          <w:color w:val="1A1A1A"/>
-          <w:sz w:val="22"/>
-        </w:rPr>
-        <w:t>：指数大涨与北向资金净流出的背离，通常预示短期震荡将加剧。明天需密切关注北向资金流向是否逆转，若持续大幅流出，将对市场情绪构成压制。</w:t>
-      </w:r>
-    </w:p>
-    <w:p>
-      <w:pPr>
-        <w:pStyle w:val="ListBullet"/>
-        <w:spacing w:after="40"/>
-      </w:pPr>
-      <w:r>
-        <w:rPr>
-          <w:rFonts w:ascii="微软雅黑" w:hAnsi="微软雅黑" w:eastAsia="微软雅黑"/>
-          <w:b/>
-          <w:color w:val="D29922"/>
-          <w:sz w:val="22"/>
-        </w:rPr>
-        <w:t>情绪过热</w:t>
-      </w:r>
-      <w:r>
-        <w:rPr>
-          <w:rFonts w:ascii="微软雅黑" w:hAnsi="微软雅黑" w:eastAsia="微软雅黑"/>
-          <w:color w:val="1A1A1A"/>
-          <w:sz w:val="22"/>
-        </w:rPr>
-        <w:t>：94.6%的上涨家数和超百股涨停，是情绪短期见顶的常见量化特征。明日强分化是大概率事件，追高后排跟风股的风险收益比较差。</w:t>
-      </w:r>
-    </w:p>
-    <w:p>
-      <w:pPr>
-        <w:pStyle w:val="ListBullet"/>
-        <w:spacing w:after="40"/>
-      </w:pPr>
-      <w:r>
-        <w:rPr>
-          <w:rFonts w:ascii="微软雅黑" w:hAnsi="微软雅黑" w:eastAsia="微软雅黑"/>
-          <w:b/>
-          <w:color w:val="D29922"/>
-          <w:sz w:val="22"/>
-        </w:rPr>
-        <w:t>业绩验证</w:t>
-      </w:r>
-      <w:r>
-        <w:rPr>
-          <w:rFonts w:ascii="微软雅黑" w:hAnsi="微软雅黑" w:eastAsia="微软雅黑"/>
-          <w:color w:val="1A1A1A"/>
-          <w:sz w:val="22"/>
-        </w:rPr>
-        <w:t>：从跌幅榜看，凯发电气（-10.08%）、新芝生物（-6.96%）等个股大幅杀跌，说明即使是普涨日，业绩或逻辑不佳的个股依然面临抛售。纯粹的概念炒作难以持久。</w:t>
-      </w:r>
-    </w:p>
-    <w:p>
-      <w:pPr>
-        <w:spacing w:after="120"/>
-      </w:pPr>
-      <w:r>
-        <w:rPr>
-          <w:rFonts w:ascii="微软雅黑" w:hAnsi="微软雅黑" w:eastAsia="微软雅黑"/>
-          <w:b/>
-          <w:color w:val="D29922"/>
-          <w:sz w:val="22"/>
-        </w:rPr>
-        <w:t>免责声明：</w:t>
-      </w:r>
-      <w:r>
-        <w:rPr>
-          <w:rFonts w:ascii="微软雅黑" w:hAnsi="微软雅黑" w:eastAsia="微软雅黑"/>
-          <w:color w:val="1A1A1A"/>
-          <w:sz w:val="22"/>
-        </w:rPr>
-        <w:t>本报告由 AI 自动生成，仅供参考，不构成任何投资建议。投资有风险，入市需谨慎。报告中的数据来源于公开接口，不对其准确性做任何保证。</w:t>
+        <w:t>社融增量较同期有所减少，显示实体经济有效需求仍需巩固。若后续政策力度不达预期，单纯由流动性驱动的行情可能面临回调考验。</w:t>
       </w:r>
     </w:p>
     <w:p/>

--- a/reports/2026-07-31/1500.docx
+++ b/reports/2026-07-31/1500.docx
@@ -100,7 +100,7 @@
           </w:tcPr>
           <w:p>
             <w:r>
-              <w:t>3833.65</w:t>
+              <w:t>3835.24</w:t>
             </w:r>
           </w:p>
         </w:tc>
@@ -110,7 +110,7 @@
           </w:tcPr>
           <w:p>
             <w:r>
-              <w:t>+0.76%</w:t>
+              <w:t>+0.80%</w:t>
             </w:r>
           </w:p>
         </w:tc>
@@ -140,7 +140,7 @@
           </w:tcPr>
           <w:p>
             <w:r>
-              <w:t>13705.42</w:t>
+              <w:t>13660.73</w:t>
             </w:r>
           </w:p>
         </w:tc>
@@ -150,7 +150,7 @@
           </w:tcPr>
           <w:p>
             <w:r>
-              <w:t>+3.16%</w:t>
+              <w:t>+2.82%</w:t>
             </w:r>
           </w:p>
         </w:tc>
@@ -180,7 +180,7 @@
           </w:tcPr>
           <w:p>
             <w:r>
-              <w:t>3408.15</w:t>
+              <w:t>3379.11</w:t>
             </w:r>
           </w:p>
         </w:tc>
@@ -190,7 +190,7 @@
           </w:tcPr>
           <w:p>
             <w:r>
-              <w:t>+5.04%</w:t>
+              <w:t>+4.15%</w:t>
             </w:r>
           </w:p>
         </w:tc>
@@ -220,7 +220,7 @@
           </w:tcPr>
           <w:p>
             <w:r>
-              <w:t>1682.27</w:t>
+              <w:t>1662.06</w:t>
             </w:r>
           </w:p>
         </w:tc>
@@ -230,7 +230,7 @@
           </w:tcPr>
           <w:p>
             <w:r>
-              <w:t>+5.91%</w:t>
+              <w:t>+4.64%</w:t>
             </w:r>
           </w:p>
         </w:tc>
@@ -260,7 +260,7 @@
           </w:tcPr>
           <w:p>
             <w:r>
-              <w:t>4605.92</w:t>
+              <w:t>4600.79</w:t>
             </w:r>
           </w:p>
         </w:tc>
@@ -270,7 +270,7 @@
           </w:tcPr>
           <w:p>
             <w:r>
-              <w:t>+1.24%</w:t>
+              <w:t>+1.12%</w:t>
             </w:r>
           </w:p>
         </w:tc>
@@ -300,7 +300,7 @@
           </w:tcPr>
           <w:p>
             <w:r>
-              <w:t>7561.47</w:t>
+              <w:t>7540.97</w:t>
             </w:r>
           </w:p>
         </w:tc>
@@ -310,7 +310,7 @@
           </w:tcPr>
           <w:p>
             <w:r>
-              <w:t>+3.45%</w:t>
+              <w:t>+3.17%</w:t>
             </w:r>
           </w:p>
         </w:tc>
@@ -385,7 +385,7 @@
           <w:color w:val="1A1A1A"/>
           <w:sz w:val="22"/>
         </w:rPr>
-        <w:t>📊 市场概览</w:t>
+        <w:t>市场概览</w:t>
       </w:r>
     </w:p>
     <w:p>
@@ -398,7 +398,7 @@
           <w:color w:val="1A1A1A"/>
           <w:sz w:val="22"/>
         </w:rPr>
-        <w:t>市场呈现极度亢奋的普涨格局，全市场上涨家数达936家，占比93.6%，且无一家跌停，这是典型的情绪与资金共振的强势信号。成交额放大至1.79万亿，量价配合良好，显示增量资金正在积极入场。资金偏好明显偏向高贝塔的科技成长股，创业板指与科创50涨幅均超5%，而上证指数仅上涨0.76%，结构性分化至极值。</w:t>
+        <w:t>今日A股市场呈现“权重搭台，成长唱戏”的鲜明格局。在超过94%的个股收红、仅有56家下跌的普涨狂欢中，流动性溢价向科技成长方向猛烈倾斜。科创50与创业板指分别暴涨超4.6%和4.1%，而沪指仅温和收涨0.8%，清晰地指明了日内资金的主攻方向。</w:t>
       </w:r>
     </w:p>
     <w:p>
@@ -411,7 +411,7 @@
           <w:color w:val="1A1A1A"/>
           <w:sz w:val="22"/>
         </w:rPr>
-        <w:t>📈 核心指标</w:t>
+        <w:t>核心指标</w:t>
       </w:r>
     </w:p>
     <w:p>
@@ -426,7 +426,7 @@
           <w:color w:val="D29922"/>
           <w:sz w:val="22"/>
         </w:rPr>
-        <w:t>涨跌比</w:t>
+        <w:t>涨跌比与情绪</w:t>
       </w:r>
       <w:r>
         <w:rPr>
@@ -434,7 +434,7 @@
           <w:color w:val="1A1A1A"/>
           <w:sz w:val="22"/>
         </w:rPr>
-        <w:t>：936 : 60，上涨比例高达93.6%。这一数据接近极值，表明多头力量已得到充分宣泄，短期市场情绪处于沸点状态。</w:t>
+        <w:t>：上涨942家 vs 下跌56家，涨跌比高达16.8:1。涨停80家，跌停0家。此数据表明市场情绪达到短期极致，做多动能高度亢奋。</w:t>
       </w:r>
     </w:p>
     <w:p>
@@ -457,7 +457,7 @@
           <w:color w:val="1A1A1A"/>
           <w:sz w:val="22"/>
         </w:rPr>
-        <w:t>：1.79万亿，较前日显著放大。量能有效配合指数上攻，尤其是在中小盘股上得到确认，属于健康的攻击量。</w:t>
+        <w:t>：沪深两市总成交额预计为2.18万亿元，换手率达4.3%。量能有效放大，支撑了科技板块的全面爆发。</w:t>
       </w:r>
     </w:p>
     <w:p>
@@ -480,7 +480,7 @@
           <w:color w:val="1A1A1A"/>
           <w:sz w:val="22"/>
         </w:rPr>
-        <w:t>：净流出30.68亿元，其中深股通净流出21.4亿元。外资动向与内资形成显著背离，这是一个需要警惕的潜在分歧信号。</w:t>
+        <w:t>：全日净流出30.68亿元，与内资的狂热形成鲜明背离。其中深股通净流出21.4亿元，显示外资在深市大涨中进行减持，需警惕内外资分歧加剧。</w:t>
       </w:r>
     </w:p>
     <w:p>
@@ -495,7 +495,7 @@
           <w:color w:val="D29922"/>
           <w:sz w:val="22"/>
         </w:rPr>
-        <w:t>资金流（新浪估算）</w:t>
+        <w:t>大单资金</w:t>
       </w:r>
       <w:r>
         <w:rPr>
@@ -503,7 +503,7 @@
           <w:color w:val="1A1A1A"/>
           <w:sz w:val="22"/>
         </w:rPr>
-        <w:t>：样本内大单资金净流入110.09亿元，显示主力资金呈明确的主动做多意愿，与北向资金形成对峙。</w:t>
+        <w:t>：监控样本显示大单/特大单合计净流入110.09亿元，是驱动今日行情的核心主力。</w:t>
       </w:r>
     </w:p>
     <w:p>
@@ -516,7 +516,7 @@
           <w:color w:val="1A1A1A"/>
           <w:sz w:val="22"/>
         </w:rPr>
-        <w:t>⚡ 板块热点</w:t>
+        <w:t>板块热点</w:t>
       </w:r>
     </w:p>
     <w:p>
@@ -530,7 +530,7 @@
           <w:color w:val="D29922"/>
           <w:sz w:val="22"/>
         </w:rPr>
-        <w:t>领涨主线：科技自主可控与超跌成长。</w:t>
+        <w:t>领涨主线：</w:t>
       </w:r>
       <w:r>
         <w:rPr>
@@ -538,7 +538,7 @@
           <w:color w:val="1A1A1A"/>
           <w:sz w:val="22"/>
         </w:rPr>
-        <w:t>次新股板块以4.23%的涨幅领跑全市场，这通常是情绪牛市的先行指标。电子器件（+1.13%）、电子信息（+0.83%）紧随其后，资金围绕电子、软件、AI应用等方向密集攻击。从个股异动看，中文在线、宏景科技、福昕软件、蓝色光标等AI应用及信创标的批量涨停，表明本轮攻击的核心逻辑依然是“产业趋势+国产替代”。</w:t>
+        <w:t>次新股（+3.65%）、电子器件（+0.98%）、电子信息（+0.76%）领衔。这背后是国产替代逻辑延续与AI+应用端商业化预期升温的共振。涨停潮中，中文在线、昆仑万维、蓝色光标等AI应用概念股批量20CM涨停，标志着资金正从硬件基础设施向软件应用端（AIGC、IP）渗透。</w:t>
       </w:r>
     </w:p>
     <w:p>
@@ -552,7 +552,7 @@
           <w:color w:val="D29922"/>
           <w:sz w:val="22"/>
         </w:rPr>
-        <w:t>杀跌板块：防御性及周期类品种承压。</w:t>
+        <w:t>弱势板块：</w:t>
       </w:r>
       <w:r>
         <w:rPr>
@@ -560,7 +560,7 @@
           <w:color w:val="1A1A1A"/>
           <w:sz w:val="22"/>
         </w:rPr>
-        <w:t>酿酒行业（-0.82%）和金融行业（-0.14%）是为数不多下跌的板块，资金出现明显的“卖旧买新”切换。宇通客车、北新建材等前期强势股出现高位获利了结，这并非基本面恶化，而是风格轮动的牺牲品，强化了当前“重成长、轻价值”的市场偏好。</w:t>
+        <w:t>酿酒行业（-0.22%）是唯一下跌的行业板块。钢铁、建材等传统周期股也出现在跌幅榜上，表明机构资金在场内积极腾挪，从防御性价值板块撤出，转投高弹性成长赛道。</w:t>
       </w:r>
     </w:p>
     <w:p>
@@ -573,7 +573,7 @@
           <w:color w:val="1A1A1A"/>
           <w:sz w:val="22"/>
         </w:rPr>
-        <w:t>📉 技术信号</w:t>
+        <w:t>技术信号</w:t>
       </w:r>
     </w:p>
     <w:p>
@@ -588,7 +588,7 @@
           <w:color w:val="D29922"/>
           <w:sz w:val="22"/>
         </w:rPr>
-        <w:t>创业板指 (+5.04%) 与 科创50 (+5.91%)</w:t>
+        <w:t>科创50</w:t>
       </w:r>
       <w:r>
         <w:rPr>
@@ -596,7 +596,7 @@
           <w:color w:val="1A1A1A"/>
           <w:sz w:val="22"/>
         </w:rPr>
-        <w:t>：两根放量长阳线突破所有短期均线压制，MACD金叉后红柱急速放大，进入主升浪攻击形态。RSI指标快速进入超买区（&gt;80），表明势能极强，但短期乖离率过高，技术上存在盘中震荡以等待短期均线上靠的需求。</w:t>
+        <w:t>：今日以4.64%的涨幅领冠全场。一根长阳突破近期盘整平台，形成明确的攻击形态。MACD快慢线金叉开口放大，红柱动能显著增强；RSI快速进入超买区域，但强势行情中该指标会钝化，后续重点看量能持续性。</w:t>
       </w:r>
     </w:p>
     <w:p>
@@ -611,7 +611,7 @@
           <w:color w:val="D29922"/>
           <w:sz w:val="22"/>
         </w:rPr>
-        <w:t>上证指数 (+0.76%)</w:t>
+        <w:t>创业板指</w:t>
       </w:r>
       <w:r>
         <w:rPr>
@@ -619,7 +619,7 @@
           <w:color w:val="1A1A1A"/>
           <w:sz w:val="22"/>
         </w:rPr>
-        <w:t>：高开高走收光头阳线，但涨幅远逊于深市。其主要受制于权重板块的疲软，未能同步突破。这反而是一个积极信号：市场未动用权重股“佯攻”指数，而是让赚钱效应集中在中小盘，这种上涨更具韧性。</w:t>
+        <w:t>：同样放量收出长阳，收于3379点，逼近前期高点。KDJ指标J线高位钝化，表明当前处于极度强势的单边推升阶段，技术阻力已非主要矛盾，资金博弈节奏是核心。</w:t>
       </w:r>
     </w:p>
     <w:p>
@@ -634,7 +634,7 @@
           <w:color w:val="D29922"/>
           <w:sz w:val="22"/>
         </w:rPr>
-        <w:t>沪深300 (+1.24%)</w:t>
+        <w:t>上证指数</w:t>
       </w:r>
       <w:r>
         <w:rPr>
@@ -642,7 +642,7 @@
           <w:color w:val="1A1A1A"/>
           <w:sz w:val="22"/>
         </w:rPr>
-        <w:t>：表现中规中矩，属于被动跟涨。其与中证500（+3.45%）的涨幅差表明，当前市场宽度极广，资金偏好从大盘价值转向中小盘成长。</w:t>
+        <w:t>：成交温和放大，收出小阳线。指数仍处于箱体上沿的蓄力期，表现远落后于成长指数。这种分化意味着沪指当前的参考意义更多在于稳定市场情绪，而非指引交易方向。</w:t>
       </w:r>
     </w:p>
     <w:p>
@@ -655,7 +655,7 @@
           <w:color w:val="1A1A1A"/>
           <w:sz w:val="22"/>
         </w:rPr>
-        <w:t>🔍 量化视角</w:t>
+        <w:t>量化视角</w:t>
       </w:r>
     </w:p>
     <w:p>
@@ -669,7 +669,7 @@
           <w:color w:val="D29922"/>
           <w:sz w:val="22"/>
         </w:rPr>
-        <w:t>资金流向分析：</w:t>
+        <w:t>资金流向结构分化：</w:t>
       </w:r>
       <w:r>
         <w:rPr>
@@ -677,13 +677,8 @@
           <w:color w:val="1A1A1A"/>
           <w:sz w:val="22"/>
         </w:rPr>
-        <w:t>北向资金净卖出与内地主力大单净买入的“剪刀差”形态是本日关键看点。这清晰地揭示了本轮行情由内资主导，博弈焦点在于政策预期与产业趋势，而非宏观边际变化。深市成交额远超沪市，量化模型中的“市值因子”和“成长因子”当日表现极为抢眼，小市值、高贝塔策略获得显著超额收益。</w:t>
+        <w:t>日内大单资金大幅净流入，但北向资金逆势净流出，形成“内资买、外资卖”的短期分歧信号。这通常预示着板块将进入高位分化期。</w:t>
       </w:r>
-    </w:p>
-    <w:p>
-      <w:pPr>
-        <w:spacing w:after="120"/>
-      </w:pPr>
       <w:r>
         <w:rPr>
           <w:rFonts w:ascii="微软雅黑" w:hAnsi="微软雅黑" w:eastAsia="微软雅黑"/>
@@ -691,7 +686,7 @@
           <w:color w:val="D29922"/>
           <w:sz w:val="22"/>
         </w:rPr>
-        <w:t>市场微观结构：</w:t>
+        <w:t>市场宽度极佳：</w:t>
       </w:r>
       <w:r>
         <w:rPr>
@@ -699,7 +694,24 @@
           <w:color w:val="1A1A1A"/>
           <w:sz w:val="22"/>
         </w:rPr>
-        <w:t>上涨个股比例93.6%，而涨停家数达115家，无跌停，表明市场抛压极轻，空头处于完全溃败状态。这种极端的市场宽度通常是趋势加速的标志，但也预示着短期情绪高点可能临近。量价关系上，创业板和科创板呈现经典的“放量突破”形态，量能潮（OBV）创出新高，确认了上涨的有效性。</w:t>
+        <w:t>94.2%的上行比例说明这是一次系统性的流动性注入，而非存量博弈的结构性行情，增量资金入场痕迹明显，为行情的持续性提供了基础。</w:t>
+      </w:r>
+      <w:r>
+        <w:rPr>
+          <w:rFonts w:ascii="微软雅黑" w:hAnsi="微软雅黑" w:eastAsia="微软雅黑"/>
+          <w:b/>
+          <w:color w:val="D29922"/>
+          <w:sz w:val="22"/>
+        </w:rPr>
+        <w:t>量价匹配：</w:t>
+      </w:r>
+      <w:r>
+        <w:rPr>
+          <w:rFonts w:ascii="微软雅黑" w:hAnsi="微软雅黑" w:eastAsia="微软雅黑"/>
+          <w:color w:val="1A1A1A"/>
+          <w:sz w:val="22"/>
+        </w:rPr>
+        <w:t>高换手（4.3%）配合长阳，量价关系健康。增量资金主攻方向明确（科创板、创业板），形成了清晰的赚钱效应，有望吸引更多右侧资金入场。</w:t>
       </w:r>
     </w:p>
     <w:p>
@@ -712,7 +724,7 @@
           <w:color w:val="1A1A1A"/>
           <w:sz w:val="22"/>
         </w:rPr>
-        <w:t>🏦 宏观背景</w:t>
+        <w:t>宏观背景</w:t>
       </w:r>
     </w:p>
     <w:p>
@@ -725,7 +737,7 @@
           <w:color w:val="1A1A1A"/>
           <w:sz w:val="22"/>
         </w:rPr>
-        <w:t>最新宏观数据为市场提供温床：6月制造业PMI录得50.3，服务业PMI为50.4，皆处于扩张区间，显示经济底部已现企稳迹象。M2余额同比增长8.0%，配合LPR（1年期3.0%，5年期3.5%）连续维持不变，宏观流动性依然充裕，为“资产荒”逻辑下资金涌入科技赛道提供了土壤。CPI同比上涨1.0%，PPI同比上涨4.1%，上游价格压力不大，有利于中游科技制造业的估值修复。离岸、在岸人民币双双升值（USD/CNH报6.7447），进一步提升了人民币资产的吸引力，稳定了市场预期。</w:t>
+        <w:t>当前宏观环境为“科技牛”提供了温床。6月CPI同比仅上涨1.0%，核心CPI温和上涨1.2%，通胀压力极小，为央行维持1.4%的低利率逆回购操作和3.5%的5年期LPR提供了政策空间。虽然6月社融增量同比少增，但M2增速仍维持在8.0%的较高水平，广义流动性依然充裕。在实体经济回报率承压的背景下，过剩的流动性更倾向于涌入有政策支持和高景气预期的科技赛道进行资产配置，近期持续活跃的AI、智能汽车等方向正是这一逻辑的体现。</w:t>
       </w:r>
     </w:p>
     <w:p>
@@ -738,7 +750,7 @@
           <w:color w:val="1A1A1A"/>
           <w:sz w:val="22"/>
         </w:rPr>
-        <w:t>⚠️ 风险提示</w:t>
+        <w:t>风险提示</w:t>
       </w:r>
     </w:p>
     <w:p>
@@ -753,7 +765,7 @@
           <w:color w:val="D29922"/>
           <w:sz w:val="22"/>
         </w:rPr>
-        <w:t>北向资金背离风险：</w:t>
+        <w:t>短期过热风险：</w:t>
       </w:r>
       <w:r>
         <w:rPr>
@@ -761,7 +773,7 @@
           <w:color w:val="1A1A1A"/>
           <w:sz w:val="22"/>
         </w:rPr>
-        <w:t>在内资狂热之时，北向资金逆势净卖出超30亿，这是一个需要持续跟踪的警示。若后续连续流出，可能对市场情绪形成压制。</w:t>
+        <w:t>涨跌比创近期新高，情绪指标触顶，次日面临巨大的个股分化与获利回吐压力。高位追涨盈亏比显著下降。</w:t>
       </w:r>
     </w:p>
     <w:p>
@@ -776,7 +788,7 @@
           <w:color w:val="D29922"/>
           <w:sz w:val="22"/>
         </w:rPr>
-        <w:t>短期情绪过热：</w:t>
+        <w:t>内外资分歧：</w:t>
       </w:r>
       <w:r>
         <w:rPr>
@@ -784,7 +796,7 @@
           <w:color w:val="1A1A1A"/>
           <w:sz w:val="22"/>
         </w:rPr>
-        <w:t>创业板指与科创50的RSI指标已进入严重超买区，且两者涨幅过大，短期内积聚了巨大的获利盘。技术性回调随时可能发生，波动幅度或将加剧。</w:t>
+        <w:t>北向资金的连续净流出是当前最需警惕的风险。若此现象加剧，将对市场情绪产生实质冲击。</w:t>
       </w:r>
     </w:p>
     <w:p>
@@ -799,7 +811,7 @@
           <w:color w:val="D29922"/>
           <w:sz w:val="22"/>
         </w:rPr>
-        <w:t>主线过于集中：</w:t>
+        <w:t>业绩披露期扰动：</w:t>
       </w:r>
       <w:r>
         <w:rPr>
@@ -807,30 +819,7 @@
           <w:color w:val="1A1A1A"/>
           <w:sz w:val="22"/>
         </w:rPr>
-        <w:t>资金高度拥挤在AI、信创等少数几个板块，一旦龙头个股出现放量滞涨或巨额成交，须警惕板块内部分化与高位切换风险。</w:t>
-      </w:r>
-    </w:p>
-    <w:p>
-      <w:pPr>
-        <w:pStyle w:val="ListBullet"/>
-        <w:spacing w:after="40"/>
-      </w:pPr>
-      <w:r>
-        <w:rPr>
-          <w:rFonts w:ascii="微软雅黑" w:hAnsi="微软雅黑" w:eastAsia="微软雅黑"/>
-          <w:b/>
-          <w:color w:val="D29922"/>
-          <w:sz w:val="22"/>
-        </w:rPr>
-        <w:t>宏观数据分化：</w:t>
-      </w:r>
-      <w:r>
-        <w:rPr>
-          <w:rFonts w:ascii="微软雅黑" w:hAnsi="微软雅黑" w:eastAsia="微软雅黑"/>
-          <w:color w:val="1A1A1A"/>
-          <w:sz w:val="22"/>
-        </w:rPr>
-        <w:t>社融增量较同期有所减少，显示实体经济有效需求仍需巩固。若后续政策力度不达预期，单纯由流动性驱动的行情可能面临回调考验。</w:t>
+        <w:t>正值中报业绩预告窗口期，部分跟风炒作且缺乏基本面支撑的科技概念股，可能随时面临业绩不达预期的“暴雷”风险。</w:t>
       </w:r>
     </w:p>
     <w:p/>

--- a/reports/2026-07-31/1500.docx
+++ b/reports/2026-07-31/1500.docx
@@ -100,7 +100,7 @@
           </w:tcPr>
           <w:p>
             <w:r>
-              <w:t>3835.24</w:t>
+              <w:t>3840.64</w:t>
             </w:r>
           </w:p>
         </w:tc>
@@ -110,7 +110,7 @@
           </w:tcPr>
           <w:p>
             <w:r>
-              <w:t>+0.80%</w:t>
+              <w:t>+0.94%</w:t>
             </w:r>
           </w:p>
         </w:tc>
@@ -140,7 +140,7 @@
           </w:tcPr>
           <w:p>
             <w:r>
-              <w:t>13660.73</w:t>
+              <w:t>13669.17</w:t>
             </w:r>
           </w:p>
         </w:tc>
@@ -150,7 +150,7 @@
           </w:tcPr>
           <w:p>
             <w:r>
-              <w:t>+2.82%</w:t>
+              <w:t>+2.89%</w:t>
             </w:r>
           </w:p>
         </w:tc>
@@ -180,7 +180,7 @@
           </w:tcPr>
           <w:p>
             <w:r>
-              <w:t>3379.11</w:t>
+              <w:t>3379.19</w:t>
             </w:r>
           </w:p>
         </w:tc>
@@ -220,7 +220,7 @@
           </w:tcPr>
           <w:p>
             <w:r>
-              <w:t>1662.06</w:t>
+              <w:t>1659.12</w:t>
             </w:r>
           </w:p>
         </w:tc>
@@ -230,7 +230,7 @@
           </w:tcPr>
           <w:p>
             <w:r>
-              <w:t>+4.64%</w:t>
+              <w:t>+4.45%</w:t>
             </w:r>
           </w:p>
         </w:tc>
@@ -260,7 +260,7 @@
           </w:tcPr>
           <w:p>
             <w:r>
-              <w:t>4600.79</w:t>
+              <w:t>4606.62</w:t>
             </w:r>
           </w:p>
         </w:tc>
@@ -270,7 +270,7 @@
           </w:tcPr>
           <w:p>
             <w:r>
-              <w:t>+1.12%</w:t>
+              <w:t>+1.25%</w:t>
             </w:r>
           </w:p>
         </w:tc>
@@ -300,7 +300,7 @@
           </w:tcPr>
           <w:p>
             <w:r>
-              <w:t>7540.97</w:t>
+              <w:t>7545.37</w:t>
             </w:r>
           </w:p>
         </w:tc>
@@ -310,7 +310,7 @@
           </w:tcPr>
           <w:p>
             <w:r>
-              <w:t>+3.17%</w:t>
+              <w:t>+3.23%</w:t>
             </w:r>
           </w:p>
         </w:tc>
@@ -385,7 +385,7 @@
           <w:color w:val="1A1A1A"/>
           <w:sz w:val="22"/>
         </w:rPr>
-        <w:t>市场概览</w:t>
+        <w:t>📊 市场概览</w:t>
       </w:r>
     </w:p>
     <w:p>
@@ -398,7 +398,7 @@
           <w:color w:val="1A1A1A"/>
           <w:sz w:val="22"/>
         </w:rPr>
-        <w:t>今日A股市场呈现“权重搭台，成长唱戏”的鲜明格局。在超过94%的个股收红、仅有56家下跌的普涨狂欢中，流动性溢价向科技成长方向猛烈倾斜。科创50与创业板指分别暴涨超4.6%和4.1%，而沪指仅温和收涨0.8%，清晰地指明了日内资金的主攻方向。</w:t>
+        <w:t>今日市场呈现普涨格局，市场情绪显著回暖。全市场超过93%的个股收红，84家个股涨停，无一跌停，赚钱效应极佳。但值得注意的是，主要指数高开后有所回落，实体阳线较短，且北向资金逆势净流出，形成微妙分歧。</w:t>
       </w:r>
     </w:p>
     <w:p>
@@ -411,7 +411,7 @@
           <w:color w:val="1A1A1A"/>
           <w:sz w:val="22"/>
         </w:rPr>
-        <w:t>核心指标</w:t>
+        <w:t>📈 核心指标</w:t>
       </w:r>
     </w:p>
     <w:p>
@@ -426,7 +426,7 @@
           <w:color w:val="D29922"/>
           <w:sz w:val="22"/>
         </w:rPr>
-        <w:t>涨跌比与情绪</w:t>
+        <w:t>涨跌比</w:t>
       </w:r>
       <w:r>
         <w:rPr>
@@ -434,7 +434,7 @@
           <w:color w:val="1A1A1A"/>
           <w:sz w:val="22"/>
         </w:rPr>
-        <w:t>：上涨942家 vs 下跌56家，涨跌比高达16.8:1。涨停80家，跌停0家。此数据表明市场情绪达到短期极致，做多动能高度亢奋。</w:t>
+        <w:t>：938 : 56，极端多头优势，市场宽度极佳。</w:t>
       </w:r>
     </w:p>
     <w:p>
@@ -457,7 +457,7 @@
           <w:color w:val="1A1A1A"/>
           <w:sz w:val="22"/>
         </w:rPr>
-        <w:t>：沪深两市总成交额预计为2.18万亿元，换手率达4.3%。量能有效放大，支撑了科技板块的全面爆发。</w:t>
+        <w:t>：全日成交额估算约2.29万亿，较前日显著放量，但主要集中在早盘冲高阶段。</w:t>
       </w:r>
     </w:p>
     <w:p>
@@ -480,7 +480,7 @@
           <w:color w:val="1A1A1A"/>
           <w:sz w:val="22"/>
         </w:rPr>
-        <w:t>：全日净流出30.68亿元，与内资的狂热形成鲜明背离。其中深股通净流出21.4亿元，显示外资在深市大涨中进行减持，需警惕内外资分歧加剧。</w:t>
+        <w:t>：净流出30.68亿，其中深股通净流出21.4亿。指数大涨与聪明钱流出形成背离，是短期值得警惕的信号。</w:t>
       </w:r>
     </w:p>
     <w:p>
@@ -495,7 +495,7 @@
           <w:color w:val="D29922"/>
           <w:sz w:val="22"/>
         </w:rPr>
-        <w:t>大单资金</w:t>
+        <w:t>资金流</w:t>
       </w:r>
       <w:r>
         <w:rPr>
@@ -503,7 +503,7 @@
           <w:color w:val="1A1A1A"/>
           <w:sz w:val="22"/>
         </w:rPr>
-        <w:t>：监控样本显示大单/特大单合计净流入110.09亿元，是驱动今日行情的核心主力。</w:t>
+        <w:t>：样本数据显示大单资金净流入超110亿，显示内资主力是本日做多主导力量。</w:t>
       </w:r>
     </w:p>
     <w:p>
@@ -516,7 +516,7 @@
           <w:color w:val="1A1A1A"/>
           <w:sz w:val="22"/>
         </w:rPr>
-        <w:t>板块热点</w:t>
+        <w:t>🔥 板块热点</w:t>
       </w:r>
     </w:p>
     <w:p>
@@ -530,7 +530,7 @@
           <w:color w:val="D29922"/>
           <w:sz w:val="22"/>
         </w:rPr>
-        <w:t>领涨主线：</w:t>
+        <w:t>领涨：</w:t>
       </w:r>
       <w:r>
         <w:rPr>
@@ -538,7 +538,7 @@
           <w:color w:val="1A1A1A"/>
           <w:sz w:val="22"/>
         </w:rPr>
-        <w:t>次新股（+3.65%）、电子器件（+0.98%）、电子信息（+0.76%）领衔。这背后是国产替代逻辑延续与AI+应用端商业化预期升温的共振。涨停潮中，中文在线、昆仑万维、蓝色光标等AI应用概念股批量20CM涨停，标志着资金正从硬件基础设施向软件应用端（AIGC、IP）渗透。</w:t>
+        <w:t>次新股（+3.63%）板块爆发，成为情绪风向标。电子器件（+0.98%）、电子信息（+0.77%）和机械行业（+0.71%）紧随其后，显示资金围绕科技成长和高端制造两大主线进行攻击。这与昨夜美股纳斯达克大涨2.78%形成映射。</w:t>
       </w:r>
     </w:p>
     <w:p>
@@ -552,7 +552,7 @@
           <w:color w:val="D29922"/>
           <w:sz w:val="22"/>
         </w:rPr>
-        <w:t>弱势板块：</w:t>
+        <w:t>领跌：</w:t>
       </w:r>
       <w:r>
         <w:rPr>
@@ -560,7 +560,7 @@
           <w:color w:val="1A1A1A"/>
           <w:sz w:val="22"/>
         </w:rPr>
-        <w:t>酿酒行业（-0.22%）是唯一下跌的行业板块。钢铁、建材等传统周期股也出现在跌幅榜上，表明机构资金在场内积极腾挪，从防御性价值板块撤出，转投高弹性成长赛道。</w:t>
+        <w:t>酿酒行业（-0.29%）独自下跌，防御性板块遭资金抛弃，验证了市场风险偏好急剧抬升的盘面特征。涨停榜上，昆仑万维、蓝色光标等AI应用概念股批量涨停，成为最强分支。</w:t>
       </w:r>
     </w:p>
     <w:p>
@@ -573,7 +573,30 @@
           <w:color w:val="1A1A1A"/>
           <w:sz w:val="22"/>
         </w:rPr>
-        <w:t>技术信号</w:t>
+        <w:t>📉 技术信号</w:t>
+      </w:r>
+    </w:p>
+    <w:p>
+      <w:pPr>
+        <w:pStyle w:val="ListBullet"/>
+        <w:spacing w:after="40"/>
+      </w:pPr>
+      <w:r>
+        <w:rPr>
+          <w:rFonts w:ascii="微软雅黑" w:hAnsi="微软雅黑" w:eastAsia="微软雅黑"/>
+          <w:b/>
+          <w:color w:val="D29922"/>
+          <w:sz w:val="22"/>
+        </w:rPr>
+        <w:t>上证指数</w:t>
+      </w:r>
+      <w:r>
+        <w:rPr>
+          <w:rFonts w:ascii="微软雅黑" w:hAnsi="微软雅黑" w:eastAsia="微软雅黑"/>
+          <w:color w:val="1A1A1A"/>
+          <w:sz w:val="22"/>
+        </w:rPr>
+        <w:t>：跳空高开后维持震荡。日线级别脱离前期盘整平台，MACD金叉红柱放大，但K线实体较小，显示3850点上方存在短期压力。</w:t>
       </w:r>
     </w:p>
     <w:p>
@@ -596,7 +619,7 @@
           <w:color w:val="1A1A1A"/>
           <w:sz w:val="22"/>
         </w:rPr>
-        <w:t>：今日以4.64%的涨幅领冠全场。一根长阳突破近期盘整平台，形成明确的攻击形态。MACD快慢线金叉开口放大，红柱动能显著增强；RSI快速进入超买区域，但强势行情中该指标会钝化，后续重点看量能持续性。</w:t>
+        <w:t>：表现最强，涨幅达4.45%。指数高开低走，开盘价1721.36即是日内高点，形态上收出“假阴线”。RSI进入超买区，短期有震荡消化需求。</w:t>
       </w:r>
     </w:p>
     <w:p>
@@ -619,30 +642,7 @@
           <w:color w:val="1A1A1A"/>
           <w:sz w:val="22"/>
         </w:rPr>
-        <w:t>：同样放量收出长阳，收于3379点，逼近前期高点。KDJ指标J线高位钝化，表明当前处于极度强势的单边推升阶段，技术阻力已非主要矛盾，资金博弈节奏是核心。</w:t>
-      </w:r>
-    </w:p>
-    <w:p>
-      <w:pPr>
-        <w:pStyle w:val="ListBullet"/>
-        <w:spacing w:after="40"/>
-      </w:pPr>
-      <w:r>
-        <w:rPr>
-          <w:rFonts w:ascii="微软雅黑" w:hAnsi="微软雅黑" w:eastAsia="微软雅黑"/>
-          <w:b/>
-          <w:color w:val="D29922"/>
-          <w:sz w:val="22"/>
-        </w:rPr>
-        <w:t>上证指数</w:t>
-      </w:r>
-      <w:r>
-        <w:rPr>
-          <w:rFonts w:ascii="微软雅黑" w:hAnsi="微软雅黑" w:eastAsia="微软雅黑"/>
-          <w:color w:val="1A1A1A"/>
-          <w:sz w:val="22"/>
-        </w:rPr>
-        <w:t>：成交温和放大，收出小阳线。指数仍处于箱体上沿的蓄力期，表现远落后于成长指数。这种分化意味着沪指当前的参考意义更多在于稳定市场情绪，而非指引交易方向。</w:t>
+        <w:t>：大涨4.15%，量能充沛。指数已完全收复近期失地，但同样面临高开低走的K线形态，追高风险收益比一般。</w:t>
       </w:r>
     </w:p>
     <w:p>
@@ -655,7 +655,7 @@
           <w:color w:val="1A1A1A"/>
           <w:sz w:val="22"/>
         </w:rPr>
-        <w:t>量化视角</w:t>
+        <w:t>🔍 量化视角</w:t>
       </w:r>
     </w:p>
     <w:p>
@@ -669,7 +669,7 @@
           <w:color w:val="D29922"/>
           <w:sz w:val="22"/>
         </w:rPr>
-        <w:t>资金流向结构分化：</w:t>
+        <w:t>量价关系：</w:t>
       </w:r>
       <w:r>
         <w:rPr>
@@ -677,8 +677,13 @@
           <w:color w:val="1A1A1A"/>
           <w:sz w:val="22"/>
         </w:rPr>
-        <w:t>日内大单资金大幅净流入，但北向资金逆势净流出，形成“内资买、外资卖”的短期分歧信号。这通常预示着板块将进入高位分化期。</w:t>
+        <w:t>“放量滞涨”迹象初显。各大指数成交额巨大，但K线实体涨幅远小于开盘涨幅，表明在当前位置，多空分歧加大，部分资金借高开兑现。</w:t>
       </w:r>
+    </w:p>
+    <w:p>
+      <w:pPr>
+        <w:spacing w:after="120"/>
+      </w:pPr>
       <w:r>
         <w:rPr>
           <w:rFonts w:ascii="微软雅黑" w:hAnsi="微软雅黑" w:eastAsia="微软雅黑"/>
@@ -686,7 +691,7 @@
           <w:color w:val="D29922"/>
           <w:sz w:val="22"/>
         </w:rPr>
-        <w:t>市场宽度极佳：</w:t>
+        <w:t>市场宽度：</w:t>
       </w:r>
       <w:r>
         <w:rPr>
@@ -694,8 +699,13 @@
           <w:color w:val="1A1A1A"/>
           <w:sz w:val="22"/>
         </w:rPr>
-        <w:t>94.2%的上行比例说明这是一次系统性的流动性注入，而非存量博弈的结构性行情，增量资金入场痕迹明显，为行情的持续性提供了基础。</w:t>
+        <w:t>极端宽度（93.8%）通常预示着短期情绪高潮，次日分化概率极大。历史数据显示，如此高的上涨比例后，次日跌停家数大概率会回升。</w:t>
       </w:r>
+    </w:p>
+    <w:p>
+      <w:pPr>
+        <w:spacing w:after="120"/>
+      </w:pPr>
       <w:r>
         <w:rPr>
           <w:rFonts w:ascii="微软雅黑" w:hAnsi="微软雅黑" w:eastAsia="微软雅黑"/>
@@ -703,7 +713,7 @@
           <w:color w:val="D29922"/>
           <w:sz w:val="22"/>
         </w:rPr>
-        <w:t>量价匹配：</w:t>
+        <w:t>资金背离：</w:t>
       </w:r>
       <w:r>
         <w:rPr>
@@ -711,7 +721,7 @@
           <w:color w:val="1A1A1A"/>
           <w:sz w:val="22"/>
         </w:rPr>
-        <w:t>高换手（4.3%）配合长阳，量价关系健康。增量资金主攻方向明确（科创板、创业板），形成了清晰的赚钱效应，有望吸引更多右侧资金入场。</w:t>
+        <w:t>北向资金净流出与指数大涨的背离，以及大单资金净流入与总成交额的匹配度，需在后续交易日持续跟踪。若北向连续流出，这对本轮反弹的持续性将构成挑战。</w:t>
       </w:r>
     </w:p>
     <w:p>
@@ -724,7 +734,7 @@
           <w:color w:val="1A1A1A"/>
           <w:sz w:val="22"/>
         </w:rPr>
-        <w:t>宏观背景</w:t>
+        <w:t>🌍 宏观背景</w:t>
       </w:r>
     </w:p>
     <w:p>
@@ -737,7 +747,7 @@
           <w:color w:val="1A1A1A"/>
           <w:sz w:val="22"/>
         </w:rPr>
-        <w:t>当前宏观环境为“科技牛”提供了温床。6月CPI同比仅上涨1.0%，核心CPI温和上涨1.2%，通胀压力极小，为央行维持1.4%的低利率逆回购操作和3.5%的5年期LPR提供了政策空间。虽然6月社融增量同比少增，但M2增速仍维持在8.0%的较高水平，广义流动性依然充裕。在实体经济回报率承压的背景下，过剩的流动性更倾向于涌入有政策支持和高景气预期的科技赛道进行资产配置，近期持续活跃的AI、智能汽车等方向正是这一逻辑的体现。</w:t>
+        <w:t>宏观数据面保持平稳，6月PMI（50.3）仍处扩张区，CPI温和上涨1.0%，为市场提供了稳定的基本面环境。LPR连续14个月不变，显示货币政策定力十足。商业银行净息差处于历史低位（1.4%），制约了金融板块的盈利弹性，资金因此更偏好对利率不敏感的科技成长股。短期流动性无虞，支撑结构性行情展开。</w:t>
       </w:r>
     </w:p>
     <w:p>
@@ -750,76 +760,72 @@
           <w:color w:val="1A1A1A"/>
           <w:sz w:val="22"/>
         </w:rPr>
-        <w:t>风险提示</w:t>
+        <w:t>⚠️ 风险提示</w:t>
       </w:r>
     </w:p>
     <w:p>
       <w:pPr>
-        <w:pStyle w:val="ListBullet"/>
-        <w:spacing w:after="40"/>
+        <w:spacing w:after="120"/>
       </w:pPr>
-      <w:r>
-        <w:rPr>
-          <w:rFonts w:ascii="微软雅黑" w:hAnsi="微软雅黑" w:eastAsia="微软雅黑"/>
-          <w:b/>
-          <w:color w:val="D29922"/>
-          <w:sz w:val="22"/>
-        </w:rPr>
-        <w:t>短期过热风险：</w:t>
-      </w:r>
       <w:r>
         <w:rPr>
           <w:rFonts w:ascii="微软雅黑" w:hAnsi="微软雅黑" w:eastAsia="微软雅黑"/>
           <w:color w:val="1A1A1A"/>
           <w:sz w:val="22"/>
         </w:rPr>
-        <w:t>涨跌比创近期新高，情绪指标触顶，次日面临巨大的个股分化与获利回吐压力。高位追涨盈亏比显著下降。</w:t>
+        <w:t>1. **情绪高潮后的分化风险**：93.8%的上涨比例已是极致数据，明日个股大概率大幅分化，追高后排跟风股风险极高。</w:t>
       </w:r>
     </w:p>
     <w:p>
       <w:pPr>
-        <w:pStyle w:val="ListBullet"/>
-        <w:spacing w:after="40"/>
+        <w:spacing w:after="120"/>
       </w:pPr>
-      <w:r>
-        <w:rPr>
-          <w:rFonts w:ascii="微软雅黑" w:hAnsi="微软雅黑" w:eastAsia="微软雅黑"/>
-          <w:b/>
-          <w:color w:val="D29922"/>
-          <w:sz w:val="22"/>
-        </w:rPr>
-        <w:t>内外资分歧：</w:t>
-      </w:r>
       <w:r>
         <w:rPr>
           <w:rFonts w:ascii="微软雅黑" w:hAnsi="微软雅黑" w:eastAsia="微软雅黑"/>
           <w:color w:val="1A1A1A"/>
           <w:sz w:val="22"/>
         </w:rPr>
-        <w:t>北向资金的连续净流出是当前最需警惕的风险。若此现象加剧，将对市场情绪产生实质冲击。</w:t>
+        <w:t>2. **北向资金背离风险**：指数大涨而北向净流出是明确的警示信号，需警惕其行为的持续性。</w:t>
       </w:r>
     </w:p>
     <w:p>
       <w:pPr>
-        <w:pStyle w:val="ListBullet"/>
-        <w:spacing w:after="40"/>
+        <w:spacing w:after="120"/>
       </w:pPr>
-      <w:r>
-        <w:rPr>
-          <w:rFonts w:ascii="微软雅黑" w:hAnsi="微软雅黑" w:eastAsia="微软雅黑"/>
-          <w:b/>
-          <w:color w:val="D29922"/>
-          <w:sz w:val="22"/>
-        </w:rPr>
-        <w:t>业绩披露期扰动：</w:t>
-      </w:r>
       <w:r>
         <w:rPr>
           <w:rFonts w:ascii="微软雅黑" w:hAnsi="微软雅黑" w:eastAsia="微软雅黑"/>
           <w:color w:val="1A1A1A"/>
           <w:sz w:val="22"/>
         </w:rPr>
-        <w:t>正值中报业绩预告窗口期，部分跟风炒作且缺乏基本面支撑的科技概念股，可能随时面临业绩不达预期的“暴雷”风险。</w:t>
+        <w:t>3. **高开低走的引力**：各大指数普遍高开低走，若次日无法快速反包今日开盘价，可能形成短期技术性顶部。</w:t>
+      </w:r>
+    </w:p>
+    <w:p>
+      <w:pPr>
+        <w:spacing w:after="120"/>
+      </w:pPr>
+      <w:r>
+        <w:rPr>
+          <w:rFonts w:ascii="微软雅黑" w:hAnsi="微软雅黑" w:eastAsia="微软雅黑"/>
+          <w:color w:val="1A1A1A"/>
+          <w:sz w:val="22"/>
+        </w:rPr>
+        <w:t>4. **主线稳定性考验**：AI应用概念股多为PE畸高或为负的品种，由情绪和资金驱动，波动剧烈，其持续性决定了本轮反弹的高度。</w:t>
+      </w:r>
+    </w:p>
+    <w:p>
+      <w:pPr>
+        <w:spacing w:after="120"/>
+      </w:pPr>
+      <w:r>
+        <w:rPr>
+          <w:rFonts w:ascii="微软雅黑" w:hAnsi="微软雅黑" w:eastAsia="微软雅黑"/>
+          <w:color w:val="1A1A1A"/>
+          <w:sz w:val="22"/>
+        </w:rPr>
+        <w:t>⚠️ 免责声明：本报告由 AI 自动生成，仅供参考，不构成任何投资建议。投资有风险，入市需谨慎。报告中的数据来源于公开接口，不对其准确性做任何保证。</w:t>
       </w:r>
     </w:p>
     <w:p/>
